--- a/report/report.docx
+++ b/report/report.docx
@@ -1626,7 +1626,33 @@
                 <w:lang w:eastAsia="en-IN"/>
                 <w14:ligatures w14:val="none"/>
               </w:rPr>
-              <w:t>Prof. Swagatam Basu</w:t>
+              <w:t xml:space="preserve">Prof. </w:t>
+            </w:r>
+            <w:proofErr w:type="spellStart"/>
+            <w:r>
+              <w:rPr>
+                <w:rFonts w:ascii="Courier New" w:eastAsia="Times New Roman" w:hAnsi="Courier New" w:cs="Courier New"/>
+                <w:color w:val="000000"/>
+                <w:kern w:val="0"/>
+                <w:sz w:val="30"/>
+                <w:szCs w:val="30"/>
+                <w:lang w:eastAsia="en-IN"/>
+                <w14:ligatures w14:val="none"/>
+              </w:rPr>
+              <w:t>Swagatam</w:t>
+            </w:r>
+            <w:proofErr w:type="spellEnd"/>
+            <w:r>
+              <w:rPr>
+                <w:rFonts w:ascii="Courier New" w:eastAsia="Times New Roman" w:hAnsi="Courier New" w:cs="Courier New"/>
+                <w:color w:val="000000"/>
+                <w:kern w:val="0"/>
+                <w:sz w:val="30"/>
+                <w:szCs w:val="30"/>
+                <w:lang w:eastAsia="en-IN"/>
+                <w14:ligatures w14:val="none"/>
+              </w:rPr>
+              <w:t xml:space="preserve"> Basu</w:t>
             </w:r>
             <w:r>
               <w:rPr>
@@ -1639,7 +1665,33 @@
                 <w14:ligatures w14:val="none"/>
               </w:rPr>
               <w:br/>
-              <w:t>Prof. Soumadip Biswas</w:t>
+              <w:t xml:space="preserve">Prof. </w:t>
+            </w:r>
+            <w:proofErr w:type="spellStart"/>
+            <w:r>
+              <w:rPr>
+                <w:rFonts w:ascii="Courier New" w:eastAsia="Times New Roman" w:hAnsi="Courier New" w:cs="Courier New"/>
+                <w:color w:val="000000"/>
+                <w:kern w:val="0"/>
+                <w:sz w:val="30"/>
+                <w:szCs w:val="30"/>
+                <w:lang w:eastAsia="en-IN"/>
+                <w14:ligatures w14:val="none"/>
+              </w:rPr>
+              <w:t>Soumadip</w:t>
+            </w:r>
+            <w:proofErr w:type="spellEnd"/>
+            <w:r>
+              <w:rPr>
+                <w:rFonts w:ascii="Courier New" w:eastAsia="Times New Roman" w:hAnsi="Courier New" w:cs="Courier New"/>
+                <w:color w:val="000000"/>
+                <w:kern w:val="0"/>
+                <w:sz w:val="30"/>
+                <w:szCs w:val="30"/>
+                <w:lang w:eastAsia="en-IN"/>
+                <w14:ligatures w14:val="none"/>
+              </w:rPr>
+              <w:t xml:space="preserve"> Biswas</w:t>
             </w:r>
             <w:r>
               <w:rPr>
@@ -1652,7 +1704,33 @@
                 <w14:ligatures w14:val="none"/>
               </w:rPr>
               <w:br/>
-              <w:t>Prof. Susovan Jana</w:t>
+              <w:t xml:space="preserve">Prof. </w:t>
+            </w:r>
+            <w:proofErr w:type="spellStart"/>
+            <w:r>
+              <w:rPr>
+                <w:rFonts w:ascii="Courier New" w:eastAsia="Times New Roman" w:hAnsi="Courier New" w:cs="Courier New"/>
+                <w:color w:val="000000"/>
+                <w:kern w:val="0"/>
+                <w:sz w:val="30"/>
+                <w:szCs w:val="30"/>
+                <w:lang w:eastAsia="en-IN"/>
+                <w14:ligatures w14:val="none"/>
+              </w:rPr>
+              <w:t>Susovan</w:t>
+            </w:r>
+            <w:proofErr w:type="spellEnd"/>
+            <w:r>
+              <w:rPr>
+                <w:rFonts w:ascii="Courier New" w:eastAsia="Times New Roman" w:hAnsi="Courier New" w:cs="Courier New"/>
+                <w:color w:val="000000"/>
+                <w:kern w:val="0"/>
+                <w:sz w:val="30"/>
+                <w:szCs w:val="30"/>
+                <w:lang w:eastAsia="en-IN"/>
+                <w14:ligatures w14:val="none"/>
+              </w:rPr>
+              <w:t xml:space="preserve"> Jana</w:t>
             </w:r>
           </w:p>
         </w:tc>
@@ -2114,6 +2192,7 @@
           <w:szCs w:val="21"/>
         </w:rPr>
       </w:pPr>
+      <w:proofErr w:type="spellStart"/>
       <w:r>
         <w:rPr>
           <w:rFonts w:ascii="Courier New" w:hAnsi="Courier New" w:cs="Courier New"/>
@@ -2121,7 +2200,16 @@
           <w:szCs w:val="21"/>
         </w:rPr>
         <w:lastRenderedPageBreak/>
-        <w:t>com.expensetracker/</w:t>
+        <w:t>com.expensetracker</w:t>
+      </w:r>
+      <w:proofErr w:type="spellEnd"/>
+      <w:r>
+        <w:rPr>
+          <w:rFonts w:ascii="Courier New" w:hAnsi="Courier New" w:cs="Courier New"/>
+          <w:sz w:val="21"/>
+          <w:szCs w:val="21"/>
+        </w:rPr>
+        <w:t>/</w:t>
       </w:r>
     </w:p>
     <w:p>
@@ -2396,7 +2484,25 @@
           <w:sz w:val="21"/>
           <w:szCs w:val="21"/>
         </w:rPr>
-        <w:t>└── ui/</w:t>
+        <w:t xml:space="preserve">└── </w:t>
+      </w:r>
+      <w:proofErr w:type="spellStart"/>
+      <w:r>
+        <w:rPr>
+          <w:rFonts w:ascii="Courier New" w:hAnsi="Courier New" w:cs="Courier New"/>
+          <w:sz w:val="21"/>
+          <w:szCs w:val="21"/>
+        </w:rPr>
+        <w:t>ui</w:t>
+      </w:r>
+      <w:proofErr w:type="spellEnd"/>
+      <w:r>
+        <w:rPr>
+          <w:rFonts w:ascii="Courier New" w:hAnsi="Courier New" w:cs="Courier New"/>
+          <w:sz w:val="21"/>
+          <w:szCs w:val="21"/>
+        </w:rPr>
+        <w:t>/</w:t>
       </w:r>
     </w:p>
     <w:p>
@@ -2600,7 +2706,21 @@
         <w:rPr>
           <w:rFonts w:ascii="Times New Roman" w:hAnsi="Times New Roman" w:cs="Times New Roman"/>
         </w:rPr>
-        <w:t>Acts as the service layer (ViewModel in MVVM). Contains business logic for managing transactions and categories, and mediates between the UI and the database.</w:t>
+        <w:t>Acts as the service layer (</w:t>
+      </w:r>
+      <w:proofErr w:type="spellStart"/>
+      <w:r>
+        <w:rPr>
+          <w:rFonts w:ascii="Times New Roman" w:hAnsi="Times New Roman" w:cs="Times New Roman"/>
+        </w:rPr>
+        <w:t>ViewModel</w:t>
+      </w:r>
+      <w:proofErr w:type="spellEnd"/>
+      <w:r>
+        <w:rPr>
+          <w:rFonts w:ascii="Times New Roman" w:hAnsi="Times New Roman" w:cs="Times New Roman"/>
+        </w:rPr>
+        <w:t xml:space="preserve"> in MVVM). Contains business logic for managing transactions and categories, and mediates between the UI and the database.</w:t>
       </w:r>
     </w:p>
     <w:p>
@@ -2708,7 +2828,21 @@
         <w:rPr>
           <w:rFonts w:ascii="Times New Roman" w:hAnsi="Times New Roman" w:cs="Times New Roman"/>
         </w:rPr>
-        <w:t>The main entry point of the application. Initializes the main window (MainFrame) and starts the application.</w:t>
+        <w:t>The main entry point of the application. Initializes the main window (</w:t>
+      </w:r>
+      <w:proofErr w:type="spellStart"/>
+      <w:r>
+        <w:rPr>
+          <w:rFonts w:ascii="Times New Roman" w:hAnsi="Times New Roman" w:cs="Times New Roman"/>
+        </w:rPr>
+        <w:t>MainFrame</w:t>
+      </w:r>
+      <w:proofErr w:type="spellEnd"/>
+      <w:r>
+        <w:rPr>
+          <w:rFonts w:ascii="Times New Roman" w:hAnsi="Times New Roman" w:cs="Times New Roman"/>
+        </w:rPr>
+        <w:t>) and starts the application.</w:t>
       </w:r>
     </w:p>
     <w:p>
@@ -2870,11 +3004,19 @@
           <w:bCs/>
         </w:rPr>
       </w:pPr>
+      <w:proofErr w:type="spellStart"/>
       <w:r>
         <w:rPr>
           <w:rFonts w:ascii="Courier New" w:hAnsi="Courier New" w:cs="Courier New"/>
         </w:rPr>
-        <w:t>ui/MainFrame.java</w:t>
+        <w:t>ui</w:t>
+      </w:r>
+      <w:proofErr w:type="spellEnd"/>
+      <w:r>
+        <w:rPr>
+          <w:rFonts w:ascii="Courier New" w:hAnsi="Courier New" w:cs="Courier New"/>
+        </w:rPr>
+        <w:t>/MainFrame.java</w:t>
       </w:r>
       <w:r>
         <w:rPr>
@@ -2914,11 +3056,19 @@
           <w:bCs/>
         </w:rPr>
       </w:pPr>
+      <w:proofErr w:type="spellStart"/>
       <w:r>
         <w:rPr>
           <w:rFonts w:ascii="Courier New" w:hAnsi="Courier New" w:cs="Courier New"/>
         </w:rPr>
-        <w:t>ui/DashboardPanel.java</w:t>
+        <w:t>ui</w:t>
+      </w:r>
+      <w:proofErr w:type="spellEnd"/>
+      <w:r>
+        <w:rPr>
+          <w:rFonts w:ascii="Courier New" w:hAnsi="Courier New" w:cs="Courier New"/>
+        </w:rPr>
+        <w:t>/DashboardPanel.java</w:t>
       </w:r>
       <w:r>
         <w:rPr>
@@ -2950,11 +3100,19 @@
           <w:bCs/>
         </w:rPr>
       </w:pPr>
+      <w:proofErr w:type="spellStart"/>
       <w:r>
         <w:rPr>
           <w:rFonts w:ascii="Courier New" w:hAnsi="Courier New" w:cs="Courier New"/>
         </w:rPr>
-        <w:t>ui/TransactionsPanel.java</w:t>
+        <w:t>ui</w:t>
+      </w:r>
+      <w:proofErr w:type="spellEnd"/>
+      <w:r>
+        <w:rPr>
+          <w:rFonts w:ascii="Courier New" w:hAnsi="Courier New" w:cs="Courier New"/>
+        </w:rPr>
+        <w:t>/TransactionsPanel.java</w:t>
       </w:r>
       <w:r>
         <w:rPr>
@@ -2986,11 +3144,19 @@
           <w:bCs/>
         </w:rPr>
       </w:pPr>
+      <w:proofErr w:type="spellStart"/>
       <w:r>
         <w:rPr>
           <w:rFonts w:ascii="Courier New" w:hAnsi="Courier New" w:cs="Courier New"/>
         </w:rPr>
-        <w:t>ui/CategoriesPanel.java</w:t>
+        <w:t>ui</w:t>
+      </w:r>
+      <w:proofErr w:type="spellEnd"/>
+      <w:r>
+        <w:rPr>
+          <w:rFonts w:ascii="Courier New" w:hAnsi="Courier New" w:cs="Courier New"/>
+        </w:rPr>
+        <w:t>/CategoriesPanel.java</w:t>
       </w:r>
       <w:r>
         <w:rPr>
@@ -3104,11 +3270,19 @@
           <w:rFonts w:ascii="Times New Roman" w:hAnsi="Times New Roman" w:cs="Times New Roman"/>
         </w:rPr>
       </w:pPr>
-      <w:r>
-        <w:rPr>
-          <w:rFonts w:ascii="Times New Roman" w:hAnsi="Times New Roman" w:cs="Times New Roman"/>
-        </w:rPr>
-        <w:t>MainFrame is initialized and displayed.</w:t>
+      <w:proofErr w:type="spellStart"/>
+      <w:r>
+        <w:rPr>
+          <w:rFonts w:ascii="Times New Roman" w:hAnsi="Times New Roman" w:cs="Times New Roman"/>
+        </w:rPr>
+        <w:t>MainFrame</w:t>
+      </w:r>
+      <w:proofErr w:type="spellEnd"/>
+      <w:r>
+        <w:rPr>
+          <w:rFonts w:ascii="Times New Roman" w:hAnsi="Times New Roman" w:cs="Times New Roman"/>
+        </w:rPr>
+        <w:t> is initialized and displayed.</w:t>
       </w:r>
     </w:p>
     <w:p>
@@ -3157,7 +3331,21 @@
         <w:rPr>
           <w:rFonts w:ascii="Times New Roman" w:hAnsi="Times New Roman" w:cs="Times New Roman"/>
         </w:rPr>
-        <w:t>The main window (MainFrame) presents three tabs: Dashboard, Transactions, and Categories.</w:t>
+        <w:t>The main window (</w:t>
+      </w:r>
+      <w:proofErr w:type="spellStart"/>
+      <w:r>
+        <w:rPr>
+          <w:rFonts w:ascii="Times New Roman" w:hAnsi="Times New Roman" w:cs="Times New Roman"/>
+        </w:rPr>
+        <w:t>MainFrame</w:t>
+      </w:r>
+      <w:proofErr w:type="spellEnd"/>
+      <w:r>
+        <w:rPr>
+          <w:rFonts w:ascii="Times New Roman" w:hAnsi="Times New Roman" w:cs="Times New Roman"/>
+        </w:rPr>
+        <w:t>) presents three tabs: Dashboard, Transactions, and Categories.</w:t>
       </w:r>
     </w:p>
     <w:p>
@@ -3193,7 +3381,49 @@
         <w:rPr>
           <w:rFonts w:ascii="Times New Roman" w:hAnsi="Times New Roman" w:cs="Times New Roman"/>
         </w:rPr>
-        <w:t>(DashboardPanel, TransactionsPanel, CategoriesPanel).</w:t>
+        <w:t>(</w:t>
+      </w:r>
+      <w:proofErr w:type="spellStart"/>
+      <w:r>
+        <w:rPr>
+          <w:rFonts w:ascii="Times New Roman" w:hAnsi="Times New Roman" w:cs="Times New Roman"/>
+        </w:rPr>
+        <w:t>DashboardPanel</w:t>
+      </w:r>
+      <w:proofErr w:type="spellEnd"/>
+      <w:r>
+        <w:rPr>
+          <w:rFonts w:ascii="Times New Roman" w:hAnsi="Times New Roman" w:cs="Times New Roman"/>
+        </w:rPr>
+        <w:t>, </w:t>
+      </w:r>
+      <w:proofErr w:type="spellStart"/>
+      <w:r>
+        <w:rPr>
+          <w:rFonts w:ascii="Times New Roman" w:hAnsi="Times New Roman" w:cs="Times New Roman"/>
+        </w:rPr>
+        <w:t>TransactionsPanel</w:t>
+      </w:r>
+      <w:proofErr w:type="spellEnd"/>
+      <w:r>
+        <w:rPr>
+          <w:rFonts w:ascii="Times New Roman" w:hAnsi="Times New Roman" w:cs="Times New Roman"/>
+        </w:rPr>
+        <w:t>, </w:t>
+      </w:r>
+      <w:proofErr w:type="spellStart"/>
+      <w:r>
+        <w:rPr>
+          <w:rFonts w:ascii="Times New Roman" w:hAnsi="Times New Roman" w:cs="Times New Roman"/>
+        </w:rPr>
+        <w:t>CategoriesPanel</w:t>
+      </w:r>
+      <w:proofErr w:type="spellEnd"/>
+      <w:r>
+        <w:rPr>
+          <w:rFonts w:ascii="Times New Roman" w:hAnsi="Times New Roman" w:cs="Times New Roman"/>
+        </w:rPr>
+        <w:t>).</w:t>
       </w:r>
     </w:p>
     <w:p>
@@ -3242,7 +3472,35 @@
         <w:rPr>
           <w:rFonts w:ascii="Times New Roman" w:hAnsi="Times New Roman" w:cs="Times New Roman"/>
         </w:rPr>
-        <w:t>Dashboard Tab: User views charts and statistics. Data is fetched from AppService, which retrieves it from DatabaseManager.</w:t>
+        <w:t>Dashboard Tab: User views charts and statistics. Data is fetched from </w:t>
+      </w:r>
+      <w:proofErr w:type="spellStart"/>
+      <w:r>
+        <w:rPr>
+          <w:rFonts w:ascii="Times New Roman" w:hAnsi="Times New Roman" w:cs="Times New Roman"/>
+        </w:rPr>
+        <w:t>AppService</w:t>
+      </w:r>
+      <w:proofErr w:type="spellEnd"/>
+      <w:r>
+        <w:rPr>
+          <w:rFonts w:ascii="Times New Roman" w:hAnsi="Times New Roman" w:cs="Times New Roman"/>
+        </w:rPr>
+        <w:t>, which retrieves it from </w:t>
+      </w:r>
+      <w:proofErr w:type="spellStart"/>
+      <w:r>
+        <w:rPr>
+          <w:rFonts w:ascii="Times New Roman" w:hAnsi="Times New Roman" w:cs="Times New Roman"/>
+        </w:rPr>
+        <w:t>DatabaseManager</w:t>
+      </w:r>
+      <w:proofErr w:type="spellEnd"/>
+      <w:r>
+        <w:rPr>
+          <w:rFonts w:ascii="Times New Roman" w:hAnsi="Times New Roman" w:cs="Times New Roman"/>
+        </w:rPr>
+        <w:t>.</w:t>
       </w:r>
     </w:p>
     <w:p>
@@ -3264,7 +3522,35 @@
         <w:rPr>
           <w:rFonts w:ascii="Times New Roman" w:hAnsi="Times New Roman" w:cs="Times New Roman"/>
         </w:rPr>
-        <w:t>Transactions Tab: User adds, edits, or deletes transactions. Actions are sent to AppService, which updates the database via DatabaseManager and refreshes the UI.</w:t>
+        <w:t>Transactions Tab: User adds, edits, or deletes transactions. Actions are sent to </w:t>
+      </w:r>
+      <w:proofErr w:type="spellStart"/>
+      <w:r>
+        <w:rPr>
+          <w:rFonts w:ascii="Times New Roman" w:hAnsi="Times New Roman" w:cs="Times New Roman"/>
+        </w:rPr>
+        <w:t>AppService</w:t>
+      </w:r>
+      <w:proofErr w:type="spellEnd"/>
+      <w:r>
+        <w:rPr>
+          <w:rFonts w:ascii="Times New Roman" w:hAnsi="Times New Roman" w:cs="Times New Roman"/>
+        </w:rPr>
+        <w:t>, which updates the database via </w:t>
+      </w:r>
+      <w:proofErr w:type="spellStart"/>
+      <w:r>
+        <w:rPr>
+          <w:rFonts w:ascii="Times New Roman" w:hAnsi="Times New Roman" w:cs="Times New Roman"/>
+        </w:rPr>
+        <w:t>DatabaseManager</w:t>
+      </w:r>
+      <w:proofErr w:type="spellEnd"/>
+      <w:r>
+        <w:rPr>
+          <w:rFonts w:ascii="Times New Roman" w:hAnsi="Times New Roman" w:cs="Times New Roman"/>
+        </w:rPr>
+        <w:t> and refreshes the UI.</w:t>
       </w:r>
     </w:p>
     <w:p>
@@ -3286,7 +3572,35 @@
         <w:rPr>
           <w:rFonts w:ascii="Times New Roman" w:hAnsi="Times New Roman" w:cs="Times New Roman"/>
         </w:rPr>
-        <w:t>Categories Tab: User manages categories. Changes are processed by AppService and persisted by DatabaseManager.</w:t>
+        <w:t>Categories Tab: User manages categories. Changes are processed by </w:t>
+      </w:r>
+      <w:proofErr w:type="spellStart"/>
+      <w:r>
+        <w:rPr>
+          <w:rFonts w:ascii="Times New Roman" w:hAnsi="Times New Roman" w:cs="Times New Roman"/>
+        </w:rPr>
+        <w:t>AppService</w:t>
+      </w:r>
+      <w:proofErr w:type="spellEnd"/>
+      <w:r>
+        <w:rPr>
+          <w:rFonts w:ascii="Times New Roman" w:hAnsi="Times New Roman" w:cs="Times New Roman"/>
+        </w:rPr>
+        <w:t> and persisted by </w:t>
+      </w:r>
+      <w:proofErr w:type="spellStart"/>
+      <w:r>
+        <w:rPr>
+          <w:rFonts w:ascii="Times New Roman" w:hAnsi="Times New Roman" w:cs="Times New Roman"/>
+        </w:rPr>
+        <w:t>DatabaseManager</w:t>
+      </w:r>
+      <w:proofErr w:type="spellEnd"/>
+      <w:r>
+        <w:rPr>
+          <w:rFonts w:ascii="Times New Roman" w:hAnsi="Times New Roman" w:cs="Times New Roman"/>
+        </w:rPr>
+        <w:t>.</w:t>
       </w:r>
     </w:p>
     <w:p>
@@ -3335,7 +3649,21 @@
         <w:rPr>
           <w:rFonts w:ascii="Times New Roman" w:hAnsi="Times New Roman" w:cs="Times New Roman"/>
         </w:rPr>
-        <w:t>UI panels interact with AppService for all business logic.</w:t>
+        <w:t>UI panels interact with </w:t>
+      </w:r>
+      <w:proofErr w:type="spellStart"/>
+      <w:r>
+        <w:rPr>
+          <w:rFonts w:ascii="Times New Roman" w:hAnsi="Times New Roman" w:cs="Times New Roman"/>
+        </w:rPr>
+        <w:t>AppService</w:t>
+      </w:r>
+      <w:proofErr w:type="spellEnd"/>
+      <w:r>
+        <w:rPr>
+          <w:rFonts w:ascii="Times New Roman" w:hAnsi="Times New Roman" w:cs="Times New Roman"/>
+        </w:rPr>
+        <w:t> for all business logic.</w:t>
       </w:r>
     </w:p>
     <w:p>
@@ -3353,11 +3681,33 @@
           <w:rFonts w:ascii="Times New Roman" w:hAnsi="Times New Roman" w:cs="Times New Roman"/>
         </w:rPr>
       </w:pPr>
-      <w:r>
-        <w:rPr>
-          <w:rFonts w:ascii="Times New Roman" w:hAnsi="Times New Roman" w:cs="Times New Roman"/>
-        </w:rPr>
-        <w:t>AppService calls DatabaseManager for data operations.</w:t>
+      <w:proofErr w:type="spellStart"/>
+      <w:r>
+        <w:rPr>
+          <w:rFonts w:ascii="Times New Roman" w:hAnsi="Times New Roman" w:cs="Times New Roman"/>
+        </w:rPr>
+        <w:t>AppService</w:t>
+      </w:r>
+      <w:proofErr w:type="spellEnd"/>
+      <w:r>
+        <w:rPr>
+          <w:rFonts w:ascii="Times New Roman" w:hAnsi="Times New Roman" w:cs="Times New Roman"/>
+        </w:rPr>
+        <w:t> calls </w:t>
+      </w:r>
+      <w:proofErr w:type="spellStart"/>
+      <w:r>
+        <w:rPr>
+          <w:rFonts w:ascii="Times New Roman" w:hAnsi="Times New Roman" w:cs="Times New Roman"/>
+        </w:rPr>
+        <w:t>DatabaseManager</w:t>
+      </w:r>
+      <w:proofErr w:type="spellEnd"/>
+      <w:r>
+        <w:rPr>
+          <w:rFonts w:ascii="Times New Roman" w:hAnsi="Times New Roman" w:cs="Times New Roman"/>
+        </w:rPr>
+        <w:t> for data operations.</w:t>
       </w:r>
     </w:p>
     <w:p>
@@ -3375,11 +3725,19 @@
           <w:rFonts w:ascii="Times New Roman" w:hAnsi="Times New Roman" w:cs="Times New Roman"/>
         </w:rPr>
       </w:pPr>
-      <w:r>
-        <w:rPr>
-          <w:rFonts w:ascii="Times New Roman" w:hAnsi="Times New Roman" w:cs="Times New Roman"/>
-        </w:rPr>
-        <w:t>DatabaseManager performs CRUD operations on the SQLite database.</w:t>
+      <w:proofErr w:type="spellStart"/>
+      <w:r>
+        <w:rPr>
+          <w:rFonts w:ascii="Times New Roman" w:hAnsi="Times New Roman" w:cs="Times New Roman"/>
+        </w:rPr>
+        <w:t>DatabaseManager</w:t>
+      </w:r>
+      <w:proofErr w:type="spellEnd"/>
+      <w:r>
+        <w:rPr>
+          <w:rFonts w:ascii="Times New Roman" w:hAnsi="Times New Roman" w:cs="Times New Roman"/>
+        </w:rPr>
+        <w:t> performs CRUD operations on the SQLite database.</w:t>
       </w:r>
     </w:p>
     <w:p>
@@ -3450,7 +3808,21 @@
         <w:rPr>
           <w:rFonts w:ascii="Times New Roman" w:hAnsi="Times New Roman" w:cs="Times New Roman"/>
         </w:rPr>
-        <w:t>Any errors encountered in the service or database layers are thrown as AppException.</w:t>
+        <w:t>Any errors encountered in the service or database layers are thrown as </w:t>
+      </w:r>
+      <w:proofErr w:type="spellStart"/>
+      <w:r>
+        <w:rPr>
+          <w:rFonts w:ascii="Times New Roman" w:hAnsi="Times New Roman" w:cs="Times New Roman"/>
+        </w:rPr>
+        <w:t>AppException</w:t>
+      </w:r>
+      <w:proofErr w:type="spellEnd"/>
+      <w:r>
+        <w:rPr>
+          <w:rFonts w:ascii="Times New Roman" w:hAnsi="Times New Roman" w:cs="Times New Roman"/>
+        </w:rPr>
+        <w:t>.</w:t>
       </w:r>
     </w:p>
     <w:p>
@@ -3610,6 +3982,7 @@
           <w:u w:val="single"/>
         </w:rPr>
       </w:pPr>
+      <w:proofErr w:type="spellStart"/>
       <w:r>
         <w:rPr>
           <w:rFonts w:ascii="Times New Roman" w:hAnsi="Times New Roman" w:cs="Times New Roman"/>
@@ -3617,563 +3990,317 @@
           <w:bCs/>
           <w:u w:val="single"/>
         </w:rPr>
-        <w:t>DatabaseManager as DAO</w:t>
-      </w:r>
-    </w:p>
-    <w:p>
-      <w:pPr>
-        <w:spacing w:after="0"/>
-        <w:ind w:left="-426" w:right="-472"/>
-        <w:rPr>
-          <w:rFonts w:ascii="Times New Roman" w:hAnsi="Times New Roman" w:cs="Times New Roman"/>
-        </w:rPr>
-      </w:pPr>
-      <w:r>
-        <w:rPr>
-          <w:rFonts w:ascii="Times New Roman" w:hAnsi="Times New Roman" w:cs="Times New Roman"/>
-        </w:rPr>
-        <w:t>The DatabaseManager class provides high-level methods for database operations, hiding the underlying SQL queries from the rest of the application.</w:t>
-      </w:r>
-    </w:p>
-    <w:p>
-      <w:pPr>
-        <w:spacing w:after="0"/>
-        <w:ind w:left="-426" w:right="-472"/>
-        <w:rPr>
-          <w:rFonts w:ascii="Times New Roman" w:hAnsi="Times New Roman" w:cs="Times New Roman"/>
-          <w:b/>
-          <w:bCs/>
-        </w:rPr>
-      </w:pPr>
-    </w:p>
-    <w:p>
-      <w:pPr>
-        <w:pBdr>
-          <w:top w:val="single" w:sz="4" w:space="1" w:color="auto"/>
-          <w:left w:val="single" w:sz="4" w:space="4" w:color="auto"/>
-          <w:bottom w:val="single" w:sz="4" w:space="1" w:color="auto"/>
-          <w:right w:val="single" w:sz="4" w:space="4" w:color="auto"/>
-        </w:pBdr>
-        <w:spacing w:after="0"/>
-        <w:ind w:left="-426" w:right="-472"/>
-        <w:rPr>
-          <w:rFonts w:ascii="Courier New" w:hAnsi="Courier New" w:cs="Courier New"/>
-          <w:sz w:val="20"/>
-          <w:szCs w:val="20"/>
-        </w:rPr>
-      </w:pPr>
-      <w:r>
-        <w:rPr>
-          <w:rFonts w:ascii="Courier New" w:hAnsi="Courier New" w:cs="Courier New"/>
-          <w:sz w:val="20"/>
-          <w:szCs w:val="20"/>
-        </w:rPr>
-        <w:t>// DatabaseManager.java</w:t>
-      </w:r>
-    </w:p>
-    <w:p>
-      <w:pPr>
-        <w:pBdr>
-          <w:top w:val="single" w:sz="4" w:space="1" w:color="auto"/>
-          <w:left w:val="single" w:sz="4" w:space="4" w:color="auto"/>
-          <w:bottom w:val="single" w:sz="4" w:space="1" w:color="auto"/>
-          <w:right w:val="single" w:sz="4" w:space="4" w:color="auto"/>
-        </w:pBdr>
-        <w:spacing w:after="0"/>
-        <w:ind w:left="-426" w:right="-472"/>
-        <w:rPr>
-          <w:rFonts w:ascii="Courier New" w:hAnsi="Courier New" w:cs="Courier New"/>
-          <w:sz w:val="20"/>
-          <w:szCs w:val="20"/>
-        </w:rPr>
-      </w:pPr>
-      <w:r>
-        <w:rPr>
-          <w:rFonts w:ascii="Courier New" w:hAnsi="Courier New" w:cs="Courier New"/>
-          <w:sz w:val="20"/>
-          <w:szCs w:val="20"/>
-        </w:rPr>
-        <w:t>public class DatabaseManager {</w:t>
-      </w:r>
-    </w:p>
-    <w:p>
-      <w:pPr>
-        <w:pBdr>
-          <w:top w:val="single" w:sz="4" w:space="1" w:color="auto"/>
-          <w:left w:val="single" w:sz="4" w:space="4" w:color="auto"/>
-          <w:bottom w:val="single" w:sz="4" w:space="1" w:color="auto"/>
-          <w:right w:val="single" w:sz="4" w:space="4" w:color="auto"/>
-        </w:pBdr>
-        <w:spacing w:after="0"/>
-        <w:ind w:left="-426" w:right="-472"/>
-        <w:rPr>
-          <w:rFonts w:ascii="Courier New" w:hAnsi="Courier New" w:cs="Courier New"/>
-          <w:sz w:val="20"/>
-          <w:szCs w:val="20"/>
-        </w:rPr>
-      </w:pPr>
-      <w:r>
-        <w:rPr>
-          <w:rFonts w:ascii="Courier New" w:hAnsi="Courier New" w:cs="Courier New"/>
-          <w:sz w:val="20"/>
-          <w:szCs w:val="20"/>
-        </w:rPr>
-        <w:t xml:space="preserve">    public List&lt;Transaction&gt; getAllTransactions() throws AppException {</w:t>
-      </w:r>
-    </w:p>
-    <w:p>
-      <w:pPr>
-        <w:pBdr>
-          <w:top w:val="single" w:sz="4" w:space="1" w:color="auto"/>
-          <w:left w:val="single" w:sz="4" w:space="4" w:color="auto"/>
-          <w:bottom w:val="single" w:sz="4" w:space="1" w:color="auto"/>
-          <w:right w:val="single" w:sz="4" w:space="4" w:color="auto"/>
-        </w:pBdr>
-        <w:spacing w:after="0"/>
-        <w:ind w:left="-426" w:right="-472"/>
-        <w:rPr>
-          <w:rFonts w:ascii="Courier New" w:hAnsi="Courier New" w:cs="Courier New"/>
-          <w:sz w:val="20"/>
-          <w:szCs w:val="20"/>
-        </w:rPr>
-      </w:pPr>
-      <w:r>
-        <w:rPr>
-          <w:rFonts w:ascii="Courier New" w:hAnsi="Courier New" w:cs="Courier New"/>
-          <w:sz w:val="20"/>
-          <w:szCs w:val="20"/>
-        </w:rPr>
-        <w:t xml:space="preserve">        // ... SQL logic hidden from caller ...</w:t>
-      </w:r>
-    </w:p>
-    <w:p>
-      <w:pPr>
-        <w:pBdr>
-          <w:top w:val="single" w:sz="4" w:space="1" w:color="auto"/>
-          <w:left w:val="single" w:sz="4" w:space="4" w:color="auto"/>
-          <w:bottom w:val="single" w:sz="4" w:space="1" w:color="auto"/>
-          <w:right w:val="single" w:sz="4" w:space="4" w:color="auto"/>
-        </w:pBdr>
-        <w:spacing w:after="0"/>
-        <w:ind w:left="-426" w:right="-472"/>
-        <w:rPr>
-          <w:rFonts w:ascii="Courier New" w:hAnsi="Courier New" w:cs="Courier New"/>
-          <w:sz w:val="20"/>
-          <w:szCs w:val="20"/>
-        </w:rPr>
-      </w:pPr>
-      <w:r>
-        <w:rPr>
-          <w:rFonts w:ascii="Courier New" w:hAnsi="Courier New" w:cs="Courier New"/>
-          <w:sz w:val="20"/>
-          <w:szCs w:val="20"/>
-        </w:rPr>
-        <w:t xml:space="preserve">    }</w:t>
-      </w:r>
-    </w:p>
-    <w:p>
-      <w:pPr>
-        <w:pBdr>
-          <w:top w:val="single" w:sz="4" w:space="1" w:color="auto"/>
-          <w:left w:val="single" w:sz="4" w:space="4" w:color="auto"/>
-          <w:bottom w:val="single" w:sz="4" w:space="1" w:color="auto"/>
-          <w:right w:val="single" w:sz="4" w:space="4" w:color="auto"/>
-        </w:pBdr>
-        <w:spacing w:after="0"/>
-        <w:ind w:left="-426" w:right="-472"/>
-        <w:rPr>
-          <w:rFonts w:ascii="Courier New" w:hAnsi="Courier New" w:cs="Courier New"/>
-          <w:sz w:val="20"/>
-          <w:szCs w:val="20"/>
-        </w:rPr>
-      </w:pPr>
-      <w:r>
-        <w:rPr>
-          <w:rFonts w:ascii="Courier New" w:hAnsi="Courier New" w:cs="Courier New"/>
-          <w:sz w:val="20"/>
-          <w:szCs w:val="20"/>
-        </w:rPr>
-        <w:t xml:space="preserve">    public void insertTransaction(Transaction t) throws AppException {</w:t>
-      </w:r>
-    </w:p>
-    <w:p>
-      <w:pPr>
-        <w:pBdr>
-          <w:top w:val="single" w:sz="4" w:space="1" w:color="auto"/>
-          <w:left w:val="single" w:sz="4" w:space="4" w:color="auto"/>
-          <w:bottom w:val="single" w:sz="4" w:space="1" w:color="auto"/>
-          <w:right w:val="single" w:sz="4" w:space="4" w:color="auto"/>
-        </w:pBdr>
-        <w:spacing w:after="0"/>
-        <w:ind w:left="-426" w:right="-472"/>
-        <w:rPr>
-          <w:rFonts w:ascii="Courier New" w:hAnsi="Courier New" w:cs="Courier New"/>
-          <w:sz w:val="20"/>
-          <w:szCs w:val="20"/>
-        </w:rPr>
-      </w:pPr>
-      <w:r>
-        <w:rPr>
-          <w:rFonts w:ascii="Courier New" w:hAnsi="Courier New" w:cs="Courier New"/>
-          <w:sz w:val="20"/>
-          <w:szCs w:val="20"/>
-        </w:rPr>
-        <w:t xml:space="preserve">        // ... SQL logic hidden from caller ...</w:t>
-      </w:r>
-    </w:p>
-    <w:p>
-      <w:pPr>
-        <w:pBdr>
-          <w:top w:val="single" w:sz="4" w:space="1" w:color="auto"/>
-          <w:left w:val="single" w:sz="4" w:space="4" w:color="auto"/>
-          <w:bottom w:val="single" w:sz="4" w:space="1" w:color="auto"/>
-          <w:right w:val="single" w:sz="4" w:space="4" w:color="auto"/>
-        </w:pBdr>
-        <w:spacing w:after="0"/>
-        <w:ind w:left="-426" w:right="-472"/>
-        <w:rPr>
-          <w:rFonts w:ascii="Courier New" w:hAnsi="Courier New" w:cs="Courier New"/>
-          <w:sz w:val="20"/>
-          <w:szCs w:val="20"/>
-        </w:rPr>
-      </w:pPr>
-      <w:r>
-        <w:rPr>
-          <w:rFonts w:ascii="Courier New" w:hAnsi="Courier New" w:cs="Courier New"/>
-          <w:sz w:val="20"/>
-          <w:szCs w:val="20"/>
-        </w:rPr>
-        <w:t xml:space="preserve">    }</w:t>
-      </w:r>
-    </w:p>
-    <w:p>
-      <w:pPr>
-        <w:pBdr>
-          <w:top w:val="single" w:sz="4" w:space="1" w:color="auto"/>
-          <w:left w:val="single" w:sz="4" w:space="4" w:color="auto"/>
-          <w:bottom w:val="single" w:sz="4" w:space="1" w:color="auto"/>
-          <w:right w:val="single" w:sz="4" w:space="4" w:color="auto"/>
-        </w:pBdr>
-        <w:spacing w:after="0"/>
-        <w:ind w:left="-426" w:right="-472"/>
-        <w:rPr>
-          <w:rFonts w:ascii="Times New Roman" w:hAnsi="Times New Roman" w:cs="Times New Roman"/>
-        </w:rPr>
-      </w:pPr>
-      <w:r>
-        <w:rPr>
-          <w:rFonts w:ascii="Courier New" w:hAnsi="Courier New" w:cs="Courier New"/>
-          <w:sz w:val="20"/>
-          <w:szCs w:val="20"/>
-        </w:rPr>
-        <w:t>}</w:t>
-      </w:r>
-    </w:p>
-    <w:p>
-      <w:pPr>
-        <w:spacing w:after="0"/>
-        <w:ind w:left="-426" w:right="-472"/>
-        <w:rPr>
-          <w:rFonts w:ascii="Times New Roman" w:hAnsi="Times New Roman" w:cs="Times New Roman"/>
-          <w:b/>
-          <w:bCs/>
-        </w:rPr>
-      </w:pPr>
-    </w:p>
-    <w:p>
-      <w:pPr>
-        <w:spacing w:after="0"/>
-        <w:ind w:left="-426" w:right="-472"/>
+        <w:t>DatabaseManager</w:t>
+      </w:r>
+      <w:proofErr w:type="spellEnd"/>
+      <w:r>
         <w:rPr>
           <w:rFonts w:ascii="Times New Roman" w:hAnsi="Times New Roman" w:cs="Times New Roman"/>
           <w:b/>
           <w:bCs/>
           <w:u w:val="single"/>
         </w:rPr>
-      </w:pPr>
-      <w:r>
+        <w:t xml:space="preserve"> as DAO</w:t>
+      </w:r>
+    </w:p>
+    <w:p>
+      <w:pPr>
+        <w:spacing w:after="0"/>
+        <w:ind w:left="-426" w:right="-472"/>
+        <w:rPr>
+          <w:rFonts w:ascii="Times New Roman" w:hAnsi="Times New Roman" w:cs="Times New Roman"/>
+        </w:rPr>
+      </w:pPr>
+      <w:r>
+        <w:rPr>
+          <w:rFonts w:ascii="Times New Roman" w:hAnsi="Times New Roman" w:cs="Times New Roman"/>
+        </w:rPr>
+        <w:t xml:space="preserve">The </w:t>
+      </w:r>
+      <w:proofErr w:type="spellStart"/>
+      <w:r>
+        <w:rPr>
+          <w:rFonts w:ascii="Times New Roman" w:hAnsi="Times New Roman" w:cs="Times New Roman"/>
+        </w:rPr>
+        <w:t>DatabaseManager</w:t>
+      </w:r>
+      <w:proofErr w:type="spellEnd"/>
+      <w:r>
+        <w:rPr>
+          <w:rFonts w:ascii="Times New Roman" w:hAnsi="Times New Roman" w:cs="Times New Roman"/>
+        </w:rPr>
+        <w:t xml:space="preserve"> class provides high-level methods for database operations, hiding the underlying SQL queries from the rest of the application.</w:t>
+      </w:r>
+    </w:p>
+    <w:p>
+      <w:pPr>
+        <w:spacing w:after="0"/>
+        <w:ind w:left="-426" w:right="-472"/>
+        <w:rPr>
+          <w:rFonts w:ascii="Times New Roman" w:hAnsi="Times New Roman" w:cs="Times New Roman"/>
+          <w:b/>
+          <w:bCs/>
+        </w:rPr>
+      </w:pPr>
+    </w:p>
+    <w:p>
+      <w:pPr>
+        <w:spacing w:after="0"/>
+        <w:ind w:left="-426" w:right="-472"/>
+        <w:rPr>
+          <w:rFonts w:ascii="Times New Roman" w:hAnsi="Times New Roman" w:cs="Times New Roman"/>
+        </w:rPr>
+      </w:pPr>
+      <w:r>
+        <w:rPr>
+          <w:rFonts w:ascii="Times New Roman" w:hAnsi="Times New Roman" w:cs="Times New Roman"/>
+        </w:rPr>
+        <w:drawing>
+          <wp:inline distT="0" distB="0" distL="0" distR="0" wp14:anchorId="47175486" wp14:editId="261B0AAA">
+            <wp:extent cx="6076950" cy="3568339"/>
+            <wp:effectExtent l="0" t="0" r="0" b="0"/>
+            <wp:docPr id="156134015" name="Picture 1"/>
+            <wp:cNvGraphicFramePr>
+              <a:graphicFrameLocks xmlns:a="http://schemas.openxmlformats.org/drawingml/2006/main" noChangeAspect="1"/>
+            </wp:cNvGraphicFramePr>
+            <a:graphic xmlns:a="http://schemas.openxmlformats.org/drawingml/2006/main">
+              <a:graphicData uri="http://schemas.openxmlformats.org/drawingml/2006/picture">
+                <pic:pic xmlns:pic="http://schemas.openxmlformats.org/drawingml/2006/picture">
+                  <pic:nvPicPr>
+                    <pic:cNvPr id="156134015" name=""/>
+                    <pic:cNvPicPr/>
+                  </pic:nvPicPr>
+                  <pic:blipFill>
+                    <a:blip r:embed="rId10"/>
+                    <a:stretch>
+                      <a:fillRect/>
+                    </a:stretch>
+                  </pic:blipFill>
+                  <pic:spPr>
+                    <a:xfrm>
+                      <a:off x="0" y="0"/>
+                      <a:ext cx="6097301" cy="3580289"/>
+                    </a:xfrm>
+                    <a:prstGeom prst="rect">
+                      <a:avLst/>
+                    </a:prstGeom>
+                  </pic:spPr>
+                </pic:pic>
+              </a:graphicData>
+            </a:graphic>
+          </wp:inline>
+        </w:drawing>
+      </w:r>
+    </w:p>
+    <w:p>
+      <w:pPr>
+        <w:spacing w:after="0"/>
+        <w:ind w:left="-426" w:right="-472"/>
+        <w:rPr>
+          <w:rFonts w:ascii="Times New Roman" w:hAnsi="Times New Roman" w:cs="Times New Roman"/>
+          <w:b/>
+          <w:bCs/>
+        </w:rPr>
+      </w:pPr>
+    </w:p>
+    <w:p>
+      <w:pPr>
+        <w:spacing w:after="0"/>
+        <w:ind w:left="-426" w:right="-472"/>
         <w:rPr>
           <w:rFonts w:ascii="Times New Roman" w:hAnsi="Times New Roman" w:cs="Times New Roman"/>
           <w:b/>
           <w:bCs/>
           <w:u w:val="single"/>
         </w:rPr>
-        <w:t>AppService as Service Layer</w:t>
-      </w:r>
-    </w:p>
-    <w:p>
-      <w:pPr>
-        <w:spacing w:after="0"/>
-        <w:ind w:left="-426" w:right="-472"/>
-        <w:rPr>
-          <w:rFonts w:ascii="Times New Roman" w:hAnsi="Times New Roman" w:cs="Times New Roman"/>
-        </w:rPr>
-      </w:pPr>
-      <w:r>
-        <w:rPr>
-          <w:rFonts w:ascii="Times New Roman" w:hAnsi="Times New Roman" w:cs="Times New Roman"/>
-        </w:rPr>
-        <w:t>AppService abstracts business logic, so UI classes do not need to know how data is managed or stored.</w:t>
-      </w:r>
-    </w:p>
-    <w:p>
-      <w:pPr>
-        <w:spacing w:after="0"/>
-        <w:ind w:left="-426" w:right="-472"/>
-        <w:rPr>
-          <w:rFonts w:ascii="Times New Roman" w:hAnsi="Times New Roman" w:cs="Times New Roman"/>
-          <w:b/>
-          <w:bCs/>
-        </w:rPr>
-      </w:pPr>
-    </w:p>
-    <w:p>
-      <w:pPr>
-        <w:pBdr>
-          <w:top w:val="single" w:sz="4" w:space="1" w:color="auto"/>
-          <w:left w:val="single" w:sz="4" w:space="4" w:color="auto"/>
-          <w:bottom w:val="single" w:sz="4" w:space="1" w:color="auto"/>
-          <w:right w:val="single" w:sz="4" w:space="4" w:color="auto"/>
-        </w:pBdr>
-        <w:spacing w:after="0"/>
-        <w:ind w:left="-426" w:right="-472"/>
-        <w:rPr>
-          <w:rFonts w:ascii="Courier New" w:hAnsi="Courier New" w:cs="Courier New"/>
-          <w:sz w:val="20"/>
-          <w:szCs w:val="20"/>
-        </w:rPr>
-      </w:pPr>
-      <w:r>
-        <w:rPr>
-          <w:rFonts w:ascii="Courier New" w:hAnsi="Courier New" w:cs="Courier New"/>
-          <w:sz w:val="20"/>
-          <w:szCs w:val="20"/>
-        </w:rPr>
-        <w:t>// AppService.java</w:t>
-      </w:r>
-    </w:p>
-    <w:p>
-      <w:pPr>
-        <w:pBdr>
-          <w:top w:val="single" w:sz="4" w:space="1" w:color="auto"/>
-          <w:left w:val="single" w:sz="4" w:space="4" w:color="auto"/>
-          <w:bottom w:val="single" w:sz="4" w:space="1" w:color="auto"/>
-          <w:right w:val="single" w:sz="4" w:space="4" w:color="auto"/>
-        </w:pBdr>
-        <w:spacing w:after="0"/>
-        <w:ind w:left="-426" w:right="-472"/>
-        <w:rPr>
-          <w:rFonts w:ascii="Courier New" w:hAnsi="Courier New" w:cs="Courier New"/>
-          <w:sz w:val="20"/>
-          <w:szCs w:val="20"/>
-        </w:rPr>
-      </w:pPr>
-      <w:r>
-        <w:rPr>
-          <w:rFonts w:ascii="Courier New" w:hAnsi="Courier New" w:cs="Courier New"/>
-          <w:sz w:val="20"/>
-          <w:szCs w:val="20"/>
-        </w:rPr>
-        <w:t>public class AppService {</w:t>
-      </w:r>
-    </w:p>
-    <w:p>
-      <w:pPr>
-        <w:pBdr>
-          <w:top w:val="single" w:sz="4" w:space="1" w:color="auto"/>
-          <w:left w:val="single" w:sz="4" w:space="4" w:color="auto"/>
-          <w:bottom w:val="single" w:sz="4" w:space="1" w:color="auto"/>
-          <w:right w:val="single" w:sz="4" w:space="4" w:color="auto"/>
-        </w:pBdr>
-        <w:spacing w:after="0"/>
-        <w:ind w:left="-426" w:right="-472"/>
-        <w:rPr>
-          <w:rFonts w:ascii="Courier New" w:hAnsi="Courier New" w:cs="Courier New"/>
-          <w:sz w:val="20"/>
-          <w:szCs w:val="20"/>
-        </w:rPr>
-      </w:pPr>
-      <w:r>
-        <w:rPr>
-          <w:rFonts w:ascii="Courier New" w:hAnsi="Courier New" w:cs="Courier New"/>
-          <w:sz w:val="20"/>
-          <w:szCs w:val="20"/>
-        </w:rPr>
-        <w:t xml:space="preserve">    private DatabaseManager dbManager;</w:t>
-      </w:r>
-    </w:p>
-    <w:p>
-      <w:pPr>
-        <w:pBdr>
-          <w:top w:val="single" w:sz="4" w:space="1" w:color="auto"/>
-          <w:left w:val="single" w:sz="4" w:space="4" w:color="auto"/>
-          <w:bottom w:val="single" w:sz="4" w:space="1" w:color="auto"/>
-          <w:right w:val="single" w:sz="4" w:space="4" w:color="auto"/>
-        </w:pBdr>
-        <w:spacing w:after="0"/>
-        <w:ind w:left="-426" w:right="-472"/>
-        <w:rPr>
-          <w:rFonts w:ascii="Courier New" w:hAnsi="Courier New" w:cs="Courier New"/>
-          <w:sz w:val="20"/>
-          <w:szCs w:val="20"/>
-        </w:rPr>
-      </w:pPr>
-      <w:r>
-        <w:rPr>
-          <w:rFonts w:ascii="Courier New" w:hAnsi="Courier New" w:cs="Courier New"/>
-          <w:sz w:val="20"/>
-          <w:szCs w:val="20"/>
-        </w:rPr>
-        <w:t xml:space="preserve">    public void addTransaction(Transaction t) throws AppException {</w:t>
-      </w:r>
-    </w:p>
-    <w:p>
-      <w:pPr>
-        <w:pBdr>
-          <w:top w:val="single" w:sz="4" w:space="1" w:color="auto"/>
-          <w:left w:val="single" w:sz="4" w:space="4" w:color="auto"/>
-          <w:bottom w:val="single" w:sz="4" w:space="1" w:color="auto"/>
-          <w:right w:val="single" w:sz="4" w:space="4" w:color="auto"/>
-        </w:pBdr>
-        <w:spacing w:after="0"/>
-        <w:ind w:left="-426" w:right="-472"/>
-        <w:rPr>
-          <w:rFonts w:ascii="Courier New" w:hAnsi="Courier New" w:cs="Courier New"/>
-          <w:sz w:val="20"/>
-          <w:szCs w:val="20"/>
-        </w:rPr>
-      </w:pPr>
-      <w:r>
-        <w:rPr>
-          <w:rFonts w:ascii="Courier New" w:hAnsi="Courier New" w:cs="Courier New"/>
-          <w:sz w:val="20"/>
-          <w:szCs w:val="20"/>
-        </w:rPr>
-        <w:t xml:space="preserve">        dbManager.insertTransaction(t);</w:t>
-      </w:r>
-    </w:p>
-    <w:p>
-      <w:pPr>
-        <w:pBdr>
-          <w:top w:val="single" w:sz="4" w:space="1" w:color="auto"/>
-          <w:left w:val="single" w:sz="4" w:space="4" w:color="auto"/>
-          <w:bottom w:val="single" w:sz="4" w:space="1" w:color="auto"/>
-          <w:right w:val="single" w:sz="4" w:space="4" w:color="auto"/>
-        </w:pBdr>
-        <w:spacing w:after="0"/>
-        <w:ind w:left="-426" w:right="-472"/>
-        <w:rPr>
-          <w:rFonts w:ascii="Courier New" w:hAnsi="Courier New" w:cs="Courier New"/>
-          <w:sz w:val="20"/>
-          <w:szCs w:val="20"/>
-        </w:rPr>
-      </w:pPr>
-      <w:r>
-        <w:rPr>
-          <w:rFonts w:ascii="Courier New" w:hAnsi="Courier New" w:cs="Courier New"/>
-          <w:sz w:val="20"/>
-          <w:szCs w:val="20"/>
-        </w:rPr>
-        <w:t xml:space="preserve">    }</w:t>
-      </w:r>
-    </w:p>
-    <w:p>
-      <w:pPr>
-        <w:pBdr>
-          <w:top w:val="single" w:sz="4" w:space="1" w:color="auto"/>
-          <w:left w:val="single" w:sz="4" w:space="4" w:color="auto"/>
-          <w:bottom w:val="single" w:sz="4" w:space="1" w:color="auto"/>
-          <w:right w:val="single" w:sz="4" w:space="4" w:color="auto"/>
-        </w:pBdr>
-        <w:spacing w:after="0"/>
-        <w:ind w:left="-426" w:right="-472"/>
-        <w:rPr>
-          <w:rFonts w:ascii="Courier New" w:hAnsi="Courier New" w:cs="Courier New"/>
-          <w:sz w:val="20"/>
-          <w:szCs w:val="20"/>
-        </w:rPr>
-      </w:pPr>
-      <w:r>
-        <w:rPr>
-          <w:rFonts w:ascii="Courier New" w:hAnsi="Courier New" w:cs="Courier New"/>
-          <w:sz w:val="20"/>
-          <w:szCs w:val="20"/>
-        </w:rPr>
-        <w:t xml:space="preserve">    public List&lt;Transaction&gt; getTransactions() throws AppException {</w:t>
-      </w:r>
-    </w:p>
-    <w:p>
-      <w:pPr>
-        <w:pBdr>
-          <w:top w:val="single" w:sz="4" w:space="1" w:color="auto"/>
-          <w:left w:val="single" w:sz="4" w:space="4" w:color="auto"/>
-          <w:bottom w:val="single" w:sz="4" w:space="1" w:color="auto"/>
-          <w:right w:val="single" w:sz="4" w:space="4" w:color="auto"/>
-        </w:pBdr>
-        <w:spacing w:after="0"/>
-        <w:ind w:left="-426" w:right="-472"/>
-        <w:rPr>
-          <w:rFonts w:ascii="Courier New" w:hAnsi="Courier New" w:cs="Courier New"/>
-          <w:sz w:val="20"/>
-          <w:szCs w:val="20"/>
-        </w:rPr>
-      </w:pPr>
-      <w:r>
-        <w:rPr>
-          <w:rFonts w:ascii="Courier New" w:hAnsi="Courier New" w:cs="Courier New"/>
-          <w:sz w:val="20"/>
-          <w:szCs w:val="20"/>
-        </w:rPr>
-        <w:t xml:space="preserve">        return dbManager.getAllTransactions();</w:t>
-      </w:r>
-    </w:p>
-    <w:p>
-      <w:pPr>
-        <w:pBdr>
-          <w:top w:val="single" w:sz="4" w:space="1" w:color="auto"/>
-          <w:left w:val="single" w:sz="4" w:space="4" w:color="auto"/>
-          <w:bottom w:val="single" w:sz="4" w:space="1" w:color="auto"/>
-          <w:right w:val="single" w:sz="4" w:space="4" w:color="auto"/>
-        </w:pBdr>
-        <w:spacing w:after="0"/>
-        <w:ind w:left="-426" w:right="-472"/>
-        <w:rPr>
-          <w:rFonts w:ascii="Courier New" w:hAnsi="Courier New" w:cs="Courier New"/>
-          <w:sz w:val="20"/>
-          <w:szCs w:val="20"/>
-        </w:rPr>
-      </w:pPr>
-      <w:r>
-        <w:rPr>
-          <w:rFonts w:ascii="Courier New" w:hAnsi="Courier New" w:cs="Courier New"/>
-          <w:sz w:val="20"/>
-          <w:szCs w:val="20"/>
-        </w:rPr>
-        <w:t xml:space="preserve">    }</w:t>
-      </w:r>
-    </w:p>
-    <w:p>
-      <w:pPr>
-        <w:pBdr>
-          <w:top w:val="single" w:sz="4" w:space="1" w:color="auto"/>
-          <w:left w:val="single" w:sz="4" w:space="4" w:color="auto"/>
-          <w:bottom w:val="single" w:sz="4" w:space="1" w:color="auto"/>
-          <w:right w:val="single" w:sz="4" w:space="4" w:color="auto"/>
-        </w:pBdr>
-        <w:spacing w:after="0"/>
-        <w:ind w:left="-426" w:right="-472"/>
-        <w:rPr>
-          <w:rFonts w:ascii="Times New Roman" w:hAnsi="Times New Roman" w:cs="Times New Roman"/>
-        </w:rPr>
-      </w:pPr>
-      <w:r>
-        <w:rPr>
-          <w:rFonts w:ascii="Courier New" w:hAnsi="Courier New" w:cs="Courier New"/>
-          <w:sz w:val="20"/>
-          <w:szCs w:val="20"/>
-        </w:rPr>
-        <w:t>}</w:t>
-      </w:r>
+      </w:pPr>
+      <w:proofErr w:type="spellStart"/>
+      <w:r>
+        <w:rPr>
+          <w:rFonts w:ascii="Times New Roman" w:hAnsi="Times New Roman" w:cs="Times New Roman"/>
+          <w:b/>
+          <w:bCs/>
+          <w:u w:val="single"/>
+        </w:rPr>
+        <w:t>AppService</w:t>
+      </w:r>
+      <w:proofErr w:type="spellEnd"/>
+      <w:r>
+        <w:rPr>
+          <w:rFonts w:ascii="Times New Roman" w:hAnsi="Times New Roman" w:cs="Times New Roman"/>
+          <w:b/>
+          <w:bCs/>
+          <w:u w:val="single"/>
+        </w:rPr>
+        <w:t xml:space="preserve"> as Service Layer</w:t>
+      </w:r>
+    </w:p>
+    <w:p>
+      <w:pPr>
+        <w:spacing w:after="0"/>
+        <w:ind w:left="-426" w:right="-472"/>
+        <w:rPr>
+          <w:rFonts w:ascii="Times New Roman" w:hAnsi="Times New Roman" w:cs="Times New Roman"/>
+        </w:rPr>
+      </w:pPr>
+      <w:proofErr w:type="spellStart"/>
+      <w:r>
+        <w:rPr>
+          <w:rFonts w:ascii="Times New Roman" w:hAnsi="Times New Roman" w:cs="Times New Roman"/>
+        </w:rPr>
+        <w:t>AppService</w:t>
+      </w:r>
+      <w:proofErr w:type="spellEnd"/>
+      <w:r>
+        <w:rPr>
+          <w:rFonts w:ascii="Times New Roman" w:hAnsi="Times New Roman" w:cs="Times New Roman"/>
+        </w:rPr>
+        <w:t xml:space="preserve"> abstracts business logic, so UI classes do not need to know how data is managed or stored.</w:t>
+      </w:r>
+    </w:p>
+    <w:p>
+      <w:pPr>
+        <w:spacing w:after="0"/>
+        <w:ind w:left="-426" w:right="-472"/>
+        <w:rPr>
+          <w:rFonts w:ascii="Times New Roman" w:hAnsi="Times New Roman" w:cs="Times New Roman"/>
+          <w:b/>
+          <w:bCs/>
+        </w:rPr>
+      </w:pPr>
+    </w:p>
+    <w:p>
+      <w:pPr>
+        <w:spacing w:after="0"/>
+        <w:ind w:left="-426" w:right="-472"/>
+        <w:rPr>
+          <w:rFonts w:ascii="Times New Roman" w:hAnsi="Times New Roman" w:cs="Times New Roman"/>
+          <w:b/>
+          <w:bCs/>
+        </w:rPr>
+      </w:pPr>
+      <w:r>
+        <w:rPr>
+          <w:rFonts w:ascii="Times New Roman" w:hAnsi="Times New Roman" w:cs="Times New Roman"/>
+          <w:b/>
+          <w:bCs/>
+        </w:rPr>
+        <w:drawing>
+          <wp:inline distT="0" distB="0" distL="0" distR="0" wp14:anchorId="4B8B2EEF" wp14:editId="692DF4BE">
+            <wp:extent cx="6135386" cy="1257300"/>
+            <wp:effectExtent l="0" t="0" r="0" b="0"/>
+            <wp:docPr id="589636517" name="Picture 1"/>
+            <wp:cNvGraphicFramePr>
+              <a:graphicFrameLocks xmlns:a="http://schemas.openxmlformats.org/drawingml/2006/main" noChangeAspect="1"/>
+            </wp:cNvGraphicFramePr>
+            <a:graphic xmlns:a="http://schemas.openxmlformats.org/drawingml/2006/main">
+              <a:graphicData uri="http://schemas.openxmlformats.org/drawingml/2006/picture">
+                <pic:pic xmlns:pic="http://schemas.openxmlformats.org/drawingml/2006/picture">
+                  <pic:nvPicPr>
+                    <pic:cNvPr id="589636517" name=""/>
+                    <pic:cNvPicPr/>
+                  </pic:nvPicPr>
+                  <pic:blipFill rotWithShape="1">
+                    <a:blip r:embed="rId11"/>
+                    <a:srcRect r="20688"/>
+                    <a:stretch>
+                      <a:fillRect/>
+                    </a:stretch>
+                  </pic:blipFill>
+                  <pic:spPr bwMode="auto">
+                    <a:xfrm>
+                      <a:off x="0" y="0"/>
+                      <a:ext cx="6213181" cy="1273242"/>
+                    </a:xfrm>
+                    <a:prstGeom prst="rect">
+                      <a:avLst/>
+                    </a:prstGeom>
+                    <a:ln>
+                      <a:noFill/>
+                    </a:ln>
+                    <a:extLst>
+                      <a:ext uri="{53640926-AAD7-44D8-BBD7-CCE9431645EC}">
+                        <a14:shadowObscured xmlns:a14="http://schemas.microsoft.com/office/drawing/2010/main"/>
+                      </a:ext>
+                    </a:extLst>
+                  </pic:spPr>
+                </pic:pic>
+              </a:graphicData>
+            </a:graphic>
+          </wp:inline>
+        </w:drawing>
+      </w:r>
+    </w:p>
+    <w:p>
+      <w:pPr>
+        <w:spacing w:after="0"/>
+        <w:ind w:left="-426" w:right="-472"/>
+        <w:rPr>
+          <w:rFonts w:ascii="Times New Roman" w:hAnsi="Times New Roman" w:cs="Times New Roman"/>
+        </w:rPr>
+      </w:pPr>
+      <w:r>
+        <w:rPr>
+          <w:rFonts w:ascii="Times New Roman" w:hAnsi="Times New Roman" w:cs="Times New Roman"/>
+        </w:rPr>
+        <w:drawing>
+          <wp:inline distT="0" distB="0" distL="0" distR="0" wp14:anchorId="6F42BF21" wp14:editId="72967B8A">
+            <wp:extent cx="6135370" cy="919014"/>
+            <wp:effectExtent l="0" t="0" r="0" b="0"/>
+            <wp:docPr id="965068181" name="Picture 1"/>
+            <wp:cNvGraphicFramePr>
+              <a:graphicFrameLocks xmlns:a="http://schemas.openxmlformats.org/drawingml/2006/main" noChangeAspect="1"/>
+            </wp:cNvGraphicFramePr>
+            <a:graphic xmlns:a="http://schemas.openxmlformats.org/drawingml/2006/main">
+              <a:graphicData uri="http://schemas.openxmlformats.org/drawingml/2006/picture">
+                <pic:pic xmlns:pic="http://schemas.openxmlformats.org/drawingml/2006/picture">
+                  <pic:nvPicPr>
+                    <pic:cNvPr id="965068181" name=""/>
+                    <pic:cNvPicPr/>
+                  </pic:nvPicPr>
+                  <pic:blipFill>
+                    <a:blip r:embed="rId12"/>
+                    <a:stretch>
+                      <a:fillRect/>
+                    </a:stretch>
+                  </pic:blipFill>
+                  <pic:spPr>
+                    <a:xfrm>
+                      <a:off x="0" y="0"/>
+                      <a:ext cx="6196514" cy="928173"/>
+                    </a:xfrm>
+                    <a:prstGeom prst="rect">
+                      <a:avLst/>
+                    </a:prstGeom>
+                  </pic:spPr>
+                </pic:pic>
+              </a:graphicData>
+            </a:graphic>
+          </wp:inline>
+        </w:drawing>
+      </w:r>
+    </w:p>
+    <w:p>
+      <w:pPr>
+        <w:spacing w:after="0"/>
+        <w:ind w:left="-426" w:right="-472"/>
+        <w:rPr>
+          <w:rFonts w:ascii="Times New Roman" w:hAnsi="Times New Roman" w:cs="Times New Roman"/>
+          <w:b/>
+          <w:bCs/>
+        </w:rPr>
+      </w:pPr>
+    </w:p>
+    <w:p>
+      <w:pPr>
+        <w:spacing w:after="0"/>
+        <w:ind w:left="-426" w:right="-472"/>
+        <w:rPr>
+          <w:rFonts w:ascii="Times New Roman" w:hAnsi="Times New Roman" w:cs="Times New Roman"/>
+          <w:b/>
+          <w:bCs/>
+        </w:rPr>
+      </w:pPr>
     </w:p>
     <w:p>
       <w:pPr>
@@ -4221,6 +4348,7 @@
           <w:sz w:val="32"/>
           <w:szCs w:val="32"/>
         </w:rPr>
+        <w:lastRenderedPageBreak/>
         <w:t>Inheritance</w:t>
       </w:r>
     </w:p>
@@ -4253,100 +4381,284 @@
           <w:bCs/>
           <w:u w:val="single"/>
         </w:rPr>
-        <w:t>UI Panels Extending JPanel</w:t>
-      </w:r>
-    </w:p>
-    <w:p>
-      <w:pPr>
-        <w:spacing w:after="0"/>
-        <w:ind w:left="-426" w:right="-472"/>
-        <w:rPr>
-          <w:rFonts w:ascii="Times New Roman" w:hAnsi="Times New Roman" w:cs="Times New Roman"/>
-        </w:rPr>
-      </w:pPr>
-      <w:r>
-        <w:rPr>
-          <w:rFonts w:ascii="Times New Roman" w:hAnsi="Times New Roman" w:cs="Times New Roman"/>
-        </w:rPr>
-        <w:t>All UI panels inherit from `JPanel`, gaining all its methods and properties, and can be used as Swing components.</w:t>
-      </w:r>
-    </w:p>
-    <w:p>
-      <w:pPr>
-        <w:spacing w:after="0"/>
-        <w:ind w:left="-426" w:right="-472"/>
-        <w:rPr>
-          <w:rFonts w:ascii="Times New Roman" w:hAnsi="Times New Roman" w:cs="Times New Roman"/>
-          <w:b/>
-          <w:bCs/>
-        </w:rPr>
-      </w:pPr>
-    </w:p>
-    <w:p>
-      <w:pPr>
-        <w:pBdr>
-          <w:top w:val="single" w:sz="4" w:space="1" w:color="auto"/>
-          <w:left w:val="single" w:sz="4" w:space="4" w:color="auto"/>
-          <w:bottom w:val="single" w:sz="4" w:space="1" w:color="auto"/>
-          <w:right w:val="single" w:sz="4" w:space="4" w:color="auto"/>
-        </w:pBdr>
-        <w:spacing w:after="0"/>
-        <w:ind w:left="-426" w:right="-472"/>
+        <w:t xml:space="preserve">UI Panels Extending </w:t>
+      </w:r>
+      <w:proofErr w:type="spellStart"/>
+      <w:r>
+        <w:rPr>
+          <w:rFonts w:ascii="Times New Roman" w:hAnsi="Times New Roman" w:cs="Times New Roman"/>
+          <w:b/>
+          <w:bCs/>
+          <w:u w:val="single"/>
+        </w:rPr>
+        <w:t>JPanel</w:t>
+      </w:r>
+      <w:proofErr w:type="spellEnd"/>
+    </w:p>
+    <w:p>
+      <w:pPr>
+        <w:spacing w:after="0"/>
+        <w:ind w:left="-426" w:right="-472"/>
+        <w:rPr>
+          <w:rFonts w:ascii="Times New Roman" w:hAnsi="Times New Roman" w:cs="Times New Roman"/>
+        </w:rPr>
+      </w:pPr>
+      <w:r>
+        <w:rPr>
+          <w:rFonts w:ascii="Times New Roman" w:hAnsi="Times New Roman" w:cs="Times New Roman"/>
+        </w:rPr>
+        <w:t>All UI panels inherit from `</w:t>
+      </w:r>
+      <w:proofErr w:type="spellStart"/>
+      <w:r>
+        <w:rPr>
+          <w:rFonts w:ascii="Times New Roman" w:hAnsi="Times New Roman" w:cs="Times New Roman"/>
+        </w:rPr>
+        <w:t>JPanel</w:t>
+      </w:r>
+      <w:proofErr w:type="spellEnd"/>
+      <w:r>
+        <w:rPr>
+          <w:rFonts w:ascii="Times New Roman" w:hAnsi="Times New Roman" w:cs="Times New Roman"/>
+        </w:rPr>
+        <w:t>`, gaining all its methods and properties, and can be used as Swing components.</w:t>
+      </w:r>
+    </w:p>
+    <w:p>
+      <w:pPr>
+        <w:spacing w:after="0"/>
+        <w:ind w:left="-426" w:right="-472"/>
+        <w:rPr>
+          <w:rFonts w:ascii="Times New Roman" w:hAnsi="Times New Roman" w:cs="Times New Roman"/>
+          <w:b/>
+          <w:bCs/>
+        </w:rPr>
+      </w:pPr>
+    </w:p>
+    <w:p>
+      <w:pPr>
+        <w:spacing w:after="0"/>
+        <w:ind w:left="-426" w:right="-472"/>
+        <w:rPr>
+          <w:rFonts w:ascii="Times New Roman" w:hAnsi="Times New Roman" w:cs="Times New Roman"/>
+        </w:rPr>
+      </w:pPr>
+      <w:r>
         <w:rPr>
           <w:rFonts w:ascii="Courier New" w:hAnsi="Courier New" w:cs="Courier New"/>
           <w:sz w:val="20"/>
           <w:szCs w:val="20"/>
         </w:rPr>
-      </w:pPr>
-      <w:r>
+        <w:drawing>
+          <wp:inline distT="0" distB="0" distL="0" distR="0" wp14:anchorId="0B0EB017" wp14:editId="0AF9012A">
+            <wp:extent cx="4400550" cy="3443993"/>
+            <wp:effectExtent l="0" t="0" r="0" b="4445"/>
+            <wp:docPr id="1680887674" name="Picture 1"/>
+            <wp:cNvGraphicFramePr>
+              <a:graphicFrameLocks xmlns:a="http://schemas.openxmlformats.org/drawingml/2006/main" noChangeAspect="1"/>
+            </wp:cNvGraphicFramePr>
+            <a:graphic xmlns:a="http://schemas.openxmlformats.org/drawingml/2006/main">
+              <a:graphicData uri="http://schemas.openxmlformats.org/drawingml/2006/picture">
+                <pic:pic xmlns:pic="http://schemas.openxmlformats.org/drawingml/2006/picture">
+                  <pic:nvPicPr>
+                    <pic:cNvPr id="1680887674" name=""/>
+                    <pic:cNvPicPr/>
+                  </pic:nvPicPr>
+                  <pic:blipFill>
+                    <a:blip r:embed="rId13"/>
+                    <a:stretch>
+                      <a:fillRect/>
+                    </a:stretch>
+                  </pic:blipFill>
+                  <pic:spPr>
+                    <a:xfrm>
+                      <a:off x="0" y="0"/>
+                      <a:ext cx="4400550" cy="3443993"/>
+                    </a:xfrm>
+                    <a:prstGeom prst="rect">
+                      <a:avLst/>
+                    </a:prstGeom>
+                  </pic:spPr>
+                </pic:pic>
+              </a:graphicData>
+            </a:graphic>
+          </wp:inline>
+        </w:drawing>
+      </w:r>
+    </w:p>
+    <w:p>
+      <w:pPr>
+        <w:spacing w:after="0"/>
+        <w:ind w:left="-426" w:right="-472"/>
+        <w:rPr>
+          <w:rFonts w:ascii="Times New Roman" w:hAnsi="Times New Roman" w:cs="Times New Roman"/>
+          <w:b/>
+          <w:bCs/>
+        </w:rPr>
+      </w:pPr>
+    </w:p>
+    <w:p>
+      <w:pPr>
+        <w:spacing w:after="0"/>
+        <w:ind w:left="-426" w:right="-472"/>
+        <w:rPr>
+          <w:rFonts w:ascii="Times New Roman" w:hAnsi="Times New Roman" w:cs="Times New Roman"/>
+          <w:b/>
+          <w:bCs/>
+          <w:u w:val="single"/>
+        </w:rPr>
+      </w:pPr>
+      <w:r>
+        <w:rPr>
+          <w:rFonts w:ascii="Times New Roman" w:hAnsi="Times New Roman" w:cs="Times New Roman"/>
+          <w:b/>
+          <w:bCs/>
+          <w:u w:val="single"/>
+        </w:rPr>
+        <w:t>Expense and Income Extending Transaction</w:t>
+      </w:r>
+    </w:p>
+    <w:p>
+      <w:pPr>
+        <w:spacing w:after="0"/>
+        <w:ind w:left="-426" w:right="-472"/>
+        <w:rPr>
+          <w:rFonts w:ascii="Times New Roman" w:hAnsi="Times New Roman" w:cs="Times New Roman"/>
+        </w:rPr>
+      </w:pPr>
+      <w:r>
+        <w:rPr>
+          <w:rFonts w:ascii="Times New Roman" w:hAnsi="Times New Roman" w:cs="Times New Roman"/>
+        </w:rPr>
+        <w:t>Expense and Income inherit from Transaction, reusing common fields and methods.</w:t>
+      </w:r>
+    </w:p>
+    <w:p>
+      <w:pPr>
+        <w:spacing w:after="0"/>
+        <w:ind w:left="-426" w:right="-472"/>
+        <w:rPr>
+          <w:rFonts w:ascii="Times New Roman" w:hAnsi="Times New Roman" w:cs="Times New Roman"/>
+          <w:b/>
+          <w:bCs/>
+        </w:rPr>
+      </w:pPr>
+    </w:p>
+    <w:p>
+      <w:pPr>
+        <w:spacing w:after="0"/>
+        <w:ind w:left="-426" w:right="-472"/>
         <w:rPr>
           <w:rFonts w:ascii="Courier New" w:hAnsi="Courier New" w:cs="Courier New"/>
           <w:sz w:val="20"/>
           <w:szCs w:val="20"/>
         </w:rPr>
-        <w:t>// DashboardPanel.java</w:t>
-      </w:r>
-    </w:p>
-    <w:p>
-      <w:pPr>
-        <w:pBdr>
-          <w:top w:val="single" w:sz="4" w:space="1" w:color="auto"/>
-          <w:left w:val="single" w:sz="4" w:space="4" w:color="auto"/>
-          <w:bottom w:val="single" w:sz="4" w:space="1" w:color="auto"/>
-          <w:right w:val="single" w:sz="4" w:space="4" w:color="auto"/>
-        </w:pBdr>
-        <w:spacing w:after="0"/>
-        <w:ind w:left="-426" w:right="-472"/>
+      </w:pPr>
+      <w:r>
         <w:rPr>
           <w:rFonts w:ascii="Courier New" w:hAnsi="Courier New" w:cs="Courier New"/>
           <w:sz w:val="20"/>
           <w:szCs w:val="20"/>
         </w:rPr>
-      </w:pPr>
-      <w:r>
+        <w:drawing>
+          <wp:inline distT="0" distB="0" distL="0" distR="0" wp14:anchorId="3DA08117" wp14:editId="72AA9472">
+            <wp:extent cx="5029200" cy="2297295"/>
+            <wp:effectExtent l="0" t="0" r="0" b="8255"/>
+            <wp:docPr id="1228445125" name="Picture 1"/>
+            <wp:cNvGraphicFramePr>
+              <a:graphicFrameLocks xmlns:a="http://schemas.openxmlformats.org/drawingml/2006/main" noChangeAspect="1"/>
+            </wp:cNvGraphicFramePr>
+            <a:graphic xmlns:a="http://schemas.openxmlformats.org/drawingml/2006/main">
+              <a:graphicData uri="http://schemas.openxmlformats.org/drawingml/2006/picture">
+                <pic:pic xmlns:pic="http://schemas.openxmlformats.org/drawingml/2006/picture">
+                  <pic:nvPicPr>
+                    <pic:cNvPr id="1228445125" name=""/>
+                    <pic:cNvPicPr/>
+                  </pic:nvPicPr>
+                  <pic:blipFill>
+                    <a:blip r:embed="rId14"/>
+                    <a:stretch>
+                      <a:fillRect/>
+                    </a:stretch>
+                  </pic:blipFill>
+                  <pic:spPr>
+                    <a:xfrm>
+                      <a:off x="0" y="0"/>
+                      <a:ext cx="5061077" cy="2311856"/>
+                    </a:xfrm>
+                    <a:prstGeom prst="rect">
+                      <a:avLst/>
+                    </a:prstGeom>
+                  </pic:spPr>
+                </pic:pic>
+              </a:graphicData>
+            </a:graphic>
+          </wp:inline>
+        </w:drawing>
+      </w:r>
+    </w:p>
+    <w:p>
+      <w:pPr>
+        <w:spacing w:after="0"/>
+        <w:ind w:left="-426" w:right="-472"/>
         <w:rPr>
           <w:rFonts w:ascii="Courier New" w:hAnsi="Courier New" w:cs="Courier New"/>
           <w:sz w:val="20"/>
           <w:szCs w:val="20"/>
         </w:rPr>
-        <w:t>public class DashboardPanel extends JPanel {</w:t>
-      </w:r>
-    </w:p>
-    <w:p>
-      <w:pPr>
-        <w:pBdr>
-          <w:top w:val="single" w:sz="4" w:space="1" w:color="auto"/>
-          <w:left w:val="single" w:sz="4" w:space="4" w:color="auto"/>
-          <w:bottom w:val="single" w:sz="4" w:space="1" w:color="auto"/>
-          <w:right w:val="single" w:sz="4" w:space="4" w:color="auto"/>
-        </w:pBdr>
-        <w:spacing w:after="0"/>
-        <w:ind w:left="-426" w:right="-472"/>
+      </w:pPr>
+      <w:r>
         <w:rPr>
           <w:rFonts w:ascii="Courier New" w:hAnsi="Courier New" w:cs="Courier New"/>
           <w:sz w:val="20"/>
           <w:szCs w:val="20"/>
         </w:rPr>
+        <w:drawing>
+          <wp:inline distT="0" distB="0" distL="0" distR="0" wp14:anchorId="2230E788" wp14:editId="535FDBFE">
+            <wp:extent cx="5095875" cy="1181096"/>
+            <wp:effectExtent l="0" t="0" r="0" b="635"/>
+            <wp:docPr id="288147868" name="Picture 1"/>
+            <wp:cNvGraphicFramePr>
+              <a:graphicFrameLocks xmlns:a="http://schemas.openxmlformats.org/drawingml/2006/main" noChangeAspect="1"/>
+            </wp:cNvGraphicFramePr>
+            <a:graphic xmlns:a="http://schemas.openxmlformats.org/drawingml/2006/main">
+              <a:graphicData uri="http://schemas.openxmlformats.org/drawingml/2006/picture">
+                <pic:pic xmlns:pic="http://schemas.openxmlformats.org/drawingml/2006/picture">
+                  <pic:nvPicPr>
+                    <pic:cNvPr id="288147868" name=""/>
+                    <pic:cNvPicPr/>
+                  </pic:nvPicPr>
+                  <pic:blipFill>
+                    <a:blip r:embed="rId15"/>
+                    <a:stretch>
+                      <a:fillRect/>
+                    </a:stretch>
+                  </pic:blipFill>
+                  <pic:spPr>
+                    <a:xfrm>
+                      <a:off x="0" y="0"/>
+                      <a:ext cx="5160615" cy="1196101"/>
+                    </a:xfrm>
+                    <a:prstGeom prst="rect">
+                      <a:avLst/>
+                    </a:prstGeom>
+                  </pic:spPr>
+                </pic:pic>
+              </a:graphicData>
+            </a:graphic>
+          </wp:inline>
+        </w:drawing>
+      </w:r>
+    </w:p>
+    <w:p>
+      <w:pPr>
+        <w:spacing w:after="0"/>
+        <w:ind w:left="-426" w:right="-472"/>
+        <w:rPr>
+          <w:rFonts w:ascii="Times New Roman" w:hAnsi="Times New Roman" w:cs="Times New Roman"/>
+          <w:b/>
+          <w:bCs/>
+        </w:rPr>
       </w:pPr>
       <w:r>
         <w:rPr>
@@ -4354,599 +4666,42 @@
           <w:sz w:val="20"/>
           <w:szCs w:val="20"/>
         </w:rPr>
-        <w:t xml:space="preserve">    // Custom dashboard UI</w:t>
-      </w:r>
-    </w:p>
-    <w:p>
-      <w:pPr>
-        <w:pBdr>
-          <w:top w:val="single" w:sz="4" w:space="1" w:color="auto"/>
-          <w:left w:val="single" w:sz="4" w:space="4" w:color="auto"/>
-          <w:bottom w:val="single" w:sz="4" w:space="1" w:color="auto"/>
-          <w:right w:val="single" w:sz="4" w:space="4" w:color="auto"/>
-        </w:pBdr>
-        <w:spacing w:after="0"/>
-        <w:ind w:left="-426" w:right="-472"/>
-        <w:rPr>
-          <w:rFonts w:ascii="Courier New" w:hAnsi="Courier New" w:cs="Courier New"/>
-          <w:sz w:val="20"/>
-          <w:szCs w:val="20"/>
-        </w:rPr>
-      </w:pPr>
-      <w:r>
-        <w:rPr>
-          <w:rFonts w:ascii="Courier New" w:hAnsi="Courier New" w:cs="Courier New"/>
-          <w:sz w:val="20"/>
-          <w:szCs w:val="20"/>
-        </w:rPr>
-        <w:t>}</w:t>
-      </w:r>
-    </w:p>
-    <w:p>
-      <w:pPr>
-        <w:pBdr>
-          <w:top w:val="single" w:sz="4" w:space="1" w:color="auto"/>
-          <w:left w:val="single" w:sz="4" w:space="4" w:color="auto"/>
-          <w:bottom w:val="single" w:sz="4" w:space="1" w:color="auto"/>
-          <w:right w:val="single" w:sz="4" w:space="4" w:color="auto"/>
-        </w:pBdr>
-        <w:spacing w:after="0"/>
-        <w:ind w:left="-426" w:right="-472"/>
-        <w:rPr>
-          <w:rFonts w:ascii="Courier New" w:hAnsi="Courier New" w:cs="Courier New"/>
-          <w:sz w:val="20"/>
-          <w:szCs w:val="20"/>
-        </w:rPr>
-      </w:pPr>
-      <w:r>
-        <w:rPr>
-          <w:rFonts w:ascii="Courier New" w:hAnsi="Courier New" w:cs="Courier New"/>
-          <w:sz w:val="20"/>
-          <w:szCs w:val="20"/>
-        </w:rPr>
-        <w:t>// TransactionsPanel.java</w:t>
-      </w:r>
-    </w:p>
-    <w:p>
-      <w:pPr>
-        <w:pBdr>
-          <w:top w:val="single" w:sz="4" w:space="1" w:color="auto"/>
-          <w:left w:val="single" w:sz="4" w:space="4" w:color="auto"/>
-          <w:bottom w:val="single" w:sz="4" w:space="1" w:color="auto"/>
-          <w:right w:val="single" w:sz="4" w:space="4" w:color="auto"/>
-        </w:pBdr>
-        <w:spacing w:after="0"/>
-        <w:ind w:left="-426" w:right="-472"/>
-        <w:rPr>
-          <w:rFonts w:ascii="Courier New" w:hAnsi="Courier New" w:cs="Courier New"/>
-          <w:sz w:val="20"/>
-          <w:szCs w:val="20"/>
-        </w:rPr>
-      </w:pPr>
-      <w:r>
-        <w:rPr>
-          <w:rFonts w:ascii="Courier New" w:hAnsi="Courier New" w:cs="Courier New"/>
-          <w:sz w:val="20"/>
-          <w:szCs w:val="20"/>
-        </w:rPr>
-        <w:t>public class TransactionsPanel extends JPanel {</w:t>
-      </w:r>
-    </w:p>
-    <w:p>
-      <w:pPr>
-        <w:pBdr>
-          <w:top w:val="single" w:sz="4" w:space="1" w:color="auto"/>
-          <w:left w:val="single" w:sz="4" w:space="4" w:color="auto"/>
-          <w:bottom w:val="single" w:sz="4" w:space="1" w:color="auto"/>
-          <w:right w:val="single" w:sz="4" w:space="4" w:color="auto"/>
-        </w:pBdr>
-        <w:spacing w:after="0"/>
-        <w:ind w:left="-426" w:right="-472"/>
-        <w:rPr>
-          <w:rFonts w:ascii="Courier New" w:hAnsi="Courier New" w:cs="Courier New"/>
-          <w:sz w:val="20"/>
-          <w:szCs w:val="20"/>
-        </w:rPr>
-      </w:pPr>
-      <w:r>
-        <w:rPr>
-          <w:rFonts w:ascii="Courier New" w:hAnsi="Courier New" w:cs="Courier New"/>
-          <w:sz w:val="20"/>
-          <w:szCs w:val="20"/>
-        </w:rPr>
-        <w:t xml:space="preserve">    // Custom transactions UI</w:t>
-      </w:r>
-    </w:p>
-    <w:p>
-      <w:pPr>
-        <w:pBdr>
-          <w:top w:val="single" w:sz="4" w:space="1" w:color="auto"/>
-          <w:left w:val="single" w:sz="4" w:space="4" w:color="auto"/>
-          <w:bottom w:val="single" w:sz="4" w:space="1" w:color="auto"/>
-          <w:right w:val="single" w:sz="4" w:space="4" w:color="auto"/>
-        </w:pBdr>
-        <w:spacing w:after="0"/>
-        <w:ind w:left="-426" w:right="-472"/>
-        <w:rPr>
-          <w:rFonts w:ascii="Times New Roman" w:hAnsi="Times New Roman" w:cs="Times New Roman"/>
-        </w:rPr>
-      </w:pPr>
-      <w:r>
-        <w:rPr>
-          <w:rFonts w:ascii="Courier New" w:hAnsi="Courier New" w:cs="Courier New"/>
-          <w:sz w:val="20"/>
-          <w:szCs w:val="20"/>
-        </w:rPr>
-        <w:t>}</w:t>
-      </w:r>
-    </w:p>
-    <w:p>
-      <w:pPr>
-        <w:spacing w:after="0"/>
-        <w:ind w:left="-426" w:right="-472"/>
-        <w:rPr>
-          <w:rFonts w:ascii="Times New Roman" w:hAnsi="Times New Roman" w:cs="Times New Roman"/>
-          <w:b/>
-          <w:bCs/>
-        </w:rPr>
-      </w:pPr>
-    </w:p>
-    <w:p>
-      <w:pPr>
-        <w:spacing w:after="0"/>
-        <w:ind w:left="-426" w:right="-472"/>
-        <w:rPr>
-          <w:rFonts w:ascii="Times New Roman" w:hAnsi="Times New Roman" w:cs="Times New Roman"/>
-          <w:b/>
-          <w:bCs/>
-        </w:rPr>
-      </w:pPr>
-    </w:p>
-    <w:p>
-      <w:pPr>
-        <w:spacing w:after="0"/>
-        <w:ind w:left="-426" w:right="-472"/>
-        <w:rPr>
-          <w:rFonts w:ascii="Times New Roman" w:hAnsi="Times New Roman" w:cs="Times New Roman"/>
-          <w:b/>
-          <w:bCs/>
-          <w:u w:val="single"/>
-        </w:rPr>
-      </w:pPr>
-      <w:r>
-        <w:rPr>
-          <w:rFonts w:ascii="Times New Roman" w:hAnsi="Times New Roman" w:cs="Times New Roman"/>
-          <w:b/>
-          <w:bCs/>
-          <w:u w:val="single"/>
-        </w:rPr>
-        <w:t>Expense and Income Extending Transaction</w:t>
-      </w:r>
-    </w:p>
-    <w:p>
-      <w:pPr>
-        <w:spacing w:after="0"/>
-        <w:ind w:left="-426" w:right="-472"/>
-        <w:rPr>
-          <w:rFonts w:ascii="Times New Roman" w:hAnsi="Times New Roman" w:cs="Times New Roman"/>
-        </w:rPr>
-      </w:pPr>
-      <w:r>
-        <w:rPr>
-          <w:rFonts w:ascii="Times New Roman" w:hAnsi="Times New Roman" w:cs="Times New Roman"/>
-        </w:rPr>
-        <w:t>Expense and Income inherit from Transaction, reusing common fields and methods.</w:t>
-      </w:r>
-    </w:p>
-    <w:p>
-      <w:pPr>
-        <w:spacing w:after="0"/>
-        <w:ind w:left="-426" w:right="-472"/>
-        <w:rPr>
-          <w:rFonts w:ascii="Times New Roman" w:hAnsi="Times New Roman" w:cs="Times New Roman"/>
-          <w:b/>
-          <w:bCs/>
-        </w:rPr>
-      </w:pPr>
-    </w:p>
-    <w:p>
-      <w:pPr>
-        <w:pBdr>
-          <w:top w:val="single" w:sz="4" w:space="1" w:color="auto"/>
-          <w:left w:val="single" w:sz="4" w:space="4" w:color="auto"/>
-          <w:bottom w:val="single" w:sz="4" w:space="1" w:color="auto"/>
-          <w:right w:val="single" w:sz="4" w:space="4" w:color="auto"/>
-        </w:pBdr>
-        <w:spacing w:after="0"/>
-        <w:ind w:left="-426" w:right="-472"/>
-        <w:rPr>
-          <w:rFonts w:ascii="Courier New" w:hAnsi="Courier New" w:cs="Courier New"/>
-          <w:sz w:val="20"/>
-          <w:szCs w:val="20"/>
-        </w:rPr>
-      </w:pPr>
-      <w:r>
-        <w:rPr>
-          <w:rFonts w:ascii="Courier New" w:hAnsi="Courier New" w:cs="Courier New"/>
-          <w:sz w:val="20"/>
-          <w:szCs w:val="20"/>
-        </w:rPr>
-        <w:t>// Transaction.java</w:t>
-      </w:r>
-    </w:p>
-    <w:p>
-      <w:pPr>
-        <w:pBdr>
-          <w:top w:val="single" w:sz="4" w:space="1" w:color="auto"/>
-          <w:left w:val="single" w:sz="4" w:space="4" w:color="auto"/>
-          <w:bottom w:val="single" w:sz="4" w:space="1" w:color="auto"/>
-          <w:right w:val="single" w:sz="4" w:space="4" w:color="auto"/>
-        </w:pBdr>
-        <w:spacing w:after="0"/>
-        <w:ind w:left="-426" w:right="-472"/>
-        <w:rPr>
-          <w:rFonts w:ascii="Courier New" w:hAnsi="Courier New" w:cs="Courier New"/>
-          <w:sz w:val="20"/>
-          <w:szCs w:val="20"/>
-        </w:rPr>
-      </w:pPr>
-      <w:r>
-        <w:rPr>
-          <w:rFonts w:ascii="Courier New" w:hAnsi="Courier New" w:cs="Courier New"/>
-          <w:sz w:val="20"/>
-          <w:szCs w:val="20"/>
-        </w:rPr>
-        <w:t>public class Transaction {</w:t>
-      </w:r>
-    </w:p>
-    <w:p>
-      <w:pPr>
-        <w:pBdr>
-          <w:top w:val="single" w:sz="4" w:space="1" w:color="auto"/>
-          <w:left w:val="single" w:sz="4" w:space="4" w:color="auto"/>
-          <w:bottom w:val="single" w:sz="4" w:space="1" w:color="auto"/>
-          <w:right w:val="single" w:sz="4" w:space="4" w:color="auto"/>
-        </w:pBdr>
-        <w:spacing w:after="0"/>
-        <w:ind w:left="-426" w:right="-472"/>
-        <w:rPr>
-          <w:rFonts w:ascii="Courier New" w:hAnsi="Courier New" w:cs="Courier New"/>
-          <w:sz w:val="20"/>
-          <w:szCs w:val="20"/>
-        </w:rPr>
-      </w:pPr>
-      <w:r>
-        <w:rPr>
-          <w:rFonts w:ascii="Courier New" w:hAnsi="Courier New" w:cs="Courier New"/>
-          <w:sz w:val="20"/>
-          <w:szCs w:val="20"/>
-        </w:rPr>
-        <w:t xml:space="preserve">    protected double amount;</w:t>
-      </w:r>
-    </w:p>
-    <w:p>
-      <w:pPr>
-        <w:pBdr>
-          <w:top w:val="single" w:sz="4" w:space="1" w:color="auto"/>
-          <w:left w:val="single" w:sz="4" w:space="4" w:color="auto"/>
-          <w:bottom w:val="single" w:sz="4" w:space="1" w:color="auto"/>
-          <w:right w:val="single" w:sz="4" w:space="4" w:color="auto"/>
-        </w:pBdr>
-        <w:spacing w:after="0"/>
-        <w:ind w:left="-426" w:right="-472"/>
-        <w:rPr>
-          <w:rFonts w:ascii="Courier New" w:hAnsi="Courier New" w:cs="Courier New"/>
-          <w:sz w:val="20"/>
-          <w:szCs w:val="20"/>
-        </w:rPr>
-      </w:pPr>
-      <w:r>
-        <w:rPr>
-          <w:rFonts w:ascii="Courier New" w:hAnsi="Courier New" w:cs="Courier New"/>
-          <w:sz w:val="20"/>
-          <w:szCs w:val="20"/>
-        </w:rPr>
-        <w:t xml:space="preserve">    protected String category;</w:t>
-      </w:r>
-    </w:p>
-    <w:p>
-      <w:pPr>
-        <w:pBdr>
-          <w:top w:val="single" w:sz="4" w:space="1" w:color="auto"/>
-          <w:left w:val="single" w:sz="4" w:space="4" w:color="auto"/>
-          <w:bottom w:val="single" w:sz="4" w:space="1" w:color="auto"/>
-          <w:right w:val="single" w:sz="4" w:space="4" w:color="auto"/>
-        </w:pBdr>
-        <w:spacing w:after="0"/>
-        <w:ind w:left="-426" w:right="-472"/>
-        <w:rPr>
-          <w:rFonts w:ascii="Courier New" w:hAnsi="Courier New" w:cs="Courier New"/>
-          <w:sz w:val="20"/>
-          <w:szCs w:val="20"/>
-        </w:rPr>
-      </w:pPr>
-      <w:r>
-        <w:rPr>
-          <w:rFonts w:ascii="Courier New" w:hAnsi="Courier New" w:cs="Courier New"/>
-          <w:sz w:val="20"/>
-          <w:szCs w:val="20"/>
-        </w:rPr>
-        <w:t xml:space="preserve">    // ...</w:t>
-      </w:r>
-    </w:p>
-    <w:p>
-      <w:pPr>
-        <w:pBdr>
-          <w:top w:val="single" w:sz="4" w:space="1" w:color="auto"/>
-          <w:left w:val="single" w:sz="4" w:space="4" w:color="auto"/>
-          <w:bottom w:val="single" w:sz="4" w:space="1" w:color="auto"/>
-          <w:right w:val="single" w:sz="4" w:space="4" w:color="auto"/>
-        </w:pBdr>
-        <w:spacing w:after="0"/>
-        <w:ind w:left="-426" w:right="-472"/>
-        <w:rPr>
-          <w:rFonts w:ascii="Courier New" w:hAnsi="Courier New" w:cs="Courier New"/>
-          <w:sz w:val="20"/>
-          <w:szCs w:val="20"/>
-        </w:rPr>
-      </w:pPr>
-      <w:r>
-        <w:rPr>
-          <w:rFonts w:ascii="Courier New" w:hAnsi="Courier New" w:cs="Courier New"/>
-          <w:sz w:val="20"/>
-          <w:szCs w:val="20"/>
-        </w:rPr>
-        <w:t>}</w:t>
-      </w:r>
-    </w:p>
-    <w:p>
-      <w:pPr>
-        <w:pBdr>
-          <w:top w:val="single" w:sz="4" w:space="1" w:color="auto"/>
-          <w:left w:val="single" w:sz="4" w:space="4" w:color="auto"/>
-          <w:bottom w:val="single" w:sz="4" w:space="1" w:color="auto"/>
-          <w:right w:val="single" w:sz="4" w:space="4" w:color="auto"/>
-        </w:pBdr>
-        <w:spacing w:after="0"/>
-        <w:ind w:left="-426" w:right="-472"/>
-        <w:rPr>
-          <w:rFonts w:ascii="Courier New" w:hAnsi="Courier New" w:cs="Courier New"/>
-          <w:sz w:val="20"/>
-          <w:szCs w:val="20"/>
-        </w:rPr>
-      </w:pPr>
-      <w:r>
-        <w:rPr>
-          <w:rFonts w:ascii="Courier New" w:hAnsi="Courier New" w:cs="Courier New"/>
-          <w:sz w:val="20"/>
-          <w:szCs w:val="20"/>
-        </w:rPr>
-        <w:t>// Expense.java</w:t>
-      </w:r>
-    </w:p>
-    <w:p>
-      <w:pPr>
-        <w:pBdr>
-          <w:top w:val="single" w:sz="4" w:space="1" w:color="auto"/>
-          <w:left w:val="single" w:sz="4" w:space="4" w:color="auto"/>
-          <w:bottom w:val="single" w:sz="4" w:space="1" w:color="auto"/>
-          <w:right w:val="single" w:sz="4" w:space="4" w:color="auto"/>
-        </w:pBdr>
-        <w:spacing w:after="0"/>
-        <w:ind w:left="-426" w:right="-472"/>
-        <w:rPr>
-          <w:rFonts w:ascii="Courier New" w:hAnsi="Courier New" w:cs="Courier New"/>
-          <w:sz w:val="20"/>
-          <w:szCs w:val="20"/>
-        </w:rPr>
-      </w:pPr>
-      <w:r>
-        <w:rPr>
-          <w:rFonts w:ascii="Courier New" w:hAnsi="Courier New" w:cs="Courier New"/>
-          <w:sz w:val="20"/>
-          <w:szCs w:val="20"/>
-        </w:rPr>
-        <w:t>public class Expense extends Transaction {</w:t>
-      </w:r>
-    </w:p>
-    <w:p>
-      <w:pPr>
-        <w:pBdr>
-          <w:top w:val="single" w:sz="4" w:space="1" w:color="auto"/>
-          <w:left w:val="single" w:sz="4" w:space="4" w:color="auto"/>
-          <w:bottom w:val="single" w:sz="4" w:space="1" w:color="auto"/>
-          <w:right w:val="single" w:sz="4" w:space="4" w:color="auto"/>
-        </w:pBdr>
-        <w:spacing w:after="0"/>
-        <w:ind w:left="-426" w:right="-472"/>
-        <w:rPr>
-          <w:rFonts w:ascii="Courier New" w:hAnsi="Courier New" w:cs="Courier New"/>
-          <w:sz w:val="20"/>
-          <w:szCs w:val="20"/>
-        </w:rPr>
-      </w:pPr>
-      <w:r>
-        <w:rPr>
-          <w:rFonts w:ascii="Courier New" w:hAnsi="Courier New" w:cs="Courier New"/>
-          <w:sz w:val="20"/>
-          <w:szCs w:val="20"/>
-        </w:rPr>
-        <w:t xml:space="preserve">    private String expenseType;</w:t>
-      </w:r>
-    </w:p>
-    <w:p>
-      <w:pPr>
-        <w:pBdr>
-          <w:top w:val="single" w:sz="4" w:space="1" w:color="auto"/>
-          <w:left w:val="single" w:sz="4" w:space="4" w:color="auto"/>
-          <w:bottom w:val="single" w:sz="4" w:space="1" w:color="auto"/>
-          <w:right w:val="single" w:sz="4" w:space="4" w:color="auto"/>
-        </w:pBdr>
-        <w:spacing w:after="0"/>
-        <w:ind w:left="-426" w:right="-472"/>
-        <w:rPr>
-          <w:rFonts w:ascii="Courier New" w:hAnsi="Courier New" w:cs="Courier New"/>
-          <w:sz w:val="20"/>
-          <w:szCs w:val="20"/>
-        </w:rPr>
-      </w:pPr>
-      <w:r>
-        <w:rPr>
-          <w:rFonts w:ascii="Courier New" w:hAnsi="Courier New" w:cs="Courier New"/>
-          <w:sz w:val="20"/>
-          <w:szCs w:val="20"/>
-        </w:rPr>
-        <w:t xml:space="preserve">    // ...</w:t>
-      </w:r>
-    </w:p>
-    <w:p>
-      <w:pPr>
-        <w:pBdr>
-          <w:top w:val="single" w:sz="4" w:space="1" w:color="auto"/>
-          <w:left w:val="single" w:sz="4" w:space="4" w:color="auto"/>
-          <w:bottom w:val="single" w:sz="4" w:space="1" w:color="auto"/>
-          <w:right w:val="single" w:sz="4" w:space="4" w:color="auto"/>
-        </w:pBdr>
-        <w:spacing w:after="0"/>
-        <w:ind w:left="-426" w:right="-472"/>
-        <w:rPr>
-          <w:rFonts w:ascii="Courier New" w:hAnsi="Courier New" w:cs="Courier New"/>
-          <w:sz w:val="20"/>
-          <w:szCs w:val="20"/>
-        </w:rPr>
-      </w:pPr>
-      <w:r>
-        <w:rPr>
-          <w:rFonts w:ascii="Courier New" w:hAnsi="Courier New" w:cs="Courier New"/>
-          <w:sz w:val="20"/>
-          <w:szCs w:val="20"/>
-        </w:rPr>
-        <w:t>}</w:t>
-      </w:r>
-    </w:p>
-    <w:p>
-      <w:pPr>
-        <w:pBdr>
-          <w:top w:val="single" w:sz="4" w:space="1" w:color="auto"/>
-          <w:left w:val="single" w:sz="4" w:space="4" w:color="auto"/>
-          <w:bottom w:val="single" w:sz="4" w:space="1" w:color="auto"/>
-          <w:right w:val="single" w:sz="4" w:space="4" w:color="auto"/>
-        </w:pBdr>
-        <w:spacing w:after="0"/>
-        <w:ind w:left="-426" w:right="-472"/>
-        <w:rPr>
-          <w:rFonts w:ascii="Courier New" w:hAnsi="Courier New" w:cs="Courier New"/>
-          <w:sz w:val="20"/>
-          <w:szCs w:val="20"/>
-        </w:rPr>
-      </w:pPr>
-      <w:r>
-        <w:rPr>
-          <w:rFonts w:ascii="Courier New" w:hAnsi="Courier New" w:cs="Courier New"/>
-          <w:sz w:val="20"/>
-          <w:szCs w:val="20"/>
-        </w:rPr>
-        <w:t>// Income.java</w:t>
-      </w:r>
-    </w:p>
-    <w:p>
-      <w:pPr>
-        <w:pBdr>
-          <w:top w:val="single" w:sz="4" w:space="1" w:color="auto"/>
-          <w:left w:val="single" w:sz="4" w:space="4" w:color="auto"/>
-          <w:bottom w:val="single" w:sz="4" w:space="1" w:color="auto"/>
-          <w:right w:val="single" w:sz="4" w:space="4" w:color="auto"/>
-        </w:pBdr>
-        <w:spacing w:after="0"/>
-        <w:ind w:left="-426" w:right="-472"/>
-        <w:rPr>
-          <w:rFonts w:ascii="Courier New" w:hAnsi="Courier New" w:cs="Courier New"/>
-          <w:sz w:val="20"/>
-          <w:szCs w:val="20"/>
-        </w:rPr>
-      </w:pPr>
-      <w:r>
-        <w:rPr>
-          <w:rFonts w:ascii="Courier New" w:hAnsi="Courier New" w:cs="Courier New"/>
-          <w:sz w:val="20"/>
-          <w:szCs w:val="20"/>
-        </w:rPr>
-        <w:t>public class Income extends Transaction {</w:t>
-      </w:r>
-    </w:p>
-    <w:p>
-      <w:pPr>
-        <w:pBdr>
-          <w:top w:val="single" w:sz="4" w:space="1" w:color="auto"/>
-          <w:left w:val="single" w:sz="4" w:space="4" w:color="auto"/>
-          <w:bottom w:val="single" w:sz="4" w:space="1" w:color="auto"/>
-          <w:right w:val="single" w:sz="4" w:space="4" w:color="auto"/>
-        </w:pBdr>
-        <w:spacing w:after="0"/>
-        <w:ind w:left="-426" w:right="-472"/>
-        <w:rPr>
-          <w:rFonts w:ascii="Courier New" w:hAnsi="Courier New" w:cs="Courier New"/>
-          <w:sz w:val="20"/>
-          <w:szCs w:val="20"/>
-        </w:rPr>
-      </w:pPr>
-      <w:r>
-        <w:rPr>
-          <w:rFonts w:ascii="Courier New" w:hAnsi="Courier New" w:cs="Courier New"/>
-          <w:sz w:val="20"/>
-          <w:szCs w:val="20"/>
-        </w:rPr>
-        <w:t xml:space="preserve">    private String source;</w:t>
-      </w:r>
-    </w:p>
-    <w:p>
-      <w:pPr>
-        <w:pBdr>
-          <w:top w:val="single" w:sz="4" w:space="1" w:color="auto"/>
-          <w:left w:val="single" w:sz="4" w:space="4" w:color="auto"/>
-          <w:bottom w:val="single" w:sz="4" w:space="1" w:color="auto"/>
-          <w:right w:val="single" w:sz="4" w:space="4" w:color="auto"/>
-        </w:pBdr>
-        <w:spacing w:after="0"/>
-        <w:ind w:left="-426" w:right="-472"/>
-        <w:rPr>
-          <w:rFonts w:ascii="Courier New" w:hAnsi="Courier New" w:cs="Courier New"/>
-          <w:sz w:val="20"/>
-          <w:szCs w:val="20"/>
-        </w:rPr>
-      </w:pPr>
-      <w:r>
-        <w:rPr>
-          <w:rFonts w:ascii="Courier New" w:hAnsi="Courier New" w:cs="Courier New"/>
-          <w:sz w:val="20"/>
-          <w:szCs w:val="20"/>
-        </w:rPr>
-        <w:t xml:space="preserve">    // ...</w:t>
-      </w:r>
-    </w:p>
-    <w:p>
-      <w:pPr>
-        <w:pBdr>
-          <w:top w:val="single" w:sz="4" w:space="1" w:color="auto"/>
-          <w:left w:val="single" w:sz="4" w:space="4" w:color="auto"/>
-          <w:bottom w:val="single" w:sz="4" w:space="1" w:color="auto"/>
-          <w:right w:val="single" w:sz="4" w:space="4" w:color="auto"/>
-        </w:pBdr>
-        <w:spacing w:after="0"/>
-        <w:ind w:left="-426" w:right="-472"/>
-        <w:rPr>
-          <w:rFonts w:ascii="Courier New" w:hAnsi="Courier New" w:cs="Courier New"/>
-          <w:sz w:val="20"/>
-          <w:szCs w:val="20"/>
-        </w:rPr>
-      </w:pPr>
-      <w:r>
-        <w:rPr>
-          <w:rFonts w:ascii="Courier New" w:hAnsi="Courier New" w:cs="Courier New"/>
-          <w:sz w:val="20"/>
-          <w:szCs w:val="20"/>
-        </w:rPr>
-        <w:t xml:space="preserve">} </w:t>
+        <w:lastRenderedPageBreak/>
+        <w:drawing>
+          <wp:inline distT="0" distB="0" distL="0" distR="0" wp14:anchorId="071C15AB" wp14:editId="7E9403E2">
+            <wp:extent cx="5314950" cy="1309011"/>
+            <wp:effectExtent l="0" t="0" r="0" b="5715"/>
+            <wp:docPr id="1628076226" name="Picture 1"/>
+            <wp:cNvGraphicFramePr>
+              <a:graphicFrameLocks xmlns:a="http://schemas.openxmlformats.org/drawingml/2006/main" noChangeAspect="1"/>
+            </wp:cNvGraphicFramePr>
+            <a:graphic xmlns:a="http://schemas.openxmlformats.org/drawingml/2006/main">
+              <a:graphicData uri="http://schemas.openxmlformats.org/drawingml/2006/picture">
+                <pic:pic xmlns:pic="http://schemas.openxmlformats.org/drawingml/2006/picture">
+                  <pic:nvPicPr>
+                    <pic:cNvPr id="1628076226" name=""/>
+                    <pic:cNvPicPr/>
+                  </pic:nvPicPr>
+                  <pic:blipFill>
+                    <a:blip r:embed="rId16"/>
+                    <a:stretch>
+                      <a:fillRect/>
+                    </a:stretch>
+                  </pic:blipFill>
+                  <pic:spPr>
+                    <a:xfrm>
+                      <a:off x="0" y="0"/>
+                      <a:ext cx="5330135" cy="1312751"/>
+                    </a:xfrm>
+                    <a:prstGeom prst="rect">
+                      <a:avLst/>
+                    </a:prstGeom>
+                  </pic:spPr>
+                </pic:pic>
+              </a:graphicData>
+            </a:graphic>
+          </wp:inline>
+        </w:drawing>
       </w:r>
     </w:p>
     <w:p>
@@ -5014,43 +4769,76 @@
           <w:bCs/>
           <w:u w:val="single"/>
         </w:rPr>
-        <w:t>Overriding paintComponent</w:t>
-      </w:r>
-    </w:p>
-    <w:p>
-      <w:pPr>
-        <w:spacing w:after="0"/>
-        <w:ind w:left="-426" w:right="-472"/>
-        <w:rPr>
-          <w:rFonts w:ascii="Times New Roman" w:hAnsi="Times New Roman" w:cs="Times New Roman"/>
-        </w:rPr>
-      </w:pPr>
-      <w:r>
-        <w:rPr>
-          <w:rFonts w:ascii="Times New Roman" w:hAnsi="Times New Roman" w:cs="Times New Roman"/>
-        </w:rPr>
-        <w:t>Each panel can override paintComponent to render its own content, but can be referenced as a JPanel.</w:t>
-      </w:r>
-    </w:p>
-    <w:p>
-      <w:pPr>
-        <w:spacing w:after="0"/>
-        <w:ind w:left="-426" w:right="-472"/>
-        <w:rPr>
-          <w:rFonts w:ascii="Times New Roman" w:hAnsi="Times New Roman" w:cs="Times New Roman"/>
-          <w:b/>
-          <w:bCs/>
-        </w:rPr>
-      </w:pPr>
-    </w:p>
-    <w:p>
-      <w:pPr>
-        <w:pBdr>
-          <w:top w:val="single" w:sz="4" w:space="1" w:color="auto"/>
-          <w:left w:val="single" w:sz="4" w:space="4" w:color="auto"/>
-          <w:bottom w:val="single" w:sz="4" w:space="1" w:color="auto"/>
-          <w:right w:val="single" w:sz="4" w:space="4" w:color="auto"/>
-        </w:pBdr>
+        <w:t xml:space="preserve">Overriding </w:t>
+      </w:r>
+      <w:proofErr w:type="spellStart"/>
+      <w:r>
+        <w:rPr>
+          <w:rFonts w:ascii="Times New Roman" w:hAnsi="Times New Roman" w:cs="Times New Roman"/>
+          <w:b/>
+          <w:bCs/>
+          <w:u w:val="single"/>
+        </w:rPr>
+        <w:t>paintComponent</w:t>
+      </w:r>
+      <w:proofErr w:type="spellEnd"/>
+    </w:p>
+    <w:p>
+      <w:pPr>
+        <w:spacing w:after="0"/>
+        <w:ind w:left="-426" w:right="-472"/>
+        <w:rPr>
+          <w:rFonts w:ascii="Times New Roman" w:hAnsi="Times New Roman" w:cs="Times New Roman"/>
+        </w:rPr>
+      </w:pPr>
+      <w:r>
+        <w:rPr>
+          <w:rFonts w:ascii="Times New Roman" w:hAnsi="Times New Roman" w:cs="Times New Roman"/>
+        </w:rPr>
+        <w:t xml:space="preserve">Each panel can override </w:t>
+      </w:r>
+      <w:proofErr w:type="spellStart"/>
+      <w:r>
+        <w:rPr>
+          <w:rFonts w:ascii="Times New Roman" w:hAnsi="Times New Roman" w:cs="Times New Roman"/>
+        </w:rPr>
+        <w:t>paintComponent</w:t>
+      </w:r>
+      <w:proofErr w:type="spellEnd"/>
+      <w:r>
+        <w:rPr>
+          <w:rFonts w:ascii="Times New Roman" w:hAnsi="Times New Roman" w:cs="Times New Roman"/>
+        </w:rPr>
+        <w:t xml:space="preserve"> to render its own content, but can be referenced as a </w:t>
+      </w:r>
+      <w:proofErr w:type="spellStart"/>
+      <w:r>
+        <w:rPr>
+          <w:rFonts w:ascii="Times New Roman" w:hAnsi="Times New Roman" w:cs="Times New Roman"/>
+        </w:rPr>
+        <w:t>JPanel</w:t>
+      </w:r>
+      <w:proofErr w:type="spellEnd"/>
+      <w:r>
+        <w:rPr>
+          <w:rFonts w:ascii="Times New Roman" w:hAnsi="Times New Roman" w:cs="Times New Roman"/>
+        </w:rPr>
+        <w:t>.</w:t>
+      </w:r>
+    </w:p>
+    <w:p>
+      <w:pPr>
+        <w:spacing w:after="0"/>
+        <w:ind w:left="-426" w:right="-472"/>
+        <w:rPr>
+          <w:rFonts w:ascii="Times New Roman" w:hAnsi="Times New Roman" w:cs="Times New Roman"/>
+          <w:b/>
+          <w:bCs/>
+        </w:rPr>
+      </w:pPr>
+    </w:p>
+    <w:p>
+      <w:pPr>
         <w:spacing w:after="0"/>
         <w:ind w:left="-426" w:right="-472"/>
         <w:rPr>
@@ -5065,24 +4853,161 @@
           <w:sz w:val="20"/>
           <w:szCs w:val="20"/>
         </w:rPr>
-        <w:t>// DashboardPanel.java</w:t>
-      </w:r>
-    </w:p>
-    <w:p>
-      <w:pPr>
-        <w:pBdr>
-          <w:top w:val="single" w:sz="4" w:space="1" w:color="auto"/>
-          <w:left w:val="single" w:sz="4" w:space="4" w:color="auto"/>
-          <w:bottom w:val="single" w:sz="4" w:space="1" w:color="auto"/>
-          <w:right w:val="single" w:sz="4" w:space="4" w:color="auto"/>
-        </w:pBdr>
-        <w:spacing w:after="0"/>
-        <w:ind w:left="-426" w:right="-472"/>
+        <w:drawing>
+          <wp:inline distT="0" distB="0" distL="0" distR="0" wp14:anchorId="7DAA2937" wp14:editId="00E59F7C">
+            <wp:extent cx="5125085" cy="794371"/>
+            <wp:effectExtent l="0" t="0" r="0" b="6350"/>
+            <wp:docPr id="1810660624" name="Picture 1"/>
+            <wp:cNvGraphicFramePr>
+              <a:graphicFrameLocks xmlns:a="http://schemas.openxmlformats.org/drawingml/2006/main" noChangeAspect="1"/>
+            </wp:cNvGraphicFramePr>
+            <a:graphic xmlns:a="http://schemas.openxmlformats.org/drawingml/2006/main">
+              <a:graphicData uri="http://schemas.openxmlformats.org/drawingml/2006/picture">
+                <pic:pic xmlns:pic="http://schemas.openxmlformats.org/drawingml/2006/picture">
+                  <pic:nvPicPr>
+                    <pic:cNvPr id="1810660624" name=""/>
+                    <pic:cNvPicPr/>
+                  </pic:nvPicPr>
+                  <pic:blipFill>
+                    <a:blip r:embed="rId17"/>
+                    <a:stretch>
+                      <a:fillRect/>
+                    </a:stretch>
+                  </pic:blipFill>
+                  <pic:spPr>
+                    <a:xfrm>
+                      <a:off x="0" y="0"/>
+                      <a:ext cx="5186754" cy="803929"/>
+                    </a:xfrm>
+                    <a:prstGeom prst="rect">
+                      <a:avLst/>
+                    </a:prstGeom>
+                  </pic:spPr>
+                </pic:pic>
+              </a:graphicData>
+            </a:graphic>
+          </wp:inline>
+        </w:drawing>
+      </w:r>
+    </w:p>
+    <w:p>
+      <w:pPr>
+        <w:spacing w:after="0"/>
+        <w:ind w:left="-426" w:right="-472"/>
+        <w:rPr>
+          <w:rFonts w:ascii="Times New Roman" w:hAnsi="Times New Roman" w:cs="Times New Roman"/>
+          <w:b/>
+          <w:bCs/>
+        </w:rPr>
+      </w:pPr>
+      <w:r>
         <w:rPr>
           <w:rFonts w:ascii="Courier New" w:hAnsi="Courier New" w:cs="Courier New"/>
           <w:sz w:val="20"/>
           <w:szCs w:val="20"/>
         </w:rPr>
+        <w:drawing>
+          <wp:inline distT="0" distB="0" distL="0" distR="0" wp14:anchorId="6239629E" wp14:editId="737FD68C">
+            <wp:extent cx="4533900" cy="3059119"/>
+            <wp:effectExtent l="0" t="0" r="0" b="8255"/>
+            <wp:docPr id="703688695" name="Picture 1"/>
+            <wp:cNvGraphicFramePr>
+              <a:graphicFrameLocks xmlns:a="http://schemas.openxmlformats.org/drawingml/2006/main" noChangeAspect="1"/>
+            </wp:cNvGraphicFramePr>
+            <a:graphic xmlns:a="http://schemas.openxmlformats.org/drawingml/2006/main">
+              <a:graphicData uri="http://schemas.openxmlformats.org/drawingml/2006/picture">
+                <pic:pic xmlns:pic="http://schemas.openxmlformats.org/drawingml/2006/picture">
+                  <pic:nvPicPr>
+                    <pic:cNvPr id="703688695" name=""/>
+                    <pic:cNvPicPr/>
+                  </pic:nvPicPr>
+                  <pic:blipFill>
+                    <a:blip r:embed="rId18"/>
+                    <a:stretch>
+                      <a:fillRect/>
+                    </a:stretch>
+                  </pic:blipFill>
+                  <pic:spPr>
+                    <a:xfrm>
+                      <a:off x="0" y="0"/>
+                      <a:ext cx="4539447" cy="3062861"/>
+                    </a:xfrm>
+                    <a:prstGeom prst="rect">
+                      <a:avLst/>
+                    </a:prstGeom>
+                  </pic:spPr>
+                </pic:pic>
+              </a:graphicData>
+            </a:graphic>
+          </wp:inline>
+        </w:drawing>
+      </w:r>
+    </w:p>
+    <w:p>
+      <w:pPr>
+        <w:spacing w:after="0"/>
+        <w:ind w:left="-426" w:right="-472"/>
+        <w:rPr>
+          <w:rFonts w:ascii="Times New Roman" w:hAnsi="Times New Roman" w:cs="Times New Roman"/>
+          <w:b/>
+          <w:bCs/>
+        </w:rPr>
+      </w:pPr>
+    </w:p>
+    <w:p>
+      <w:pPr>
+        <w:spacing w:after="0"/>
+        <w:ind w:left="-426" w:right="-472"/>
+        <w:rPr>
+          <w:rFonts w:ascii="Times New Roman" w:hAnsi="Times New Roman" w:cs="Times New Roman"/>
+          <w:u w:val="single"/>
+        </w:rPr>
+      </w:pPr>
+      <w:r>
+        <w:rPr>
+          <w:rFonts w:ascii="Times New Roman" w:hAnsi="Times New Roman" w:cs="Times New Roman"/>
+          <w:b/>
+          <w:bCs/>
+          <w:u w:val="single"/>
+        </w:rPr>
+        <w:t>Handling Transactions Polymorphically</w:t>
+      </w:r>
+    </w:p>
+    <w:p>
+      <w:pPr>
+        <w:spacing w:after="0"/>
+        <w:ind w:left="-426" w:right="-472"/>
+        <w:rPr>
+          <w:rFonts w:ascii="Times New Roman" w:hAnsi="Times New Roman" w:cs="Times New Roman"/>
+        </w:rPr>
+      </w:pPr>
+      <w:r>
+        <w:rPr>
+          <w:rFonts w:ascii="Times New Roman" w:hAnsi="Times New Roman" w:cs="Times New Roman"/>
+        </w:rPr>
+        <w:t>Both `Expense` and `Income` can be treated as `Transaction` objects, allowing uniform processing.</w:t>
+      </w:r>
+    </w:p>
+    <w:p>
+      <w:pPr>
+        <w:spacing w:after="0"/>
+        <w:ind w:left="-426" w:right="-472"/>
+        <w:rPr>
+          <w:rFonts w:ascii="Times New Roman" w:hAnsi="Times New Roman" w:cs="Times New Roman"/>
+          <w:b/>
+          <w:bCs/>
+        </w:rPr>
+      </w:pPr>
+    </w:p>
+    <w:p>
+      <w:pPr>
+        <w:spacing w:after="0"/>
+        <w:ind w:left="-426" w:right="-472"/>
+        <w:rPr>
+          <w:rFonts w:ascii="Times New Roman" w:hAnsi="Times New Roman" w:cs="Times New Roman"/>
+          <w:b/>
+          <w:bCs/>
+        </w:rPr>
       </w:pPr>
       <w:r>
         <w:rPr>
@@ -5090,475 +5015,42 @@
           <w:sz w:val="20"/>
           <w:szCs w:val="20"/>
         </w:rPr>
-        <w:t>@Override</w:t>
-      </w:r>
-    </w:p>
-    <w:p>
-      <w:pPr>
-        <w:pBdr>
-          <w:top w:val="single" w:sz="4" w:space="1" w:color="auto"/>
-          <w:left w:val="single" w:sz="4" w:space="4" w:color="auto"/>
-          <w:bottom w:val="single" w:sz="4" w:space="1" w:color="auto"/>
-          <w:right w:val="single" w:sz="4" w:space="4" w:color="auto"/>
-        </w:pBdr>
-        <w:spacing w:after="0"/>
-        <w:ind w:left="-426" w:right="-472"/>
-        <w:rPr>
-          <w:rFonts w:ascii="Courier New" w:hAnsi="Courier New" w:cs="Courier New"/>
-          <w:sz w:val="20"/>
-          <w:szCs w:val="20"/>
-        </w:rPr>
-      </w:pPr>
-      <w:r>
-        <w:rPr>
-          <w:rFonts w:ascii="Courier New" w:hAnsi="Courier New" w:cs="Courier New"/>
-          <w:sz w:val="20"/>
-          <w:szCs w:val="20"/>
-        </w:rPr>
-        <w:t>public void paintComponent(Graphics g) {</w:t>
-      </w:r>
-    </w:p>
-    <w:p>
-      <w:pPr>
-        <w:pBdr>
-          <w:top w:val="single" w:sz="4" w:space="1" w:color="auto"/>
-          <w:left w:val="single" w:sz="4" w:space="4" w:color="auto"/>
-          <w:bottom w:val="single" w:sz="4" w:space="1" w:color="auto"/>
-          <w:right w:val="single" w:sz="4" w:space="4" w:color="auto"/>
-        </w:pBdr>
-        <w:spacing w:after="0"/>
-        <w:ind w:left="-426" w:right="-472"/>
-        <w:rPr>
-          <w:rFonts w:ascii="Courier New" w:hAnsi="Courier New" w:cs="Courier New"/>
-          <w:sz w:val="20"/>
-          <w:szCs w:val="20"/>
-        </w:rPr>
-      </w:pPr>
-      <w:r>
-        <w:rPr>
-          <w:rFonts w:ascii="Courier New" w:hAnsi="Courier New" w:cs="Courier New"/>
-          <w:sz w:val="20"/>
-          <w:szCs w:val="20"/>
-        </w:rPr>
-        <w:t xml:space="preserve">    super.paintComponent(g);</w:t>
-      </w:r>
-    </w:p>
-    <w:p>
-      <w:pPr>
-        <w:pBdr>
-          <w:top w:val="single" w:sz="4" w:space="1" w:color="auto"/>
-          <w:left w:val="single" w:sz="4" w:space="4" w:color="auto"/>
-          <w:bottom w:val="single" w:sz="4" w:space="1" w:color="auto"/>
-          <w:right w:val="single" w:sz="4" w:space="4" w:color="auto"/>
-        </w:pBdr>
-        <w:spacing w:after="0"/>
-        <w:ind w:left="-426" w:right="-472"/>
-        <w:rPr>
-          <w:rFonts w:ascii="Courier New" w:hAnsi="Courier New" w:cs="Courier New"/>
-          <w:sz w:val="20"/>
-          <w:szCs w:val="20"/>
-        </w:rPr>
-      </w:pPr>
-      <w:r>
-        <w:rPr>
-          <w:rFonts w:ascii="Courier New" w:hAnsi="Courier New" w:cs="Courier New"/>
-          <w:sz w:val="20"/>
-          <w:szCs w:val="20"/>
-        </w:rPr>
-        <w:t xml:space="preserve">    // Custom drawing code for dashboard</w:t>
-      </w:r>
-    </w:p>
-    <w:p>
-      <w:pPr>
-        <w:pBdr>
-          <w:top w:val="single" w:sz="4" w:space="1" w:color="auto"/>
-          <w:left w:val="single" w:sz="4" w:space="4" w:color="auto"/>
-          <w:bottom w:val="single" w:sz="4" w:space="1" w:color="auto"/>
-          <w:right w:val="single" w:sz="4" w:space="4" w:color="auto"/>
-        </w:pBdr>
-        <w:spacing w:after="0"/>
-        <w:ind w:left="-426" w:right="-472"/>
-        <w:rPr>
-          <w:rFonts w:ascii="Courier New" w:hAnsi="Courier New" w:cs="Courier New"/>
-          <w:sz w:val="20"/>
-          <w:szCs w:val="20"/>
-        </w:rPr>
-      </w:pPr>
-      <w:r>
-        <w:rPr>
-          <w:rFonts w:ascii="Courier New" w:hAnsi="Courier New" w:cs="Courier New"/>
-          <w:sz w:val="20"/>
-          <w:szCs w:val="20"/>
-        </w:rPr>
-        <w:t>}</w:t>
-      </w:r>
-    </w:p>
-    <w:p>
-      <w:pPr>
-        <w:pBdr>
-          <w:top w:val="single" w:sz="4" w:space="1" w:color="auto"/>
-          <w:left w:val="single" w:sz="4" w:space="4" w:color="auto"/>
-          <w:bottom w:val="single" w:sz="4" w:space="1" w:color="auto"/>
-          <w:right w:val="single" w:sz="4" w:space="4" w:color="auto"/>
-        </w:pBdr>
-        <w:spacing w:after="0"/>
-        <w:ind w:left="-426" w:right="-472"/>
-        <w:rPr>
-          <w:rFonts w:ascii="Courier New" w:hAnsi="Courier New" w:cs="Courier New"/>
-          <w:sz w:val="20"/>
-          <w:szCs w:val="20"/>
-        </w:rPr>
-      </w:pPr>
-      <w:r>
-        <w:rPr>
-          <w:rFonts w:ascii="Courier New" w:hAnsi="Courier New" w:cs="Courier New"/>
-          <w:sz w:val="20"/>
-          <w:szCs w:val="20"/>
-        </w:rPr>
-        <w:t>// TransactionsPanel.java</w:t>
-      </w:r>
-    </w:p>
-    <w:p>
-      <w:pPr>
-        <w:pBdr>
-          <w:top w:val="single" w:sz="4" w:space="1" w:color="auto"/>
-          <w:left w:val="single" w:sz="4" w:space="4" w:color="auto"/>
-          <w:bottom w:val="single" w:sz="4" w:space="1" w:color="auto"/>
-          <w:right w:val="single" w:sz="4" w:space="4" w:color="auto"/>
-        </w:pBdr>
-        <w:spacing w:after="0"/>
-        <w:ind w:left="-426" w:right="-472"/>
-        <w:rPr>
-          <w:rFonts w:ascii="Courier New" w:hAnsi="Courier New" w:cs="Courier New"/>
-          <w:sz w:val="20"/>
-          <w:szCs w:val="20"/>
-        </w:rPr>
-      </w:pPr>
-      <w:r>
-        <w:rPr>
-          <w:rFonts w:ascii="Courier New" w:hAnsi="Courier New" w:cs="Courier New"/>
-          <w:sz w:val="20"/>
-          <w:szCs w:val="20"/>
-        </w:rPr>
-        <w:t>@Override</w:t>
-      </w:r>
-    </w:p>
-    <w:p>
-      <w:pPr>
-        <w:pBdr>
-          <w:top w:val="single" w:sz="4" w:space="1" w:color="auto"/>
-          <w:left w:val="single" w:sz="4" w:space="4" w:color="auto"/>
-          <w:bottom w:val="single" w:sz="4" w:space="1" w:color="auto"/>
-          <w:right w:val="single" w:sz="4" w:space="4" w:color="auto"/>
-        </w:pBdr>
-        <w:spacing w:after="0"/>
-        <w:ind w:left="-426" w:right="-472"/>
-        <w:rPr>
-          <w:rFonts w:ascii="Courier New" w:hAnsi="Courier New" w:cs="Courier New"/>
-          <w:sz w:val="20"/>
-          <w:szCs w:val="20"/>
-        </w:rPr>
-      </w:pPr>
-      <w:r>
-        <w:rPr>
-          <w:rFonts w:ascii="Courier New" w:hAnsi="Courier New" w:cs="Courier New"/>
-          <w:sz w:val="20"/>
-          <w:szCs w:val="20"/>
-        </w:rPr>
-        <w:t>public void paintComponent(Graphics g) {</w:t>
-      </w:r>
-    </w:p>
-    <w:p>
-      <w:pPr>
-        <w:pBdr>
-          <w:top w:val="single" w:sz="4" w:space="1" w:color="auto"/>
-          <w:left w:val="single" w:sz="4" w:space="4" w:color="auto"/>
-          <w:bottom w:val="single" w:sz="4" w:space="1" w:color="auto"/>
-          <w:right w:val="single" w:sz="4" w:space="4" w:color="auto"/>
-        </w:pBdr>
-        <w:spacing w:after="0"/>
-        <w:ind w:left="-426" w:right="-472"/>
-        <w:rPr>
-          <w:rFonts w:ascii="Courier New" w:hAnsi="Courier New" w:cs="Courier New"/>
-          <w:sz w:val="20"/>
-          <w:szCs w:val="20"/>
-        </w:rPr>
-      </w:pPr>
-      <w:r>
-        <w:rPr>
-          <w:rFonts w:ascii="Courier New" w:hAnsi="Courier New" w:cs="Courier New"/>
-          <w:sz w:val="20"/>
-          <w:szCs w:val="20"/>
-        </w:rPr>
-        <w:t xml:space="preserve">    super.paintComponent(g);</w:t>
-      </w:r>
-    </w:p>
-    <w:p>
-      <w:pPr>
-        <w:pBdr>
-          <w:top w:val="single" w:sz="4" w:space="1" w:color="auto"/>
-          <w:left w:val="single" w:sz="4" w:space="4" w:color="auto"/>
-          <w:bottom w:val="single" w:sz="4" w:space="1" w:color="auto"/>
-          <w:right w:val="single" w:sz="4" w:space="4" w:color="auto"/>
-        </w:pBdr>
-        <w:spacing w:after="0"/>
-        <w:ind w:left="-426" w:right="-472"/>
-        <w:rPr>
-          <w:rFonts w:ascii="Courier New" w:hAnsi="Courier New" w:cs="Courier New"/>
-          <w:sz w:val="20"/>
-          <w:szCs w:val="20"/>
-        </w:rPr>
-      </w:pPr>
-      <w:r>
-        <w:rPr>
-          <w:rFonts w:ascii="Courier New" w:hAnsi="Courier New" w:cs="Courier New"/>
-          <w:sz w:val="20"/>
-          <w:szCs w:val="20"/>
-        </w:rPr>
-        <w:t xml:space="preserve">    // Custom drawing code for transactions</w:t>
-      </w:r>
-    </w:p>
-    <w:p>
-      <w:pPr>
-        <w:pBdr>
-          <w:top w:val="single" w:sz="4" w:space="1" w:color="auto"/>
-          <w:left w:val="single" w:sz="4" w:space="4" w:color="auto"/>
-          <w:bottom w:val="single" w:sz="4" w:space="1" w:color="auto"/>
-          <w:right w:val="single" w:sz="4" w:space="4" w:color="auto"/>
-        </w:pBdr>
-        <w:spacing w:after="0"/>
-        <w:ind w:left="-426" w:right="-472"/>
-        <w:rPr>
-          <w:rFonts w:ascii="Courier New" w:hAnsi="Courier New" w:cs="Courier New"/>
-          <w:sz w:val="20"/>
-          <w:szCs w:val="20"/>
-        </w:rPr>
-      </w:pPr>
-      <w:r>
-        <w:rPr>
-          <w:rFonts w:ascii="Courier New" w:hAnsi="Courier New" w:cs="Courier New"/>
-          <w:sz w:val="20"/>
-          <w:szCs w:val="20"/>
-        </w:rPr>
-        <w:t xml:space="preserve">} </w:t>
-      </w:r>
-    </w:p>
-    <w:p>
-      <w:pPr>
-        <w:spacing w:after="0"/>
-        <w:ind w:left="-426" w:right="-472"/>
-        <w:rPr>
-          <w:rFonts w:ascii="Times New Roman" w:hAnsi="Times New Roman" w:cs="Times New Roman"/>
-          <w:b/>
-          <w:bCs/>
-        </w:rPr>
-      </w:pPr>
-    </w:p>
-    <w:p>
-      <w:pPr>
-        <w:spacing w:after="0"/>
-        <w:ind w:left="-426" w:right="-472"/>
-        <w:rPr>
-          <w:rFonts w:ascii="Times New Roman" w:hAnsi="Times New Roman" w:cs="Times New Roman"/>
-          <w:u w:val="single"/>
-        </w:rPr>
-      </w:pPr>
-      <w:r>
-        <w:rPr>
-          <w:rFonts w:ascii="Times New Roman" w:hAnsi="Times New Roman" w:cs="Times New Roman"/>
-          <w:b/>
-          <w:bCs/>
-          <w:u w:val="single"/>
-        </w:rPr>
-        <w:t>Handling Transactions Polymorphically</w:t>
-      </w:r>
-    </w:p>
-    <w:p>
-      <w:pPr>
-        <w:spacing w:after="0"/>
-        <w:ind w:left="-426" w:right="-472"/>
-        <w:rPr>
-          <w:rFonts w:ascii="Times New Roman" w:hAnsi="Times New Roman" w:cs="Times New Roman"/>
-        </w:rPr>
-      </w:pPr>
-      <w:r>
-        <w:rPr>
-          <w:rFonts w:ascii="Times New Roman" w:hAnsi="Times New Roman" w:cs="Times New Roman"/>
-        </w:rPr>
-        <w:t>Both `Expense` and `Income` can be treated as `Transaction` objects, allowing uniform processing.</w:t>
-      </w:r>
-    </w:p>
-    <w:p>
-      <w:pPr>
-        <w:spacing w:after="0"/>
-        <w:ind w:left="-426" w:right="-472"/>
-        <w:rPr>
-          <w:rFonts w:ascii="Times New Roman" w:hAnsi="Times New Roman" w:cs="Times New Roman"/>
-          <w:b/>
-          <w:bCs/>
-        </w:rPr>
-      </w:pPr>
-    </w:p>
-    <w:p>
-      <w:pPr>
-        <w:pBdr>
-          <w:top w:val="single" w:sz="4" w:space="1" w:color="auto"/>
-          <w:left w:val="single" w:sz="4" w:space="4" w:color="auto"/>
-          <w:bottom w:val="single" w:sz="4" w:space="1" w:color="auto"/>
-          <w:right w:val="single" w:sz="4" w:space="4" w:color="auto"/>
-        </w:pBdr>
-        <w:spacing w:after="0"/>
-        <w:ind w:left="-426" w:right="-472"/>
-        <w:rPr>
-          <w:rFonts w:ascii="Courier New" w:hAnsi="Courier New" w:cs="Courier New"/>
-          <w:sz w:val="20"/>
-          <w:szCs w:val="20"/>
-        </w:rPr>
-      </w:pPr>
-      <w:r>
-        <w:rPr>
-          <w:rFonts w:ascii="Courier New" w:hAnsi="Courier New" w:cs="Courier New"/>
-          <w:sz w:val="20"/>
-          <w:szCs w:val="20"/>
-        </w:rPr>
-        <w:t>List&lt;Transaction&gt; transactions = new ArrayList&lt;&gt;();</w:t>
-      </w:r>
-    </w:p>
-    <w:p>
-      <w:pPr>
-        <w:pBdr>
-          <w:top w:val="single" w:sz="4" w:space="1" w:color="auto"/>
-          <w:left w:val="single" w:sz="4" w:space="4" w:color="auto"/>
-          <w:bottom w:val="single" w:sz="4" w:space="1" w:color="auto"/>
-          <w:right w:val="single" w:sz="4" w:space="4" w:color="auto"/>
-        </w:pBdr>
-        <w:spacing w:after="0"/>
-        <w:ind w:left="-426" w:right="-472"/>
-        <w:rPr>
-          <w:rFonts w:ascii="Courier New" w:hAnsi="Courier New" w:cs="Courier New"/>
-          <w:sz w:val="20"/>
-          <w:szCs w:val="20"/>
-        </w:rPr>
-      </w:pPr>
-      <w:r>
-        <w:rPr>
-          <w:rFonts w:ascii="Courier New" w:hAnsi="Courier New" w:cs="Courier New"/>
-          <w:sz w:val="20"/>
-          <w:szCs w:val="20"/>
-        </w:rPr>
-        <w:t>transactions.add(new Expense(...));</w:t>
-      </w:r>
-    </w:p>
-    <w:p>
-      <w:pPr>
-        <w:pBdr>
-          <w:top w:val="single" w:sz="4" w:space="1" w:color="auto"/>
-          <w:left w:val="single" w:sz="4" w:space="4" w:color="auto"/>
-          <w:bottom w:val="single" w:sz="4" w:space="1" w:color="auto"/>
-          <w:right w:val="single" w:sz="4" w:space="4" w:color="auto"/>
-        </w:pBdr>
-        <w:spacing w:after="0"/>
-        <w:ind w:left="-426" w:right="-472"/>
-        <w:rPr>
-          <w:rFonts w:ascii="Courier New" w:hAnsi="Courier New" w:cs="Courier New"/>
-          <w:sz w:val="20"/>
-          <w:szCs w:val="20"/>
-        </w:rPr>
-      </w:pPr>
-      <w:r>
-        <w:rPr>
-          <w:rFonts w:ascii="Courier New" w:hAnsi="Courier New" w:cs="Courier New"/>
-          <w:sz w:val="20"/>
-          <w:szCs w:val="20"/>
-        </w:rPr>
-        <w:t>transactions.add(new Income(...));</w:t>
-      </w:r>
-    </w:p>
-    <w:p>
-      <w:pPr>
-        <w:pBdr>
-          <w:top w:val="single" w:sz="4" w:space="1" w:color="auto"/>
-          <w:left w:val="single" w:sz="4" w:space="4" w:color="auto"/>
-          <w:bottom w:val="single" w:sz="4" w:space="1" w:color="auto"/>
-          <w:right w:val="single" w:sz="4" w:space="4" w:color="auto"/>
-        </w:pBdr>
-        <w:spacing w:after="0"/>
-        <w:ind w:left="-426" w:right="-472"/>
-        <w:rPr>
-          <w:rFonts w:ascii="Courier New" w:hAnsi="Courier New" w:cs="Courier New"/>
-          <w:sz w:val="20"/>
-          <w:szCs w:val="20"/>
-        </w:rPr>
-      </w:pPr>
-      <w:r>
-        <w:rPr>
-          <w:rFonts w:ascii="Courier New" w:hAnsi="Courier New" w:cs="Courier New"/>
-          <w:sz w:val="20"/>
-          <w:szCs w:val="20"/>
-        </w:rPr>
-        <w:t>for (Transaction t : transactions) {</w:t>
-      </w:r>
-    </w:p>
-    <w:p>
-      <w:pPr>
-        <w:pBdr>
-          <w:top w:val="single" w:sz="4" w:space="1" w:color="auto"/>
-          <w:left w:val="single" w:sz="4" w:space="4" w:color="auto"/>
-          <w:bottom w:val="single" w:sz="4" w:space="1" w:color="auto"/>
-          <w:right w:val="single" w:sz="4" w:space="4" w:color="auto"/>
-        </w:pBdr>
-        <w:spacing w:after="0"/>
-        <w:ind w:left="-426" w:right="-472"/>
-        <w:rPr>
-          <w:rFonts w:ascii="Courier New" w:hAnsi="Courier New" w:cs="Courier New"/>
-          <w:sz w:val="20"/>
-          <w:szCs w:val="20"/>
-        </w:rPr>
-      </w:pPr>
-      <w:r>
-        <w:rPr>
-          <w:rFonts w:ascii="Courier New" w:hAnsi="Courier New" w:cs="Courier New"/>
-          <w:sz w:val="20"/>
-          <w:szCs w:val="20"/>
-        </w:rPr>
-        <w:t xml:space="preserve">    System.out.println(t.getAmount());</w:t>
-      </w:r>
-    </w:p>
-    <w:p>
-      <w:pPr>
-        <w:pBdr>
-          <w:top w:val="single" w:sz="4" w:space="1" w:color="auto"/>
-          <w:left w:val="single" w:sz="4" w:space="4" w:color="auto"/>
-          <w:bottom w:val="single" w:sz="4" w:space="1" w:color="auto"/>
-          <w:right w:val="single" w:sz="4" w:space="4" w:color="auto"/>
-        </w:pBdr>
-        <w:spacing w:after="0"/>
-        <w:ind w:left="-426" w:right="-472"/>
-        <w:rPr>
-          <w:rFonts w:ascii="Courier New" w:hAnsi="Courier New" w:cs="Courier New"/>
-          <w:sz w:val="20"/>
-          <w:szCs w:val="20"/>
-        </w:rPr>
-      </w:pPr>
-      <w:r>
-        <w:rPr>
-          <w:rFonts w:ascii="Courier New" w:hAnsi="Courier New" w:cs="Courier New"/>
-          <w:sz w:val="20"/>
-          <w:szCs w:val="20"/>
-        </w:rPr>
-        <w:t xml:space="preserve">} </w:t>
-      </w:r>
-    </w:p>
-    <w:p>
-      <w:pPr>
-        <w:spacing w:after="0"/>
-        <w:ind w:left="-426" w:right="-472"/>
-        <w:rPr>
-          <w:rFonts w:ascii="Times New Roman" w:hAnsi="Times New Roman" w:cs="Times New Roman"/>
-          <w:b/>
-          <w:bCs/>
-        </w:rPr>
-      </w:pPr>
+        <w:drawing>
+          <wp:inline distT="0" distB="0" distL="0" distR="0" wp14:anchorId="0ACB6E5D" wp14:editId="57A4A37F">
+            <wp:extent cx="5148882" cy="1524000"/>
+            <wp:effectExtent l="0" t="0" r="0" b="0"/>
+            <wp:docPr id="2137228569" name="Picture 1"/>
+            <wp:cNvGraphicFramePr>
+              <a:graphicFrameLocks xmlns:a="http://schemas.openxmlformats.org/drawingml/2006/main" noChangeAspect="1"/>
+            </wp:cNvGraphicFramePr>
+            <a:graphic xmlns:a="http://schemas.openxmlformats.org/drawingml/2006/main">
+              <a:graphicData uri="http://schemas.openxmlformats.org/drawingml/2006/picture">
+                <pic:pic xmlns:pic="http://schemas.openxmlformats.org/drawingml/2006/picture">
+                  <pic:nvPicPr>
+                    <pic:cNvPr id="2137228569" name=""/>
+                    <pic:cNvPicPr/>
+                  </pic:nvPicPr>
+                  <pic:blipFill>
+                    <a:blip r:embed="rId19"/>
+                    <a:stretch>
+                      <a:fillRect/>
+                    </a:stretch>
+                  </pic:blipFill>
+                  <pic:spPr>
+                    <a:xfrm>
+                      <a:off x="0" y="0"/>
+                      <a:ext cx="5164086" cy="1528500"/>
+                    </a:xfrm>
+                    <a:prstGeom prst="rect">
+                      <a:avLst/>
+                    </a:prstGeom>
+                  </pic:spPr>
+                </pic:pic>
+              </a:graphicData>
+            </a:graphic>
+          </wp:inline>
+        </w:drawing>
+      </w:r>
     </w:p>
     <w:p>
       <w:pPr>
@@ -5644,19 +5136,144 @@
     </w:p>
     <w:p>
       <w:pPr>
-        <w:pBdr>
-          <w:top w:val="single" w:sz="4" w:space="1" w:color="auto"/>
-          <w:left w:val="single" w:sz="4" w:space="4" w:color="auto"/>
-          <w:bottom w:val="single" w:sz="4" w:space="1" w:color="auto"/>
-          <w:right w:val="single" w:sz="4" w:space="4" w:color="auto"/>
-        </w:pBdr>
-        <w:spacing w:after="0"/>
-        <w:ind w:left="-426" w:right="-472"/>
+        <w:spacing w:after="0"/>
+        <w:ind w:left="-426" w:right="-472"/>
+        <w:rPr>
+          <w:rFonts w:ascii="Times New Roman" w:hAnsi="Times New Roman" w:cs="Times New Roman"/>
+          <w:b/>
+          <w:bCs/>
+        </w:rPr>
+      </w:pPr>
+    </w:p>
+    <w:p>
+      <w:pPr>
+        <w:spacing w:after="0"/>
+        <w:ind w:left="-426" w:right="-472"/>
+        <w:rPr>
+          <w:rFonts w:ascii="Times New Roman" w:hAnsi="Times New Roman" w:cs="Times New Roman"/>
+          <w:b/>
+          <w:bCs/>
+        </w:rPr>
+      </w:pPr>
+      <w:r>
         <w:rPr>
           <w:rFonts w:ascii="Courier New" w:hAnsi="Courier New" w:cs="Courier New"/>
           <w:sz w:val="20"/>
           <w:szCs w:val="20"/>
         </w:rPr>
+        <w:drawing>
+          <wp:inline distT="0" distB="0" distL="0" distR="0" wp14:anchorId="1DE9F262" wp14:editId="33046A73">
+            <wp:extent cx="5391902" cy="2057687"/>
+            <wp:effectExtent l="0" t="0" r="0" b="0"/>
+            <wp:docPr id="1285613503" name="Picture 1"/>
+            <wp:cNvGraphicFramePr>
+              <a:graphicFrameLocks xmlns:a="http://schemas.openxmlformats.org/drawingml/2006/main" noChangeAspect="1"/>
+            </wp:cNvGraphicFramePr>
+            <a:graphic xmlns:a="http://schemas.openxmlformats.org/drawingml/2006/main">
+              <a:graphicData uri="http://schemas.openxmlformats.org/drawingml/2006/picture">
+                <pic:pic xmlns:pic="http://schemas.openxmlformats.org/drawingml/2006/picture">
+                  <pic:nvPicPr>
+                    <pic:cNvPr id="1285613503" name=""/>
+                    <pic:cNvPicPr/>
+                  </pic:nvPicPr>
+                  <pic:blipFill>
+                    <a:blip r:embed="rId20"/>
+                    <a:stretch>
+                      <a:fillRect/>
+                    </a:stretch>
+                  </pic:blipFill>
+                  <pic:spPr>
+                    <a:xfrm>
+                      <a:off x="0" y="0"/>
+                      <a:ext cx="5391902" cy="2057687"/>
+                    </a:xfrm>
+                    <a:prstGeom prst="rect">
+                      <a:avLst/>
+                    </a:prstGeom>
+                  </pic:spPr>
+                </pic:pic>
+              </a:graphicData>
+            </a:graphic>
+          </wp:inline>
+        </w:drawing>
+      </w:r>
+    </w:p>
+    <w:p>
+      <w:pPr>
+        <w:spacing w:after="0"/>
+        <w:ind w:left="-426" w:right="-472"/>
+        <w:rPr>
+          <w:rFonts w:ascii="Times New Roman" w:hAnsi="Times New Roman" w:cs="Times New Roman"/>
+          <w:b/>
+          <w:bCs/>
+        </w:rPr>
+      </w:pPr>
+    </w:p>
+    <w:p>
+      <w:pPr>
+        <w:spacing w:after="0"/>
+        <w:ind w:left="-426" w:right="-472"/>
+        <w:rPr>
+          <w:rFonts w:ascii="Times New Roman" w:hAnsi="Times New Roman" w:cs="Times New Roman"/>
+          <w:b/>
+          <w:bCs/>
+          <w:u w:val="single"/>
+        </w:rPr>
+      </w:pPr>
+      <w:r>
+        <w:rPr>
+          <w:rFonts w:ascii="Times New Roman" w:hAnsi="Times New Roman" w:cs="Times New Roman"/>
+          <w:b/>
+          <w:bCs/>
+          <w:u w:val="single"/>
+        </w:rPr>
+        <w:t>Handling Database Errors</w:t>
+      </w:r>
+      <w:r>
+        <w:rPr>
+          <w:rFonts w:ascii="Times New Roman" w:hAnsi="Times New Roman" w:cs="Times New Roman"/>
+          <w:b/>
+          <w:bCs/>
+          <w:u w:val="single"/>
+        </w:rPr>
+        <w:t xml:space="preserve"> </w:t>
+      </w:r>
+    </w:p>
+    <w:p>
+      <w:pPr>
+        <w:spacing w:after="0"/>
+        <w:ind w:left="-426" w:right="-472"/>
+        <w:rPr>
+          <w:rFonts w:ascii="Times New Roman" w:hAnsi="Times New Roman" w:cs="Times New Roman"/>
+        </w:rPr>
+      </w:pPr>
+      <w:r>
+        <w:rPr>
+          <w:rFonts w:ascii="Times New Roman" w:hAnsi="Times New Roman" w:cs="Times New Roman"/>
+        </w:rPr>
+        <w:t>Custom exceptions are thrown and caught to provide user-friendly error messages.</w:t>
+      </w:r>
+    </w:p>
+    <w:p>
+      <w:pPr>
+        <w:spacing w:after="0"/>
+        <w:ind w:left="-426" w:right="-472"/>
+        <w:rPr>
+          <w:rFonts w:ascii="Times New Roman" w:hAnsi="Times New Roman" w:cs="Times New Roman"/>
+          <w:b/>
+          <w:bCs/>
+        </w:rPr>
+      </w:pPr>
+    </w:p>
+    <w:p>
+      <w:pPr>
+        <w:spacing w:after="0"/>
+        <w:ind w:left="-426" w:right="-472"/>
+        <w:rPr>
+          <w:rFonts w:ascii="Times New Roman" w:hAnsi="Times New Roman" w:cs="Times New Roman"/>
+          <w:b/>
+          <w:bCs/>
+        </w:rPr>
       </w:pPr>
       <w:r>
         <w:rPr>
@@ -5664,540 +5281,41 @@
           <w:sz w:val="20"/>
           <w:szCs w:val="20"/>
         </w:rPr>
-        <w:t>// AppException.java</w:t>
-      </w:r>
-    </w:p>
-    <w:p>
-      <w:pPr>
-        <w:pBdr>
-          <w:top w:val="single" w:sz="4" w:space="1" w:color="auto"/>
-          <w:left w:val="single" w:sz="4" w:space="4" w:color="auto"/>
-          <w:bottom w:val="single" w:sz="4" w:space="1" w:color="auto"/>
-          <w:right w:val="single" w:sz="4" w:space="4" w:color="auto"/>
-        </w:pBdr>
-        <w:spacing w:after="0"/>
-        <w:ind w:left="-426" w:right="-472"/>
-        <w:rPr>
-          <w:rFonts w:ascii="Courier New" w:hAnsi="Courier New" w:cs="Courier New"/>
-          <w:sz w:val="20"/>
-          <w:szCs w:val="20"/>
-        </w:rPr>
-      </w:pPr>
-      <w:r>
-        <w:rPr>
-          <w:rFonts w:ascii="Courier New" w:hAnsi="Courier New" w:cs="Courier New"/>
-          <w:sz w:val="20"/>
-          <w:szCs w:val="20"/>
-        </w:rPr>
-        <w:t>public class AppException extends Exception {</w:t>
-      </w:r>
-    </w:p>
-    <w:p>
-      <w:pPr>
-        <w:pBdr>
-          <w:top w:val="single" w:sz="4" w:space="1" w:color="auto"/>
-          <w:left w:val="single" w:sz="4" w:space="4" w:color="auto"/>
-          <w:bottom w:val="single" w:sz="4" w:space="1" w:color="auto"/>
-          <w:right w:val="single" w:sz="4" w:space="4" w:color="auto"/>
-        </w:pBdr>
-        <w:spacing w:after="0"/>
-        <w:ind w:left="-426" w:right="-472"/>
-        <w:rPr>
-          <w:rFonts w:ascii="Courier New" w:hAnsi="Courier New" w:cs="Courier New"/>
-          <w:sz w:val="20"/>
-          <w:szCs w:val="20"/>
-        </w:rPr>
-      </w:pPr>
-      <w:r>
-        <w:rPr>
-          <w:rFonts w:ascii="Courier New" w:hAnsi="Courier New" w:cs="Courier New"/>
-          <w:sz w:val="20"/>
-          <w:szCs w:val="20"/>
-        </w:rPr>
-        <w:t xml:space="preserve">    public AppException(String message) {</w:t>
-      </w:r>
-    </w:p>
-    <w:p>
-      <w:pPr>
-        <w:pBdr>
-          <w:top w:val="single" w:sz="4" w:space="1" w:color="auto"/>
-          <w:left w:val="single" w:sz="4" w:space="4" w:color="auto"/>
-          <w:bottom w:val="single" w:sz="4" w:space="1" w:color="auto"/>
-          <w:right w:val="single" w:sz="4" w:space="4" w:color="auto"/>
-        </w:pBdr>
-        <w:spacing w:after="0"/>
-        <w:ind w:left="-426" w:right="-472"/>
-        <w:rPr>
-          <w:rFonts w:ascii="Courier New" w:hAnsi="Courier New" w:cs="Courier New"/>
-          <w:sz w:val="20"/>
-          <w:szCs w:val="20"/>
-        </w:rPr>
-      </w:pPr>
-      <w:r>
-        <w:rPr>
-          <w:rFonts w:ascii="Courier New" w:hAnsi="Courier New" w:cs="Courier New"/>
-          <w:sz w:val="20"/>
-          <w:szCs w:val="20"/>
-        </w:rPr>
-        <w:t xml:space="preserve">        super(message);</w:t>
-      </w:r>
-    </w:p>
-    <w:p>
-      <w:pPr>
-        <w:pBdr>
-          <w:top w:val="single" w:sz="4" w:space="1" w:color="auto"/>
-          <w:left w:val="single" w:sz="4" w:space="4" w:color="auto"/>
-          <w:bottom w:val="single" w:sz="4" w:space="1" w:color="auto"/>
-          <w:right w:val="single" w:sz="4" w:space="4" w:color="auto"/>
-        </w:pBdr>
-        <w:spacing w:after="0"/>
-        <w:ind w:left="-426" w:right="-472"/>
-        <w:rPr>
-          <w:rFonts w:ascii="Courier New" w:hAnsi="Courier New" w:cs="Courier New"/>
-          <w:sz w:val="20"/>
-          <w:szCs w:val="20"/>
-        </w:rPr>
-      </w:pPr>
-      <w:r>
-        <w:rPr>
-          <w:rFonts w:ascii="Courier New" w:hAnsi="Courier New" w:cs="Courier New"/>
-          <w:sz w:val="20"/>
-          <w:szCs w:val="20"/>
-        </w:rPr>
-        <w:t xml:space="preserve">    }</w:t>
-      </w:r>
-    </w:p>
-    <w:p>
-      <w:pPr>
-        <w:pBdr>
-          <w:top w:val="single" w:sz="4" w:space="1" w:color="auto"/>
-          <w:left w:val="single" w:sz="4" w:space="4" w:color="auto"/>
-          <w:bottom w:val="single" w:sz="4" w:space="1" w:color="auto"/>
-          <w:right w:val="single" w:sz="4" w:space="4" w:color="auto"/>
-        </w:pBdr>
-        <w:spacing w:after="0"/>
-        <w:ind w:left="-426" w:right="-472"/>
-        <w:rPr>
-          <w:rFonts w:ascii="Courier New" w:hAnsi="Courier New" w:cs="Courier New"/>
-          <w:sz w:val="20"/>
-          <w:szCs w:val="20"/>
-        </w:rPr>
-      </w:pPr>
-      <w:r>
-        <w:rPr>
-          <w:rFonts w:ascii="Courier New" w:hAnsi="Courier New" w:cs="Courier New"/>
-          <w:sz w:val="20"/>
-          <w:szCs w:val="20"/>
-        </w:rPr>
-        <w:t>}</w:t>
-      </w:r>
-    </w:p>
-    <w:p>
-      <w:pPr>
-        <w:spacing w:after="0"/>
-        <w:ind w:left="-426" w:right="-472"/>
-        <w:rPr>
-          <w:rFonts w:ascii="Times New Roman" w:hAnsi="Times New Roman" w:cs="Times New Roman"/>
-          <w:b/>
-          <w:bCs/>
-        </w:rPr>
-      </w:pPr>
-    </w:p>
-    <w:p>
-      <w:pPr>
-        <w:spacing w:after="0"/>
-        <w:ind w:left="-426" w:right="-472"/>
-        <w:rPr>
-          <w:rFonts w:ascii="Times New Roman" w:hAnsi="Times New Roman" w:cs="Times New Roman"/>
-          <w:b/>
-          <w:bCs/>
-          <w:u w:val="single"/>
-        </w:rPr>
-      </w:pPr>
-      <w:r>
-        <w:rPr>
-          <w:rFonts w:ascii="Times New Roman" w:hAnsi="Times New Roman" w:cs="Times New Roman"/>
-          <w:b/>
-          <w:bCs/>
-          <w:u w:val="single"/>
-        </w:rPr>
-        <w:t>Handling Database Errors</w:t>
-      </w:r>
-      <w:r>
-        <w:rPr>
-          <w:rFonts w:ascii="Times New Roman" w:hAnsi="Times New Roman" w:cs="Times New Roman"/>
-          <w:b/>
-          <w:bCs/>
-          <w:u w:val="single"/>
-        </w:rPr>
-        <w:t xml:space="preserve"> </w:t>
-      </w:r>
-    </w:p>
-    <w:p>
-      <w:pPr>
-        <w:spacing w:after="0"/>
-        <w:ind w:left="-426" w:right="-472"/>
-        <w:rPr>
-          <w:rFonts w:ascii="Times New Roman" w:hAnsi="Times New Roman" w:cs="Times New Roman"/>
-        </w:rPr>
-      </w:pPr>
-      <w:r>
-        <w:rPr>
-          <w:rFonts w:ascii="Times New Roman" w:hAnsi="Times New Roman" w:cs="Times New Roman"/>
-        </w:rPr>
-        <w:t>Custom exceptions are thrown and caught to provide user-friendly error messages.</w:t>
-      </w:r>
-    </w:p>
-    <w:p>
-      <w:pPr>
-        <w:spacing w:after="0"/>
-        <w:ind w:left="-426" w:right="-472"/>
-        <w:rPr>
-          <w:rFonts w:ascii="Times New Roman" w:hAnsi="Times New Roman" w:cs="Times New Roman"/>
-          <w:b/>
-          <w:bCs/>
-        </w:rPr>
-      </w:pPr>
-    </w:p>
-    <w:p>
-      <w:pPr>
-        <w:pBdr>
-          <w:top w:val="single" w:sz="4" w:space="1" w:color="auto"/>
-          <w:left w:val="single" w:sz="4" w:space="4" w:color="auto"/>
-          <w:bottom w:val="single" w:sz="4" w:space="1" w:color="auto"/>
-          <w:right w:val="single" w:sz="4" w:space="4" w:color="auto"/>
-        </w:pBdr>
-        <w:spacing w:after="0"/>
-        <w:ind w:left="-426" w:right="-472"/>
-        <w:rPr>
-          <w:rFonts w:ascii="Courier New" w:hAnsi="Courier New" w:cs="Courier New"/>
-          <w:sz w:val="20"/>
-          <w:szCs w:val="20"/>
-        </w:rPr>
-      </w:pPr>
-      <w:r>
-        <w:rPr>
-          <w:rFonts w:ascii="Courier New" w:hAnsi="Courier New" w:cs="Courier New"/>
-          <w:sz w:val="20"/>
-          <w:szCs w:val="20"/>
-        </w:rPr>
-        <w:t>try {</w:t>
-      </w:r>
-    </w:p>
-    <w:p>
-      <w:pPr>
-        <w:pBdr>
-          <w:top w:val="single" w:sz="4" w:space="1" w:color="auto"/>
-          <w:left w:val="single" w:sz="4" w:space="4" w:color="auto"/>
-          <w:bottom w:val="single" w:sz="4" w:space="1" w:color="auto"/>
-          <w:right w:val="single" w:sz="4" w:space="4" w:color="auto"/>
-        </w:pBdr>
-        <w:spacing w:after="0"/>
-        <w:ind w:left="-426" w:right="-472"/>
-        <w:rPr>
-          <w:rFonts w:ascii="Courier New" w:hAnsi="Courier New" w:cs="Courier New"/>
-          <w:sz w:val="20"/>
-          <w:szCs w:val="20"/>
-        </w:rPr>
-      </w:pPr>
-      <w:r>
-        <w:rPr>
-          <w:rFonts w:ascii="Courier New" w:hAnsi="Courier New" w:cs="Courier New"/>
-          <w:sz w:val="20"/>
-          <w:szCs w:val="20"/>
-        </w:rPr>
-        <w:t xml:space="preserve">    dbManager.insertTransaction(t);</w:t>
-      </w:r>
-    </w:p>
-    <w:p>
-      <w:pPr>
-        <w:pBdr>
-          <w:top w:val="single" w:sz="4" w:space="1" w:color="auto"/>
-          <w:left w:val="single" w:sz="4" w:space="4" w:color="auto"/>
-          <w:bottom w:val="single" w:sz="4" w:space="1" w:color="auto"/>
-          <w:right w:val="single" w:sz="4" w:space="4" w:color="auto"/>
-        </w:pBdr>
-        <w:spacing w:after="0"/>
-        <w:ind w:left="-426" w:right="-472"/>
-        <w:rPr>
-          <w:rFonts w:ascii="Courier New" w:hAnsi="Courier New" w:cs="Courier New"/>
-          <w:sz w:val="20"/>
-          <w:szCs w:val="20"/>
-        </w:rPr>
-      </w:pPr>
-      <w:r>
-        <w:rPr>
-          <w:rFonts w:ascii="Courier New" w:hAnsi="Courier New" w:cs="Courier New"/>
-          <w:sz w:val="20"/>
-          <w:szCs w:val="20"/>
-        </w:rPr>
-        <w:t>} catch (AppException e) {</w:t>
-      </w:r>
-    </w:p>
-    <w:p>
-      <w:pPr>
-        <w:pBdr>
-          <w:top w:val="single" w:sz="4" w:space="1" w:color="auto"/>
-          <w:left w:val="single" w:sz="4" w:space="4" w:color="auto"/>
-          <w:bottom w:val="single" w:sz="4" w:space="1" w:color="auto"/>
-          <w:right w:val="single" w:sz="4" w:space="4" w:color="auto"/>
-        </w:pBdr>
-        <w:spacing w:after="0"/>
-        <w:ind w:left="-426" w:right="-472"/>
-        <w:rPr>
-          <w:rFonts w:ascii="Courier New" w:hAnsi="Courier New" w:cs="Courier New"/>
-          <w:sz w:val="20"/>
-          <w:szCs w:val="20"/>
-        </w:rPr>
-      </w:pPr>
-      <w:r>
-        <w:rPr>
-          <w:rFonts w:ascii="Courier New" w:hAnsi="Courier New" w:cs="Courier New"/>
-          <w:sz w:val="20"/>
-          <w:szCs w:val="20"/>
-        </w:rPr>
-        <w:t xml:space="preserve">    JOptionPane.showMessageDialog(this, "Error: " + e.getMessage());</w:t>
-      </w:r>
-    </w:p>
-    <w:p>
-      <w:pPr>
-        <w:pBdr>
-          <w:top w:val="single" w:sz="4" w:space="1" w:color="auto"/>
-          <w:left w:val="single" w:sz="4" w:space="4" w:color="auto"/>
-          <w:bottom w:val="single" w:sz="4" w:space="1" w:color="auto"/>
-          <w:right w:val="single" w:sz="4" w:space="4" w:color="auto"/>
-        </w:pBdr>
-        <w:spacing w:after="0"/>
-        <w:ind w:left="-426" w:right="-472"/>
-        <w:rPr>
-          <w:rFonts w:ascii="Times New Roman" w:hAnsi="Times New Roman" w:cs="Times New Roman"/>
-          <w:b/>
-          <w:bCs/>
-        </w:rPr>
-      </w:pPr>
-      <w:r>
-        <w:rPr>
-          <w:rFonts w:ascii="Courier New" w:hAnsi="Courier New" w:cs="Courier New"/>
-          <w:sz w:val="20"/>
-          <w:szCs w:val="20"/>
-        </w:rPr>
-        <w:t>}</w:t>
-      </w:r>
-    </w:p>
-    <w:p>
-      <w:pPr>
-        <w:spacing w:after="0"/>
-        <w:ind w:left="-426" w:right="-472"/>
-        <w:rPr>
-          <w:rFonts w:ascii="Times New Roman" w:hAnsi="Times New Roman" w:cs="Times New Roman"/>
-          <w:b/>
-          <w:bCs/>
-        </w:rPr>
-      </w:pPr>
-    </w:p>
-    <w:p>
-      <w:pPr>
-        <w:spacing w:after="0"/>
-        <w:ind w:left="-426" w:right="-472"/>
-        <w:rPr>
-          <w:rFonts w:ascii="Times New Roman" w:hAnsi="Times New Roman" w:cs="Times New Roman"/>
-          <w:b/>
-          <w:bCs/>
-          <w:u w:val="single"/>
-        </w:rPr>
-      </w:pPr>
-      <w:r>
-        <w:rPr>
-          <w:rFonts w:ascii="Times New Roman" w:hAnsi="Times New Roman" w:cs="Times New Roman"/>
-          <w:b/>
-          <w:bCs/>
-          <w:u w:val="single"/>
-        </w:rPr>
-        <w:t>Handling NullPointerException in UI</w:t>
-      </w:r>
-    </w:p>
-    <w:p>
-      <w:pPr>
-        <w:spacing w:after="0"/>
-        <w:ind w:left="-426" w:right="-472"/>
-        <w:rPr>
-          <w:rFonts w:ascii="Times New Roman" w:hAnsi="Times New Roman" w:cs="Times New Roman"/>
-        </w:rPr>
-      </w:pPr>
-      <w:r>
-        <w:rPr>
-          <w:rFonts w:ascii="Times New Roman" w:hAnsi="Times New Roman" w:cs="Times New Roman"/>
-        </w:rPr>
-        <w:t>UI code handles potential null values to prevent application crashes.</w:t>
-      </w:r>
-    </w:p>
-    <w:p>
-      <w:pPr>
-        <w:spacing w:after="0"/>
-        <w:ind w:left="-426" w:right="-472"/>
-        <w:rPr>
-          <w:rFonts w:ascii="Times New Roman" w:hAnsi="Times New Roman" w:cs="Times New Roman"/>
-          <w:b/>
-          <w:bCs/>
-        </w:rPr>
-      </w:pPr>
-    </w:p>
-    <w:p>
-      <w:pPr>
-        <w:pBdr>
-          <w:top w:val="single" w:sz="4" w:space="1" w:color="auto"/>
-          <w:left w:val="single" w:sz="4" w:space="4" w:color="auto"/>
-          <w:bottom w:val="single" w:sz="4" w:space="1" w:color="auto"/>
-          <w:right w:val="single" w:sz="4" w:space="4" w:color="auto"/>
-        </w:pBdr>
-        <w:spacing w:after="0"/>
-        <w:ind w:left="-426" w:right="-472"/>
-        <w:rPr>
-          <w:rFonts w:ascii="Courier New" w:hAnsi="Courier New" w:cs="Courier New"/>
-          <w:sz w:val="20"/>
-          <w:szCs w:val="20"/>
-        </w:rPr>
-      </w:pPr>
-      <w:r>
-        <w:rPr>
-          <w:rFonts w:ascii="Courier New" w:hAnsi="Courier New" w:cs="Courier New"/>
-          <w:sz w:val="20"/>
-          <w:szCs w:val="20"/>
-        </w:rPr>
-        <w:t>try {</w:t>
-      </w:r>
-    </w:p>
-    <w:p>
-      <w:pPr>
-        <w:pBdr>
-          <w:top w:val="single" w:sz="4" w:space="1" w:color="auto"/>
-          <w:left w:val="single" w:sz="4" w:space="4" w:color="auto"/>
-          <w:bottom w:val="single" w:sz="4" w:space="1" w:color="auto"/>
-          <w:right w:val="single" w:sz="4" w:space="4" w:color="auto"/>
-        </w:pBdr>
-        <w:spacing w:after="0"/>
-        <w:ind w:left="-426" w:right="-472"/>
-        <w:rPr>
-          <w:rFonts w:ascii="Courier New" w:hAnsi="Courier New" w:cs="Courier New"/>
-          <w:sz w:val="20"/>
-          <w:szCs w:val="20"/>
-        </w:rPr>
-      </w:pPr>
-      <w:r>
-        <w:rPr>
-          <w:rFonts w:ascii="Courier New" w:hAnsi="Courier New" w:cs="Courier New"/>
-          <w:sz w:val="20"/>
-          <w:szCs w:val="20"/>
-        </w:rPr>
-        <w:t xml:space="preserve">    String value = someTextField.getText();</w:t>
-      </w:r>
-    </w:p>
-    <w:p>
-      <w:pPr>
-        <w:pBdr>
-          <w:top w:val="single" w:sz="4" w:space="1" w:color="auto"/>
-          <w:left w:val="single" w:sz="4" w:space="4" w:color="auto"/>
-          <w:bottom w:val="single" w:sz="4" w:space="1" w:color="auto"/>
-          <w:right w:val="single" w:sz="4" w:space="4" w:color="auto"/>
-        </w:pBdr>
-        <w:spacing w:after="0"/>
-        <w:ind w:left="-426" w:right="-472"/>
-        <w:rPr>
-          <w:rFonts w:ascii="Courier New" w:hAnsi="Courier New" w:cs="Courier New"/>
-          <w:sz w:val="20"/>
-          <w:szCs w:val="20"/>
-        </w:rPr>
-      </w:pPr>
-      <w:r>
-        <w:rPr>
-          <w:rFonts w:ascii="Courier New" w:hAnsi="Courier New" w:cs="Courier New"/>
-          <w:sz w:val="20"/>
-          <w:szCs w:val="20"/>
-        </w:rPr>
-        <w:t xml:space="preserve">    // ... use value ...</w:t>
-      </w:r>
-    </w:p>
-    <w:p>
-      <w:pPr>
-        <w:pBdr>
-          <w:top w:val="single" w:sz="4" w:space="1" w:color="auto"/>
-          <w:left w:val="single" w:sz="4" w:space="4" w:color="auto"/>
-          <w:bottom w:val="single" w:sz="4" w:space="1" w:color="auto"/>
-          <w:right w:val="single" w:sz="4" w:space="4" w:color="auto"/>
-        </w:pBdr>
-        <w:spacing w:after="0"/>
-        <w:ind w:left="-426" w:right="-472"/>
-        <w:rPr>
-          <w:rFonts w:ascii="Courier New" w:hAnsi="Courier New" w:cs="Courier New"/>
-          <w:sz w:val="20"/>
-          <w:szCs w:val="20"/>
-        </w:rPr>
-      </w:pPr>
-      <w:r>
-        <w:rPr>
-          <w:rFonts w:ascii="Courier New" w:hAnsi="Courier New" w:cs="Courier New"/>
-          <w:sz w:val="20"/>
-          <w:szCs w:val="20"/>
-        </w:rPr>
-        <w:t>} catch (NullPointerException e) {</w:t>
-      </w:r>
-    </w:p>
-    <w:p>
-      <w:pPr>
-        <w:pBdr>
-          <w:top w:val="single" w:sz="4" w:space="1" w:color="auto"/>
-          <w:left w:val="single" w:sz="4" w:space="4" w:color="auto"/>
-          <w:bottom w:val="single" w:sz="4" w:space="1" w:color="auto"/>
-          <w:right w:val="single" w:sz="4" w:space="4" w:color="auto"/>
-        </w:pBdr>
-        <w:spacing w:after="0"/>
-        <w:ind w:left="-426" w:right="-472"/>
-        <w:rPr>
-          <w:rFonts w:ascii="Courier New" w:hAnsi="Courier New" w:cs="Courier New"/>
-          <w:sz w:val="20"/>
-          <w:szCs w:val="20"/>
-        </w:rPr>
-      </w:pPr>
-      <w:r>
-        <w:rPr>
-          <w:rFonts w:ascii="Courier New" w:hAnsi="Courier New" w:cs="Courier New"/>
-          <w:sz w:val="20"/>
-          <w:szCs w:val="20"/>
-        </w:rPr>
-        <w:t xml:space="preserve">    JOptionPane.showMessageDialog(this, "Unexpected error occurred.");</w:t>
-      </w:r>
-    </w:p>
-    <w:p>
-      <w:pPr>
-        <w:pBdr>
-          <w:top w:val="single" w:sz="4" w:space="1" w:color="auto"/>
-          <w:left w:val="single" w:sz="4" w:space="4" w:color="auto"/>
-          <w:bottom w:val="single" w:sz="4" w:space="1" w:color="auto"/>
-          <w:right w:val="single" w:sz="4" w:space="4" w:color="auto"/>
-        </w:pBdr>
-        <w:spacing w:after="0"/>
-        <w:ind w:left="-426" w:right="-472"/>
-        <w:rPr>
-          <w:rFonts w:ascii="Times New Roman" w:hAnsi="Times New Roman" w:cs="Times New Roman"/>
-          <w:b/>
-          <w:bCs/>
-        </w:rPr>
-      </w:pPr>
-      <w:r>
-        <w:rPr>
-          <w:rFonts w:ascii="Courier New" w:hAnsi="Courier New" w:cs="Courier New"/>
-          <w:sz w:val="20"/>
-          <w:szCs w:val="20"/>
-        </w:rPr>
-        <w:t>}</w:t>
-      </w:r>
-      <w:r>
-        <w:rPr>
-          <w:rFonts w:ascii="Times New Roman" w:hAnsi="Times New Roman" w:cs="Times New Roman"/>
-          <w:b/>
-          <w:bCs/>
-        </w:rPr>
-        <w:t xml:space="preserve"> </w:t>
+        <w:drawing>
+          <wp:inline distT="0" distB="0" distL="0" distR="0" wp14:anchorId="54A3C099" wp14:editId="6F5FE16F">
+            <wp:extent cx="5731510" cy="2137410"/>
+            <wp:effectExtent l="0" t="0" r="2540" b="0"/>
+            <wp:docPr id="1258985216" name="Picture 1"/>
+            <wp:cNvGraphicFramePr>
+              <a:graphicFrameLocks xmlns:a="http://schemas.openxmlformats.org/drawingml/2006/main" noChangeAspect="1"/>
+            </wp:cNvGraphicFramePr>
+            <a:graphic xmlns:a="http://schemas.openxmlformats.org/drawingml/2006/main">
+              <a:graphicData uri="http://schemas.openxmlformats.org/drawingml/2006/picture">
+                <pic:pic xmlns:pic="http://schemas.openxmlformats.org/drawingml/2006/picture">
+                  <pic:nvPicPr>
+                    <pic:cNvPr id="1258985216" name=""/>
+                    <pic:cNvPicPr/>
+                  </pic:nvPicPr>
+                  <pic:blipFill>
+                    <a:blip r:embed="rId21"/>
+                    <a:stretch>
+                      <a:fillRect/>
+                    </a:stretch>
+                  </pic:blipFill>
+                  <pic:spPr>
+                    <a:xfrm>
+                      <a:off x="0" y="0"/>
+                      <a:ext cx="5731510" cy="2137410"/>
+                    </a:xfrm>
+                    <a:prstGeom prst="rect">
+                      <a:avLst/>
+                    </a:prstGeom>
+                  </pic:spPr>
+                </pic:pic>
+              </a:graphicData>
+            </a:graphic>
+          </wp:inline>
+        </w:drawing>
       </w:r>
     </w:p>
     <w:p>
@@ -6307,103 +5425,111 @@
     </w:p>
     <w:p>
       <w:pPr>
-        <w:pBdr>
-          <w:top w:val="single" w:sz="4" w:space="1" w:color="auto"/>
-          <w:left w:val="single" w:sz="4" w:space="4" w:color="auto"/>
-          <w:bottom w:val="single" w:sz="4" w:space="1" w:color="auto"/>
-          <w:right w:val="single" w:sz="4" w:space="4" w:color="auto"/>
-        </w:pBdr>
-        <w:spacing w:after="0"/>
-        <w:ind w:left="-426" w:right="-472"/>
+        <w:spacing w:after="0"/>
+        <w:ind w:left="-426" w:right="-472"/>
+        <w:rPr>
+          <w:rFonts w:ascii="Times New Roman" w:hAnsi="Times New Roman" w:cs="Times New Roman"/>
+          <w:b/>
+          <w:bCs/>
+        </w:rPr>
+      </w:pPr>
+      <w:r>
         <w:rPr>
           <w:rFonts w:ascii="Courier New" w:hAnsi="Courier New" w:cs="Courier New"/>
           <w:sz w:val="20"/>
           <w:szCs w:val="20"/>
         </w:rPr>
-      </w:pPr>
-      <w:r>
-        <w:rPr>
-          <w:rFonts w:ascii="Courier New" w:hAnsi="Courier New" w:cs="Courier New"/>
-          <w:sz w:val="20"/>
-          <w:szCs w:val="20"/>
-        </w:rPr>
-        <w:t>List&lt;Transaction&gt; transactions = dbManager.getAllTransactions();</w:t>
-      </w:r>
-    </w:p>
-    <w:p>
-      <w:pPr>
-        <w:pBdr>
-          <w:top w:val="single" w:sz="4" w:space="1" w:color="auto"/>
-          <w:left w:val="single" w:sz="4" w:space="4" w:color="auto"/>
-          <w:bottom w:val="single" w:sz="4" w:space="1" w:color="auto"/>
-          <w:right w:val="single" w:sz="4" w:space="4" w:color="auto"/>
-        </w:pBdr>
-        <w:spacing w:after="0"/>
-        <w:ind w:left="-426" w:right="-472"/>
-        <w:rPr>
-          <w:rFonts w:ascii="Courier New" w:hAnsi="Courier New" w:cs="Courier New"/>
-          <w:sz w:val="20"/>
-          <w:szCs w:val="20"/>
-        </w:rPr>
-      </w:pPr>
-      <w:r>
-        <w:rPr>
-          <w:rFonts w:ascii="Courier New" w:hAnsi="Courier New" w:cs="Courier New"/>
-          <w:sz w:val="20"/>
-          <w:szCs w:val="20"/>
-        </w:rPr>
-        <w:t>for (Transaction t : transactions) {</w:t>
-      </w:r>
-    </w:p>
-    <w:p>
-      <w:pPr>
-        <w:pBdr>
-          <w:top w:val="single" w:sz="4" w:space="1" w:color="auto"/>
-          <w:left w:val="single" w:sz="4" w:space="4" w:color="auto"/>
-          <w:bottom w:val="single" w:sz="4" w:space="1" w:color="auto"/>
-          <w:right w:val="single" w:sz="4" w:space="4" w:color="auto"/>
-        </w:pBdr>
-        <w:spacing w:after="0"/>
-        <w:ind w:left="-426" w:right="-472"/>
-        <w:rPr>
-          <w:rFonts w:ascii="Courier New" w:hAnsi="Courier New" w:cs="Courier New"/>
-          <w:sz w:val="20"/>
-          <w:szCs w:val="20"/>
-        </w:rPr>
-      </w:pPr>
-      <w:r>
-        <w:rPr>
-          <w:rFonts w:ascii="Courier New" w:hAnsi="Courier New" w:cs="Courier New"/>
-          <w:sz w:val="20"/>
-          <w:szCs w:val="20"/>
-        </w:rPr>
-        <w:t xml:space="preserve">    System.out.println(t.getAmount());</w:t>
-      </w:r>
-    </w:p>
-    <w:p>
-      <w:pPr>
-        <w:pBdr>
-          <w:top w:val="single" w:sz="4" w:space="1" w:color="auto"/>
-          <w:left w:val="single" w:sz="4" w:space="4" w:color="auto"/>
-          <w:bottom w:val="single" w:sz="4" w:space="1" w:color="auto"/>
-          <w:right w:val="single" w:sz="4" w:space="4" w:color="auto"/>
-        </w:pBdr>
-        <w:spacing w:after="0"/>
-        <w:ind w:left="-426" w:right="-472"/>
-        <w:rPr>
-          <w:rFonts w:ascii="Times New Roman" w:hAnsi="Times New Roman" w:cs="Times New Roman"/>
-          <w:b/>
-          <w:bCs/>
-        </w:rPr>
-      </w:pPr>
-      <w:r>
-        <w:rPr>
-          <w:rFonts w:ascii="Courier New" w:hAnsi="Courier New" w:cs="Courier New"/>
-          <w:sz w:val="20"/>
-          <w:szCs w:val="20"/>
-        </w:rPr>
-        <w:t>}</w:t>
-      </w:r>
+        <w:drawing>
+          <wp:inline distT="0" distB="0" distL="0" distR="0" wp14:anchorId="75569C65" wp14:editId="4DF5F3A6">
+            <wp:extent cx="5731510" cy="751205"/>
+            <wp:effectExtent l="0" t="0" r="2540" b="0"/>
+            <wp:docPr id="1861651071" name="Picture 1"/>
+            <wp:cNvGraphicFramePr>
+              <a:graphicFrameLocks xmlns:a="http://schemas.openxmlformats.org/drawingml/2006/main" noChangeAspect="1"/>
+            </wp:cNvGraphicFramePr>
+            <a:graphic xmlns:a="http://schemas.openxmlformats.org/drawingml/2006/main">
+              <a:graphicData uri="http://schemas.openxmlformats.org/drawingml/2006/picture">
+                <pic:pic xmlns:pic="http://schemas.openxmlformats.org/drawingml/2006/picture">
+                  <pic:nvPicPr>
+                    <pic:cNvPr id="1861651071" name=""/>
+                    <pic:cNvPicPr/>
+                  </pic:nvPicPr>
+                  <pic:blipFill>
+                    <a:blip r:embed="rId22"/>
+                    <a:stretch>
+                      <a:fillRect/>
+                    </a:stretch>
+                  </pic:blipFill>
+                  <pic:spPr>
+                    <a:xfrm>
+                      <a:off x="0" y="0"/>
+                      <a:ext cx="5731510" cy="751205"/>
+                    </a:xfrm>
+                    <a:prstGeom prst="rect">
+                      <a:avLst/>
+                    </a:prstGeom>
+                  </pic:spPr>
+                </pic:pic>
+              </a:graphicData>
+            </a:graphic>
+          </wp:inline>
+        </w:drawing>
+      </w:r>
+    </w:p>
+    <w:p>
+      <w:pPr>
+        <w:spacing w:after="0"/>
+        <w:ind w:left="-426" w:right="-472"/>
+        <w:rPr>
+          <w:rFonts w:ascii="Times New Roman" w:hAnsi="Times New Roman" w:cs="Times New Roman"/>
+          <w:b/>
+          <w:bCs/>
+        </w:rPr>
+      </w:pPr>
+    </w:p>
+    <w:p>
+      <w:pPr>
+        <w:spacing w:after="0"/>
+        <w:ind w:left="-426" w:right="-472"/>
+        <w:rPr>
+          <w:rFonts w:ascii="Times New Roman" w:hAnsi="Times New Roman" w:cs="Times New Roman"/>
+          <w:b/>
+          <w:bCs/>
+        </w:rPr>
+      </w:pPr>
+    </w:p>
+    <w:p>
+      <w:pPr>
+        <w:spacing w:after="0"/>
+        <w:ind w:left="-426" w:right="-472"/>
+        <w:rPr>
+          <w:rFonts w:ascii="Times New Roman" w:hAnsi="Times New Roman" w:cs="Times New Roman"/>
+          <w:b/>
+          <w:bCs/>
+        </w:rPr>
+      </w:pPr>
+    </w:p>
+    <w:p>
+      <w:pPr>
+        <w:spacing w:after="0"/>
+        <w:ind w:left="-426" w:right="-472"/>
+        <w:rPr>
+          <w:rFonts w:ascii="Times New Roman" w:hAnsi="Times New Roman" w:cs="Times New Roman"/>
+          <w:b/>
+          <w:bCs/>
+        </w:rPr>
+      </w:pPr>
+    </w:p>
+    <w:p>
+      <w:pPr>
+        <w:spacing w:after="0"/>
+        <w:ind w:left="-426" w:right="-472"/>
+        <w:rPr>
+          <w:rFonts w:ascii="Times New Roman" w:hAnsi="Times New Roman" w:cs="Times New Roman"/>
+          <w:b/>
+          <w:bCs/>
+        </w:rPr>
+      </w:pPr>
     </w:p>
     <w:p>
       <w:pPr>
@@ -6434,6 +5560,7 @@
           <w:bCs/>
           <w:u w:val="single"/>
         </w:rPr>
+        <w:lastRenderedPageBreak/>
         <w:t>Using Map for Category Totals</w:t>
       </w:r>
       <w:r>
@@ -6471,181 +5598,6 @@
           <w:bCs/>
         </w:rPr>
       </w:pPr>
-    </w:p>
-    <w:p>
-      <w:pPr>
-        <w:pBdr>
-          <w:top w:val="single" w:sz="4" w:space="1" w:color="auto"/>
-          <w:left w:val="single" w:sz="4" w:space="4" w:color="auto"/>
-          <w:bottom w:val="single" w:sz="4" w:space="1" w:color="auto"/>
-          <w:right w:val="single" w:sz="4" w:space="4" w:color="auto"/>
-        </w:pBdr>
-        <w:spacing w:after="0"/>
-        <w:ind w:left="-426" w:right="-472"/>
-        <w:rPr>
-          <w:rFonts w:ascii="Courier New" w:hAnsi="Courier New" w:cs="Courier New"/>
-          <w:sz w:val="20"/>
-          <w:szCs w:val="20"/>
-        </w:rPr>
-      </w:pPr>
-      <w:r>
-        <w:rPr>
-          <w:rFonts w:ascii="Courier New" w:hAnsi="Courier New" w:cs="Courier New"/>
-          <w:sz w:val="20"/>
-          <w:szCs w:val="20"/>
-        </w:rPr>
-        <w:t>Map&lt;String, Double&gt; categoryTotals = new HashMap&lt;&gt;();</w:t>
-      </w:r>
-    </w:p>
-    <w:p>
-      <w:pPr>
-        <w:pBdr>
-          <w:top w:val="single" w:sz="4" w:space="1" w:color="auto"/>
-          <w:left w:val="single" w:sz="4" w:space="4" w:color="auto"/>
-          <w:bottom w:val="single" w:sz="4" w:space="1" w:color="auto"/>
-          <w:right w:val="single" w:sz="4" w:space="4" w:color="auto"/>
-        </w:pBdr>
-        <w:spacing w:after="0"/>
-        <w:ind w:left="-426" w:right="-472"/>
-        <w:rPr>
-          <w:rFonts w:ascii="Courier New" w:hAnsi="Courier New" w:cs="Courier New"/>
-          <w:sz w:val="20"/>
-          <w:szCs w:val="20"/>
-        </w:rPr>
-      </w:pPr>
-      <w:r>
-        <w:rPr>
-          <w:rFonts w:ascii="Courier New" w:hAnsi="Courier New" w:cs="Courier New"/>
-          <w:sz w:val="20"/>
-          <w:szCs w:val="20"/>
-        </w:rPr>
-        <w:t>for (Transaction t : transactions) {</w:t>
-      </w:r>
-    </w:p>
-    <w:p>
-      <w:pPr>
-        <w:pBdr>
-          <w:top w:val="single" w:sz="4" w:space="1" w:color="auto"/>
-          <w:left w:val="single" w:sz="4" w:space="4" w:color="auto"/>
-          <w:bottom w:val="single" w:sz="4" w:space="1" w:color="auto"/>
-          <w:right w:val="single" w:sz="4" w:space="4" w:color="auto"/>
-        </w:pBdr>
-        <w:spacing w:after="0"/>
-        <w:ind w:left="-426" w:right="-472"/>
-        <w:rPr>
-          <w:rFonts w:ascii="Courier New" w:hAnsi="Courier New" w:cs="Courier New"/>
-          <w:sz w:val="20"/>
-          <w:szCs w:val="20"/>
-        </w:rPr>
-      </w:pPr>
-      <w:r>
-        <w:rPr>
-          <w:rFonts w:ascii="Courier New" w:hAnsi="Courier New" w:cs="Courier New"/>
-          <w:sz w:val="20"/>
-          <w:szCs w:val="20"/>
-        </w:rPr>
-        <w:t xml:space="preserve">    categoryTotals.put(</w:t>
-      </w:r>
-    </w:p>
-    <w:p>
-      <w:pPr>
-        <w:pBdr>
-          <w:top w:val="single" w:sz="4" w:space="1" w:color="auto"/>
-          <w:left w:val="single" w:sz="4" w:space="4" w:color="auto"/>
-          <w:bottom w:val="single" w:sz="4" w:space="1" w:color="auto"/>
-          <w:right w:val="single" w:sz="4" w:space="4" w:color="auto"/>
-        </w:pBdr>
-        <w:spacing w:after="0"/>
-        <w:ind w:left="-426" w:right="-472"/>
-        <w:rPr>
-          <w:rFonts w:ascii="Courier New" w:hAnsi="Courier New" w:cs="Courier New"/>
-          <w:sz w:val="20"/>
-          <w:szCs w:val="20"/>
-        </w:rPr>
-      </w:pPr>
-      <w:r>
-        <w:rPr>
-          <w:rFonts w:ascii="Courier New" w:hAnsi="Courier New" w:cs="Courier New"/>
-          <w:sz w:val="20"/>
-          <w:szCs w:val="20"/>
-        </w:rPr>
-        <w:t xml:space="preserve">        t.getCategory(),</w:t>
-      </w:r>
-    </w:p>
-    <w:p>
-      <w:pPr>
-        <w:pBdr>
-          <w:top w:val="single" w:sz="4" w:space="1" w:color="auto"/>
-          <w:left w:val="single" w:sz="4" w:space="4" w:color="auto"/>
-          <w:bottom w:val="single" w:sz="4" w:space="1" w:color="auto"/>
-          <w:right w:val="single" w:sz="4" w:space="4" w:color="auto"/>
-        </w:pBdr>
-        <w:spacing w:after="0"/>
-        <w:ind w:left="-426" w:right="-472"/>
-        <w:rPr>
-          <w:rFonts w:ascii="Courier New" w:hAnsi="Courier New" w:cs="Courier New"/>
-          <w:sz w:val="20"/>
-          <w:szCs w:val="20"/>
-        </w:rPr>
-      </w:pPr>
-      <w:r>
-        <w:rPr>
-          <w:rFonts w:ascii="Courier New" w:hAnsi="Courier New" w:cs="Courier New"/>
-          <w:sz w:val="20"/>
-          <w:szCs w:val="20"/>
-        </w:rPr>
-        <w:t xml:space="preserve">        categoryTotals.getOrDefault(t.getCategory(), 0.0) + t.getAmount()</w:t>
-      </w:r>
-    </w:p>
-    <w:p>
-      <w:pPr>
-        <w:pBdr>
-          <w:top w:val="single" w:sz="4" w:space="1" w:color="auto"/>
-          <w:left w:val="single" w:sz="4" w:space="4" w:color="auto"/>
-          <w:bottom w:val="single" w:sz="4" w:space="1" w:color="auto"/>
-          <w:right w:val="single" w:sz="4" w:space="4" w:color="auto"/>
-        </w:pBdr>
-        <w:spacing w:after="0"/>
-        <w:ind w:left="-426" w:right="-472"/>
-        <w:rPr>
-          <w:rFonts w:ascii="Courier New" w:hAnsi="Courier New" w:cs="Courier New"/>
-          <w:sz w:val="20"/>
-          <w:szCs w:val="20"/>
-        </w:rPr>
-      </w:pPr>
-      <w:r>
-        <w:rPr>
-          <w:rFonts w:ascii="Courier New" w:hAnsi="Courier New" w:cs="Courier New"/>
-          <w:sz w:val="20"/>
-          <w:szCs w:val="20"/>
-        </w:rPr>
-        <w:t xml:space="preserve">    );</w:t>
-      </w:r>
-    </w:p>
-    <w:p>
-      <w:pPr>
-        <w:pBdr>
-          <w:top w:val="single" w:sz="4" w:space="1" w:color="auto"/>
-          <w:left w:val="single" w:sz="4" w:space="4" w:color="auto"/>
-          <w:bottom w:val="single" w:sz="4" w:space="1" w:color="auto"/>
-          <w:right w:val="single" w:sz="4" w:space="4" w:color="auto"/>
-        </w:pBdr>
-        <w:spacing w:after="0"/>
-        <w:ind w:left="-426" w:right="-472"/>
-        <w:rPr>
-          <w:rFonts w:ascii="Times New Roman" w:hAnsi="Times New Roman" w:cs="Times New Roman"/>
-          <w:b/>
-          <w:bCs/>
-        </w:rPr>
-      </w:pPr>
-      <w:r>
-        <w:rPr>
-          <w:rFonts w:ascii="Courier New" w:hAnsi="Courier New" w:cs="Courier New"/>
-          <w:sz w:val="20"/>
-          <w:szCs w:val="20"/>
-        </w:rPr>
-        <w:t>}</w:t>
-      </w:r>
     </w:p>
     <w:p>
       <w:pPr>
@@ -6663,6 +5615,52 @@
       </w:pPr>
       <w:r>
         <w:rPr>
+          <w:rFonts w:ascii="Courier New" w:hAnsi="Courier New" w:cs="Courier New"/>
+          <w:sz w:val="20"/>
+          <w:szCs w:val="20"/>
+        </w:rPr>
+        <w:drawing>
+          <wp:inline distT="0" distB="0" distL="0" distR="0" wp14:anchorId="042E3A00" wp14:editId="0D8BF245">
+            <wp:extent cx="5731510" cy="1854200"/>
+            <wp:effectExtent l="0" t="0" r="2540" b="0"/>
+            <wp:docPr id="740530982" name="Picture 1"/>
+            <wp:cNvGraphicFramePr>
+              <a:graphicFrameLocks xmlns:a="http://schemas.openxmlformats.org/drawingml/2006/main" noChangeAspect="1"/>
+            </wp:cNvGraphicFramePr>
+            <a:graphic xmlns:a="http://schemas.openxmlformats.org/drawingml/2006/main">
+              <a:graphicData uri="http://schemas.openxmlformats.org/drawingml/2006/picture">
+                <pic:pic xmlns:pic="http://schemas.openxmlformats.org/drawingml/2006/picture">
+                  <pic:nvPicPr>
+                    <pic:cNvPr id="740530982" name=""/>
+                    <pic:cNvPicPr/>
+                  </pic:nvPicPr>
+                  <pic:blipFill>
+                    <a:blip r:embed="rId23"/>
+                    <a:stretch>
+                      <a:fillRect/>
+                    </a:stretch>
+                  </pic:blipFill>
+                  <pic:spPr>
+                    <a:xfrm>
+                      <a:off x="0" y="0"/>
+                      <a:ext cx="5731510" cy="1854200"/>
+                    </a:xfrm>
+                    <a:prstGeom prst="rect">
+                      <a:avLst/>
+                    </a:prstGeom>
+                  </pic:spPr>
+                </pic:pic>
+              </a:graphicData>
+            </a:graphic>
+          </wp:inline>
+        </w:drawing>
+      </w:r>
+    </w:p>
+    <w:p>
+      <w:pPr>
+        <w:spacing w:after="0"/>
+        <w:ind w:left="-426" w:right="-472"/>
+        <w:rPr>
           <w:rFonts w:ascii="Times New Roman" w:hAnsi="Times New Roman" w:cs="Times New Roman"/>
           <w:b/>
           <w:bCs/>
@@ -6671,25 +5669,133 @@
           <w:sz w:val="32"/>
           <w:szCs w:val="32"/>
         </w:rPr>
+      </w:pPr>
+    </w:p>
+    <w:p>
+      <w:pPr>
+        <w:ind w:left="-426"/>
+        <w:rPr>
+          <w:rFonts w:ascii="Times New Roman" w:hAnsi="Times New Roman" w:cs="Times New Roman"/>
+        </w:rPr>
+      </w:pPr>
+      <w:r>
+        <w:rPr>
+          <w:rFonts w:ascii="Times New Roman" w:hAnsi="Times New Roman" w:cs="Times New Roman"/>
+        </w:rPr>
+        <w:br w:type="page"/>
+      </w:r>
+    </w:p>
+    <w:p>
+      <w:pPr>
+        <w:spacing w:after="0"/>
+        <w:ind w:left="-426" w:right="-472"/>
+        <w:rPr>
+          <w:rFonts w:ascii="Times New Roman" w:hAnsi="Times New Roman" w:cs="Times New Roman"/>
+          <w:b/>
+          <w:bCs/>
+          <w:sz w:val="40"/>
+          <w:szCs w:val="40"/>
+        </w:rPr>
+      </w:pPr>
+      <w:r>
+        <w:rPr>
+          <w:rFonts w:ascii="Times New Roman" w:hAnsi="Times New Roman" w:cs="Times New Roman"/>
+          <w:b/>
+          <w:bCs/>
+          <w:sz w:val="40"/>
+          <w:szCs w:val="40"/>
+        </w:rPr>
         <w:lastRenderedPageBreak/>
-        <w:t>Threading</w:t>
-      </w:r>
-    </w:p>
-    <w:p>
-      <w:pPr>
-        <w:spacing w:after="0"/>
-        <w:ind w:left="-426" w:right="-472"/>
-        <w:rPr>
-          <w:rFonts w:ascii="Times New Roman" w:hAnsi="Times New Roman" w:cs="Times New Roman"/>
-          <w:b/>
-          <w:bCs/>
-        </w:rPr>
-      </w:pPr>
-    </w:p>
-    <w:p>
-      <w:pPr>
-        <w:spacing w:after="0"/>
-        <w:ind w:left="-426" w:right="-472"/>
+        <w:t>Implementation Highlights</w:t>
+      </w:r>
+    </w:p>
+    <w:p>
+      <w:pPr>
+        <w:spacing w:after="0"/>
+        <w:ind w:left="-426" w:right="-472"/>
+        <w:rPr>
+          <w:rFonts w:ascii="Times New Roman" w:hAnsi="Times New Roman" w:cs="Times New Roman"/>
+        </w:rPr>
+      </w:pPr>
+    </w:p>
+    <w:p>
+      <w:pPr>
+        <w:spacing w:after="0"/>
+        <w:ind w:left="-426"/>
+        <w:rPr>
+          <w:rFonts w:ascii="Times New Roman" w:hAnsi="Times New Roman" w:cs="Times New Roman"/>
+        </w:rPr>
+      </w:pPr>
+      <w:r>
+        <w:rPr>
+          <w:rFonts w:ascii="Times New Roman" w:hAnsi="Times New Roman" w:cs="Times New Roman"/>
+        </w:rPr>
+        <w:t xml:space="preserve">This project demonstrates clean </w:t>
+      </w:r>
+      <w:r>
+        <w:rPr>
+          <w:rFonts w:ascii="Times New Roman" w:hAnsi="Times New Roman" w:cs="Times New Roman"/>
+        </w:rPr>
+        <w:t xml:space="preserve">class structures in </w:t>
+      </w:r>
+      <w:proofErr w:type="spellStart"/>
+      <w:r>
+        <w:rPr>
+          <w:rFonts w:ascii="Times New Roman" w:hAnsi="Times New Roman" w:cs="Times New Roman"/>
+        </w:rPr>
+        <w:t>intelij</w:t>
+      </w:r>
+      <w:proofErr w:type="spellEnd"/>
+      <w:r>
+        <w:rPr>
+          <w:rFonts w:ascii="Times New Roman" w:hAnsi="Times New Roman" w:cs="Times New Roman"/>
+        </w:rPr>
+        <w:t xml:space="preserve"> format</w:t>
+      </w:r>
+      <w:r>
+        <w:rPr>
+          <w:rFonts w:ascii="Times New Roman" w:hAnsi="Times New Roman" w:cs="Times New Roman"/>
+        </w:rPr>
+        <w:t xml:space="preserve">, robust error handling, and efficient data management. </w:t>
+      </w:r>
+      <w:r>
+        <w:rPr>
+          <w:rFonts w:ascii="Times New Roman" w:hAnsi="Times New Roman" w:cs="Times New Roman"/>
+        </w:rPr>
+        <w:t>Some</w:t>
+      </w:r>
+      <w:r>
+        <w:rPr>
+          <w:rFonts w:ascii="Times New Roman" w:hAnsi="Times New Roman" w:cs="Times New Roman"/>
+        </w:rPr>
+        <w:t xml:space="preserve"> code snippets illustrating important implementation aspects</w:t>
+      </w:r>
+      <w:r>
+        <w:rPr>
+          <w:rFonts w:ascii="Times New Roman" w:hAnsi="Times New Roman" w:cs="Times New Roman"/>
+        </w:rPr>
+        <w:t xml:space="preserve"> are</w:t>
+      </w:r>
+      <w:r>
+        <w:rPr>
+          <w:rFonts w:ascii="Times New Roman" w:hAnsi="Times New Roman" w:cs="Times New Roman"/>
+        </w:rPr>
+        <w:t>:</w:t>
+      </w:r>
+    </w:p>
+    <w:p>
+      <w:pPr>
+        <w:spacing w:after="0"/>
+        <w:ind w:left="-426"/>
+        <w:rPr>
+          <w:rFonts w:ascii="Times New Roman" w:hAnsi="Times New Roman" w:cs="Times New Roman"/>
+        </w:rPr>
+      </w:pPr>
+    </w:p>
+    <w:p>
+      <w:pPr>
+        <w:spacing w:after="0"/>
+        <w:ind w:left="-426"/>
         <w:rPr>
           <w:rFonts w:ascii="Times New Roman" w:hAnsi="Times New Roman" w:cs="Times New Roman"/>
           <w:b/>
@@ -6704,378 +5810,590 @@
           <w:bCs/>
           <w:u w:val="single"/>
         </w:rPr>
-        <w:t>Running Database Operations Off the UI Thread</w:t>
-      </w:r>
-    </w:p>
-    <w:p>
-      <w:pPr>
-        <w:spacing w:after="0"/>
-        <w:ind w:left="-426" w:right="-472"/>
-        <w:rPr>
-          <w:rFonts w:ascii="Times New Roman" w:hAnsi="Times New Roman" w:cs="Times New Roman"/>
-        </w:rPr>
-      </w:pPr>
-      <w:r>
-        <w:rPr>
-          <w:rFonts w:ascii="Times New Roman" w:hAnsi="Times New Roman" w:cs="Times New Roman"/>
-        </w:rPr>
-        <w:t>Database operations are performed in a separate thread to avoid freezing the UI, and UI updates are posted back to the Event Dispatch Thread.</w:t>
-      </w:r>
-    </w:p>
-    <w:p>
-      <w:pPr>
-        <w:spacing w:after="0"/>
-        <w:ind w:left="-426" w:right="-472"/>
-        <w:rPr>
-          <w:rFonts w:ascii="Times New Roman" w:hAnsi="Times New Roman" w:cs="Times New Roman"/>
-          <w:b/>
-          <w:bCs/>
-        </w:rPr>
-      </w:pPr>
-    </w:p>
-    <w:p>
-      <w:pPr>
-        <w:pBdr>
-          <w:top w:val="single" w:sz="4" w:space="1" w:color="auto"/>
-          <w:left w:val="single" w:sz="4" w:space="4" w:color="auto"/>
-          <w:bottom w:val="single" w:sz="4" w:space="1" w:color="auto"/>
-          <w:right w:val="single" w:sz="4" w:space="4" w:color="auto"/>
-        </w:pBdr>
-        <w:spacing w:after="0"/>
-        <w:ind w:left="-426" w:right="-472"/>
+        <w:t>Adding a Transaction via Service Layer</w:t>
+      </w:r>
+    </w:p>
+    <w:p>
+      <w:pPr>
+        <w:spacing w:after="0"/>
+        <w:ind w:left="-426"/>
+        <w:rPr>
+          <w:rFonts w:ascii="Times New Roman" w:hAnsi="Times New Roman" w:cs="Times New Roman"/>
+        </w:rPr>
+      </w:pPr>
+      <w:r>
+        <w:rPr>
+          <w:rFonts w:ascii="Times New Roman" w:hAnsi="Times New Roman" w:cs="Times New Roman"/>
+        </w:rPr>
+        <w:t>This method encapsulates the logic for adding a transaction, ensuring the UI does not interact directly with the database. It promotes maintainability and abstraction.</w:t>
+      </w:r>
+    </w:p>
+    <w:p>
+      <w:pPr>
+        <w:spacing w:after="0"/>
+        <w:ind w:left="-426"/>
+        <w:rPr>
+          <w:rFonts w:ascii="Times New Roman" w:hAnsi="Times New Roman" w:cs="Times New Roman"/>
+        </w:rPr>
+      </w:pPr>
+      <w:r>
+        <w:rPr>
+          <w:rFonts w:ascii="Times New Roman" w:hAnsi="Times New Roman" w:cs="Times New Roman"/>
+        </w:rPr>
+        <w:drawing>
+          <wp:inline distT="0" distB="0" distL="0" distR="0" wp14:anchorId="5D540596" wp14:editId="2F859885">
+            <wp:extent cx="5731510" cy="3775710"/>
+            <wp:effectExtent l="0" t="0" r="2540" b="0"/>
+            <wp:docPr id="334098056" name="Picture 1"/>
+            <wp:cNvGraphicFramePr>
+              <a:graphicFrameLocks xmlns:a="http://schemas.openxmlformats.org/drawingml/2006/main" noChangeAspect="1"/>
+            </wp:cNvGraphicFramePr>
+            <a:graphic xmlns:a="http://schemas.openxmlformats.org/drawingml/2006/main">
+              <a:graphicData uri="http://schemas.openxmlformats.org/drawingml/2006/picture">
+                <pic:pic xmlns:pic="http://schemas.openxmlformats.org/drawingml/2006/picture">
+                  <pic:nvPicPr>
+                    <pic:cNvPr id="334098056" name=""/>
+                    <pic:cNvPicPr/>
+                  </pic:nvPicPr>
+                  <pic:blipFill>
+                    <a:blip r:embed="rId24"/>
+                    <a:stretch>
+                      <a:fillRect/>
+                    </a:stretch>
+                  </pic:blipFill>
+                  <pic:spPr>
+                    <a:xfrm>
+                      <a:off x="0" y="0"/>
+                      <a:ext cx="5731510" cy="3775710"/>
+                    </a:xfrm>
+                    <a:prstGeom prst="rect">
+                      <a:avLst/>
+                    </a:prstGeom>
+                  </pic:spPr>
+                </pic:pic>
+              </a:graphicData>
+            </a:graphic>
+          </wp:inline>
+        </w:drawing>
+      </w:r>
+    </w:p>
+    <w:p>
+      <w:pPr>
+        <w:spacing w:after="0"/>
+        <w:ind w:left="-426"/>
         <w:rPr>
           <w:rFonts w:ascii="Courier New" w:hAnsi="Courier New" w:cs="Courier New"/>
           <w:sz w:val="20"/>
           <w:szCs w:val="20"/>
         </w:rPr>
       </w:pPr>
-      <w:r>
-        <w:rPr>
-          <w:rFonts w:ascii="Courier New" w:hAnsi="Courier New" w:cs="Courier New"/>
-          <w:sz w:val="20"/>
-          <w:szCs w:val="20"/>
-        </w:rPr>
-        <w:t>// In TransactionsPanel.java</w:t>
-      </w:r>
-    </w:p>
-    <w:p>
-      <w:pPr>
-        <w:pBdr>
-          <w:top w:val="single" w:sz="4" w:space="1" w:color="auto"/>
-          <w:left w:val="single" w:sz="4" w:space="4" w:color="auto"/>
-          <w:bottom w:val="single" w:sz="4" w:space="1" w:color="auto"/>
-          <w:right w:val="single" w:sz="4" w:space="4" w:color="auto"/>
-        </w:pBdr>
-        <w:spacing w:after="0"/>
-        <w:ind w:left="-426" w:right="-472"/>
-        <w:rPr>
-          <w:rFonts w:ascii="Courier New" w:hAnsi="Courier New" w:cs="Courier New"/>
-          <w:sz w:val="20"/>
-          <w:szCs w:val="20"/>
-        </w:rPr>
-      </w:pPr>
-      <w:r>
-        <w:rPr>
-          <w:rFonts w:ascii="Courier New" w:hAnsi="Courier New" w:cs="Courier New"/>
-          <w:sz w:val="20"/>
-          <w:szCs w:val="20"/>
-        </w:rPr>
-        <w:t>new Thread(() -&gt; {</w:t>
-      </w:r>
-    </w:p>
-    <w:p>
-      <w:pPr>
-        <w:pBdr>
-          <w:top w:val="single" w:sz="4" w:space="1" w:color="auto"/>
-          <w:left w:val="single" w:sz="4" w:space="4" w:color="auto"/>
-          <w:bottom w:val="single" w:sz="4" w:space="1" w:color="auto"/>
-          <w:right w:val="single" w:sz="4" w:space="4" w:color="auto"/>
-        </w:pBdr>
-        <w:spacing w:after="0"/>
-        <w:ind w:left="-426" w:right="-472"/>
-        <w:rPr>
-          <w:rFonts w:ascii="Courier New" w:hAnsi="Courier New" w:cs="Courier New"/>
-          <w:sz w:val="20"/>
-          <w:szCs w:val="20"/>
-        </w:rPr>
-      </w:pPr>
-      <w:r>
-        <w:rPr>
-          <w:rFonts w:ascii="Courier New" w:hAnsi="Courier New" w:cs="Courier New"/>
-          <w:sz w:val="20"/>
-          <w:szCs w:val="20"/>
-        </w:rPr>
-        <w:t xml:space="preserve">    try {</w:t>
-      </w:r>
-    </w:p>
-    <w:p>
-      <w:pPr>
-        <w:pBdr>
-          <w:top w:val="single" w:sz="4" w:space="1" w:color="auto"/>
-          <w:left w:val="single" w:sz="4" w:space="4" w:color="auto"/>
-          <w:bottom w:val="single" w:sz="4" w:space="1" w:color="auto"/>
-          <w:right w:val="single" w:sz="4" w:space="4" w:color="auto"/>
-        </w:pBdr>
-        <w:spacing w:after="0"/>
-        <w:ind w:left="-426" w:right="-472"/>
-        <w:rPr>
-          <w:rFonts w:ascii="Courier New" w:hAnsi="Courier New" w:cs="Courier New"/>
-          <w:sz w:val="20"/>
-          <w:szCs w:val="20"/>
-        </w:rPr>
-      </w:pPr>
-      <w:r>
-        <w:rPr>
-          <w:rFonts w:ascii="Courier New" w:hAnsi="Courier New" w:cs="Courier New"/>
-          <w:sz w:val="20"/>
-          <w:szCs w:val="20"/>
-        </w:rPr>
-        <w:t xml:space="preserve">        dbManager.insertTransaction(t);</w:t>
-      </w:r>
-    </w:p>
-    <w:p>
-      <w:pPr>
-        <w:pBdr>
-          <w:top w:val="single" w:sz="4" w:space="1" w:color="auto"/>
-          <w:left w:val="single" w:sz="4" w:space="4" w:color="auto"/>
-          <w:bottom w:val="single" w:sz="4" w:space="1" w:color="auto"/>
-          <w:right w:val="single" w:sz="4" w:space="4" w:color="auto"/>
-        </w:pBdr>
-        <w:spacing w:after="0"/>
-        <w:ind w:left="-426" w:right="-472"/>
-        <w:rPr>
-          <w:rFonts w:ascii="Courier New" w:hAnsi="Courier New" w:cs="Courier New"/>
-          <w:sz w:val="20"/>
-          <w:szCs w:val="20"/>
-        </w:rPr>
-      </w:pPr>
-      <w:r>
-        <w:rPr>
-          <w:rFonts w:ascii="Courier New" w:hAnsi="Courier New" w:cs="Courier New"/>
-          <w:sz w:val="20"/>
-          <w:szCs w:val="20"/>
-        </w:rPr>
-        <w:t xml:space="preserve">        SwingUtilities.invokeLater(() -&gt; {</w:t>
-      </w:r>
-    </w:p>
-    <w:p>
-      <w:pPr>
-        <w:pBdr>
-          <w:top w:val="single" w:sz="4" w:space="1" w:color="auto"/>
-          <w:left w:val="single" w:sz="4" w:space="4" w:color="auto"/>
-          <w:bottom w:val="single" w:sz="4" w:space="1" w:color="auto"/>
-          <w:right w:val="single" w:sz="4" w:space="4" w:color="auto"/>
-        </w:pBdr>
-        <w:spacing w:after="0"/>
-        <w:ind w:left="-426" w:right="-472"/>
-        <w:rPr>
-          <w:rFonts w:ascii="Courier New" w:hAnsi="Courier New" w:cs="Courier New"/>
-          <w:sz w:val="20"/>
-          <w:szCs w:val="20"/>
-        </w:rPr>
-      </w:pPr>
-      <w:r>
-        <w:rPr>
-          <w:rFonts w:ascii="Courier New" w:hAnsi="Courier New" w:cs="Courier New"/>
-          <w:sz w:val="20"/>
-          <w:szCs w:val="20"/>
-        </w:rPr>
-        <w:t xml:space="preserve">            // Update UI after DB operation</w:t>
-      </w:r>
-    </w:p>
-    <w:p>
-      <w:pPr>
-        <w:pBdr>
-          <w:top w:val="single" w:sz="4" w:space="1" w:color="auto"/>
-          <w:left w:val="single" w:sz="4" w:space="4" w:color="auto"/>
-          <w:bottom w:val="single" w:sz="4" w:space="1" w:color="auto"/>
-          <w:right w:val="single" w:sz="4" w:space="4" w:color="auto"/>
-        </w:pBdr>
-        <w:spacing w:after="0"/>
-        <w:ind w:left="-426" w:right="-472"/>
-        <w:rPr>
-          <w:rFonts w:ascii="Courier New" w:hAnsi="Courier New" w:cs="Courier New"/>
-          <w:sz w:val="20"/>
-          <w:szCs w:val="20"/>
-        </w:rPr>
-      </w:pPr>
-      <w:r>
-        <w:rPr>
-          <w:rFonts w:ascii="Courier New" w:hAnsi="Courier New" w:cs="Courier New"/>
-          <w:sz w:val="20"/>
-          <w:szCs w:val="20"/>
-        </w:rPr>
-        <w:t xml:space="preserve">        });</w:t>
-      </w:r>
-    </w:p>
-    <w:p>
-      <w:pPr>
-        <w:pBdr>
-          <w:top w:val="single" w:sz="4" w:space="1" w:color="auto"/>
-          <w:left w:val="single" w:sz="4" w:space="4" w:color="auto"/>
-          <w:bottom w:val="single" w:sz="4" w:space="1" w:color="auto"/>
-          <w:right w:val="single" w:sz="4" w:space="4" w:color="auto"/>
-        </w:pBdr>
-        <w:spacing w:after="0"/>
-        <w:ind w:left="-426" w:right="-472"/>
-        <w:rPr>
-          <w:rFonts w:ascii="Courier New" w:hAnsi="Courier New" w:cs="Courier New"/>
-          <w:sz w:val="20"/>
-          <w:szCs w:val="20"/>
-        </w:rPr>
-      </w:pPr>
-      <w:r>
-        <w:rPr>
-          <w:rFonts w:ascii="Courier New" w:hAnsi="Courier New" w:cs="Courier New"/>
-          <w:sz w:val="20"/>
-          <w:szCs w:val="20"/>
-        </w:rPr>
-        <w:t xml:space="preserve">    } catch (AppException e) {</w:t>
-      </w:r>
-    </w:p>
-    <w:p>
-      <w:pPr>
-        <w:pBdr>
-          <w:top w:val="single" w:sz="4" w:space="1" w:color="auto"/>
-          <w:left w:val="single" w:sz="4" w:space="4" w:color="auto"/>
-          <w:bottom w:val="single" w:sz="4" w:space="1" w:color="auto"/>
-          <w:right w:val="single" w:sz="4" w:space="4" w:color="auto"/>
-        </w:pBdr>
-        <w:spacing w:after="0"/>
-        <w:ind w:left="-426" w:right="-472"/>
-        <w:rPr>
-          <w:rFonts w:ascii="Courier New" w:hAnsi="Courier New" w:cs="Courier New"/>
-          <w:sz w:val="20"/>
-          <w:szCs w:val="20"/>
-        </w:rPr>
-      </w:pPr>
-      <w:r>
-        <w:rPr>
-          <w:rFonts w:ascii="Courier New" w:hAnsi="Courier New" w:cs="Courier New"/>
-          <w:sz w:val="20"/>
-          <w:szCs w:val="20"/>
-        </w:rPr>
-        <w:t xml:space="preserve">        SwingUtilities.invokeLater(() -&gt; {</w:t>
-      </w:r>
-    </w:p>
-    <w:p>
-      <w:pPr>
-        <w:pBdr>
-          <w:top w:val="single" w:sz="4" w:space="1" w:color="auto"/>
-          <w:left w:val="single" w:sz="4" w:space="4" w:color="auto"/>
-          <w:bottom w:val="single" w:sz="4" w:space="1" w:color="auto"/>
-          <w:right w:val="single" w:sz="4" w:space="4" w:color="auto"/>
-        </w:pBdr>
-        <w:spacing w:after="0"/>
-        <w:ind w:left="-426" w:right="-472"/>
-        <w:rPr>
-          <w:rFonts w:ascii="Courier New" w:hAnsi="Courier New" w:cs="Courier New"/>
-          <w:sz w:val="20"/>
-          <w:szCs w:val="20"/>
-        </w:rPr>
-      </w:pPr>
-      <w:r>
-        <w:rPr>
-          <w:rFonts w:ascii="Courier New" w:hAnsi="Courier New" w:cs="Courier New"/>
-          <w:sz w:val="20"/>
-          <w:szCs w:val="20"/>
-        </w:rPr>
-        <w:t xml:space="preserve">            JOptionPane.showMessageDialog(this, "Error: " + e.getMessage());</w:t>
-      </w:r>
-    </w:p>
-    <w:p>
-      <w:pPr>
-        <w:pBdr>
-          <w:top w:val="single" w:sz="4" w:space="1" w:color="auto"/>
-          <w:left w:val="single" w:sz="4" w:space="4" w:color="auto"/>
-          <w:bottom w:val="single" w:sz="4" w:space="1" w:color="auto"/>
-          <w:right w:val="single" w:sz="4" w:space="4" w:color="auto"/>
-        </w:pBdr>
-        <w:spacing w:after="0"/>
-        <w:ind w:left="-426" w:right="-472"/>
-        <w:rPr>
-          <w:rFonts w:ascii="Courier New" w:hAnsi="Courier New" w:cs="Courier New"/>
-          <w:sz w:val="20"/>
-          <w:szCs w:val="20"/>
-        </w:rPr>
-      </w:pPr>
-      <w:r>
-        <w:rPr>
-          <w:rFonts w:ascii="Courier New" w:hAnsi="Courier New" w:cs="Courier New"/>
-          <w:sz w:val="20"/>
-          <w:szCs w:val="20"/>
-        </w:rPr>
-        <w:t xml:space="preserve">        });</w:t>
-      </w:r>
-    </w:p>
-    <w:p>
-      <w:pPr>
-        <w:pBdr>
-          <w:top w:val="single" w:sz="4" w:space="1" w:color="auto"/>
-          <w:left w:val="single" w:sz="4" w:space="4" w:color="auto"/>
-          <w:bottom w:val="single" w:sz="4" w:space="1" w:color="auto"/>
-          <w:right w:val="single" w:sz="4" w:space="4" w:color="auto"/>
-        </w:pBdr>
-        <w:spacing w:after="0"/>
-        <w:ind w:left="-426" w:right="-472"/>
-        <w:rPr>
-          <w:rFonts w:ascii="Courier New" w:hAnsi="Courier New" w:cs="Courier New"/>
-          <w:sz w:val="20"/>
-          <w:szCs w:val="20"/>
-        </w:rPr>
-      </w:pPr>
-      <w:r>
-        <w:rPr>
-          <w:rFonts w:ascii="Courier New" w:hAnsi="Courier New" w:cs="Courier New"/>
-          <w:sz w:val="20"/>
-          <w:szCs w:val="20"/>
-        </w:rPr>
-        <w:t xml:space="preserve">    }</w:t>
-      </w:r>
-    </w:p>
-    <w:p>
-      <w:pPr>
-        <w:pBdr>
-          <w:top w:val="single" w:sz="4" w:space="1" w:color="auto"/>
-          <w:left w:val="single" w:sz="4" w:space="4" w:color="auto"/>
-          <w:bottom w:val="single" w:sz="4" w:space="1" w:color="auto"/>
-          <w:right w:val="single" w:sz="4" w:space="4" w:color="auto"/>
-        </w:pBdr>
-        <w:spacing w:after="0"/>
-        <w:ind w:left="-426" w:right="-472"/>
-        <w:rPr>
-          <w:rFonts w:ascii="Courier New" w:hAnsi="Courier New" w:cs="Courier New"/>
-          <w:sz w:val="20"/>
-          <w:szCs w:val="20"/>
-        </w:rPr>
-      </w:pPr>
-      <w:r>
-        <w:rPr>
-          <w:rFonts w:ascii="Courier New" w:hAnsi="Courier New" w:cs="Courier New"/>
-          <w:sz w:val="20"/>
-          <w:szCs w:val="20"/>
-        </w:rPr>
-        <w:t xml:space="preserve">}).start(); </w:t>
-      </w:r>
-    </w:p>
-    <w:p>
-      <w:pPr>
+    </w:p>
+    <w:p>
+      <w:pPr>
+        <w:spacing w:after="0"/>
         <w:ind w:left="-426"/>
         <w:rPr>
           <w:rFonts w:ascii="Times New Roman" w:hAnsi="Times New Roman" w:cs="Times New Roman"/>
-        </w:rPr>
-      </w:pPr>
-      <w:r>
-        <w:rPr>
-          <w:rFonts w:ascii="Times New Roman" w:hAnsi="Times New Roman" w:cs="Times New Roman"/>
-        </w:rPr>
-        <w:br w:type="page"/>
-      </w:r>
-    </w:p>
-    <w:p>
-      <w:pPr>
-        <w:spacing w:after="0"/>
-        <w:ind w:left="-426" w:right="-472"/>
+          <w:b/>
+          <w:bCs/>
+          <w:u w:val="single"/>
+        </w:rPr>
+      </w:pPr>
+      <w:r>
+        <w:rPr>
+          <w:rFonts w:ascii="Times New Roman" w:hAnsi="Times New Roman" w:cs="Times New Roman"/>
+          <w:b/>
+          <w:bCs/>
+          <w:u w:val="single"/>
+        </w:rPr>
+        <w:t>Fetching and Displaying Transactions</w:t>
+      </w:r>
+    </w:p>
+    <w:p>
+      <w:pPr>
+        <w:spacing w:after="0"/>
+        <w:ind w:left="-426"/>
+        <w:rPr>
+          <w:rFonts w:ascii="Times New Roman" w:hAnsi="Times New Roman" w:cs="Times New Roman"/>
+        </w:rPr>
+      </w:pPr>
+      <w:r>
+        <w:rPr>
+          <w:rFonts w:ascii="Times New Roman" w:hAnsi="Times New Roman" w:cs="Times New Roman"/>
+        </w:rPr>
+        <w:t>Transactions are fetched from the service layer and displayed in a table. This demonstrates the use of collections and separation between data retrieval and UI rendering.</w:t>
+      </w:r>
+    </w:p>
+    <w:p>
+      <w:pPr>
+        <w:spacing w:after="0"/>
+        <w:ind w:left="-426"/>
+        <w:rPr>
+          <w:rFonts w:ascii="Times New Roman" w:hAnsi="Times New Roman" w:cs="Times New Roman"/>
+        </w:rPr>
+      </w:pPr>
+      <w:r>
+        <w:rPr>
+          <w:rFonts w:ascii="Times New Roman" w:hAnsi="Times New Roman" w:cs="Times New Roman"/>
+        </w:rPr>
+        <mc:AlternateContent>
+          <mc:Choice Requires="wps">
+            <w:drawing>
+              <wp:anchor distT="0" distB="0" distL="114300" distR="114300" simplePos="0" relativeHeight="251659264" behindDoc="0" locked="0" layoutInCell="1" allowOverlap="1" wp14:anchorId="5727094E" wp14:editId="2335188B">
+                <wp:simplePos x="0" y="0"/>
+                <wp:positionH relativeFrom="column">
+                  <wp:posOffset>-266700</wp:posOffset>
+                </wp:positionH>
+                <wp:positionV relativeFrom="paragraph">
+                  <wp:posOffset>121920</wp:posOffset>
+                </wp:positionV>
+                <wp:extent cx="5850890" cy="2422525"/>
+                <wp:effectExtent l="0" t="0" r="0" b="0"/>
+                <wp:wrapNone/>
+                <wp:docPr id="4" name="Freeform 4"/>
+                <wp:cNvGraphicFramePr/>
+                <a:graphic xmlns:a="http://schemas.openxmlformats.org/drawingml/2006/main">
+                  <a:graphicData uri="http://schemas.microsoft.com/office/word/2010/wordprocessingShape">
+                    <wps:wsp>
+                      <wps:cNvSpPr/>
+                      <wps:spPr>
+                        <a:xfrm>
+                          <a:off x="0" y="0"/>
+                          <a:ext cx="5850890" cy="2422525"/>
+                        </a:xfrm>
+                        <a:custGeom>
+                          <a:avLst/>
+                          <a:gdLst/>
+                          <a:ahLst/>
+                          <a:cxnLst/>
+                          <a:rect l="l" t="t" r="r" b="b"/>
+                          <a:pathLst>
+                            <a:path w="7061036" h="3127707">
+                              <a:moveTo>
+                                <a:pt x="0" y="0"/>
+                              </a:moveTo>
+                              <a:lnTo>
+                                <a:pt x="7061036" y="0"/>
+                              </a:lnTo>
+                              <a:lnTo>
+                                <a:pt x="7061036" y="3127707"/>
+                              </a:lnTo>
+                              <a:lnTo>
+                                <a:pt x="0" y="3127707"/>
+                              </a:lnTo>
+                              <a:lnTo>
+                                <a:pt x="0" y="0"/>
+                              </a:lnTo>
+                              <a:close/>
+                            </a:path>
+                          </a:pathLst>
+                        </a:custGeom>
+                        <a:blipFill>
+                          <a:blip r:embed="rId25"/>
+                          <a:stretch>
+                            <a:fillRect/>
+                          </a:stretch>
+                        </a:blipFill>
+                      </wps:spPr>
+                      <wps:bodyPr/>
+                    </wps:wsp>
+                  </a:graphicData>
+                </a:graphic>
+                <wp14:sizeRelH relativeFrom="margin">
+                  <wp14:pctWidth>0</wp14:pctWidth>
+                </wp14:sizeRelH>
+                <wp14:sizeRelV relativeFrom="margin">
+                  <wp14:pctHeight>0</wp14:pctHeight>
+                </wp14:sizeRelV>
+              </wp:anchor>
+            </w:drawing>
+          </mc:Choice>
+          <mc:Fallback>
+            <w:pict>
+              <v:shape w14:anchorId="08724B19" id="Freeform 4" o:spid="_x0000_s1026" style="position:absolute;margin-left:-21pt;margin-top:9.6pt;width:460.7pt;height:190.75pt;z-index:251659264;visibility:visible;mso-wrap-style:square;mso-width-percent:0;mso-height-percent:0;mso-wrap-distance-left:9pt;mso-wrap-distance-top:0;mso-wrap-distance-right:9pt;mso-wrap-distance-bottom:0;mso-position-horizontal:absolute;mso-position-horizontal-relative:text;mso-position-vertical:absolute;mso-position-vertical-relative:text;mso-width-percent:0;mso-height-percent:0;mso-width-relative:margin;mso-height-relative:margin;v-text-anchor:top" coordsize="7061036,3127707" o:gfxdata="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" path="m,l7061036,r,3127707l,3127707,,xe" stroked="f">
+                <v:fill r:id="rId26" o:title="" recolor="t" rotate="t" type="frame"/>
+                <v:path arrowok="t"/>
+              </v:shape>
+            </w:pict>
+          </mc:Fallback>
+        </mc:AlternateContent>
+      </w:r>
+    </w:p>
+    <w:p>
+      <w:pPr>
+        <w:spacing w:after="0"/>
+        <w:ind w:left="-426"/>
+        <w:rPr>
+          <w:rFonts w:ascii="Times New Roman" w:hAnsi="Times New Roman" w:cs="Times New Roman"/>
+        </w:rPr>
+      </w:pPr>
+    </w:p>
+    <w:p>
+      <w:pPr>
+        <w:spacing w:after="0"/>
+        <w:ind w:left="-426"/>
+        <w:rPr>
+          <w:rFonts w:ascii="Times New Roman" w:hAnsi="Times New Roman" w:cs="Times New Roman"/>
+        </w:rPr>
+      </w:pPr>
+    </w:p>
+    <w:p>
+      <w:pPr>
+        <w:spacing w:after="0"/>
+        <w:ind w:left="-426"/>
+        <w:rPr>
+          <w:rFonts w:ascii="Times New Roman" w:hAnsi="Times New Roman" w:cs="Times New Roman"/>
+        </w:rPr>
+      </w:pPr>
+    </w:p>
+    <w:p>
+      <w:pPr>
+        <w:spacing w:after="0"/>
+        <w:ind w:left="-426"/>
+        <w:rPr>
+          <w:rFonts w:ascii="Times New Roman" w:hAnsi="Times New Roman" w:cs="Times New Roman"/>
+        </w:rPr>
+      </w:pPr>
+    </w:p>
+    <w:p>
+      <w:pPr>
+        <w:spacing w:after="0"/>
+        <w:ind w:left="-426"/>
+        <w:rPr>
+          <w:rFonts w:ascii="Times New Roman" w:hAnsi="Times New Roman" w:cs="Times New Roman"/>
+        </w:rPr>
+      </w:pPr>
+    </w:p>
+    <w:p>
+      <w:pPr>
+        <w:spacing w:after="0"/>
+        <w:ind w:left="-426"/>
+        <w:rPr>
+          <w:rFonts w:ascii="Times New Roman" w:hAnsi="Times New Roman" w:cs="Times New Roman"/>
+        </w:rPr>
+      </w:pPr>
+    </w:p>
+    <w:p>
+      <w:pPr>
+        <w:spacing w:after="0"/>
+        <w:ind w:left="-426"/>
+        <w:rPr>
+          <w:rFonts w:ascii="Times New Roman" w:hAnsi="Times New Roman" w:cs="Times New Roman"/>
+        </w:rPr>
+      </w:pPr>
+    </w:p>
+    <w:p>
+      <w:pPr>
+        <w:spacing w:after="0"/>
+        <w:ind w:left="-426"/>
+        <w:rPr>
+          <w:rFonts w:ascii="Times New Roman" w:hAnsi="Times New Roman" w:cs="Times New Roman"/>
+        </w:rPr>
+      </w:pPr>
+    </w:p>
+    <w:p>
+      <w:pPr>
+        <w:spacing w:after="0"/>
+        <w:ind w:left="-426"/>
+        <w:rPr>
+          <w:rFonts w:ascii="Times New Roman" w:hAnsi="Times New Roman" w:cs="Times New Roman"/>
+        </w:rPr>
+      </w:pPr>
+    </w:p>
+    <w:p>
+      <w:pPr>
+        <w:spacing w:after="0"/>
+        <w:ind w:left="-426"/>
+        <w:rPr>
+          <w:rFonts w:ascii="Times New Roman" w:hAnsi="Times New Roman" w:cs="Times New Roman"/>
+        </w:rPr>
+      </w:pPr>
+    </w:p>
+    <w:p>
+      <w:pPr>
+        <w:spacing w:after="0"/>
+        <w:ind w:left="-426"/>
+        <w:rPr>
+          <w:rFonts w:ascii="Times New Roman" w:hAnsi="Times New Roman" w:cs="Times New Roman"/>
+        </w:rPr>
+      </w:pPr>
+    </w:p>
+    <w:p>
+      <w:pPr>
+        <w:spacing w:after="0"/>
+        <w:ind w:left="-426"/>
+        <w:rPr>
+          <w:rFonts w:ascii="Times New Roman" w:hAnsi="Times New Roman" w:cs="Times New Roman"/>
+        </w:rPr>
+      </w:pPr>
+    </w:p>
+    <w:p>
+      <w:pPr>
+        <w:spacing w:after="0"/>
+        <w:ind w:left="-426"/>
+        <w:rPr>
+          <w:rFonts w:ascii="Times New Roman" w:hAnsi="Times New Roman" w:cs="Times New Roman"/>
+        </w:rPr>
+      </w:pPr>
+    </w:p>
+    <w:p>
+      <w:pPr>
+        <w:spacing w:after="0"/>
+        <w:ind w:left="-426"/>
+        <w:rPr>
+          <w:rFonts w:ascii="Times New Roman" w:hAnsi="Times New Roman" w:cs="Times New Roman"/>
+          <w:b/>
+          <w:bCs/>
+          <w:u w:val="single"/>
+        </w:rPr>
+      </w:pPr>
+      <w:r>
+        <w:rPr>
+          <w:rFonts w:ascii="Times New Roman" w:hAnsi="Times New Roman" w:cs="Times New Roman"/>
+          <w:b/>
+          <w:bCs/>
+          <w:u w:val="single"/>
+        </w:rPr>
+        <w:lastRenderedPageBreak/>
+        <w:t>Exception Handling in the UI</w:t>
+      </w:r>
+    </w:p>
+    <w:p>
+      <w:pPr>
+        <w:spacing w:after="0"/>
+        <w:ind w:left="-426"/>
+        <w:rPr>
+          <w:rFonts w:ascii="Times New Roman" w:hAnsi="Times New Roman" w:cs="Times New Roman"/>
+        </w:rPr>
+      </w:pPr>
+      <w:r>
+        <w:rPr>
+          <w:rFonts w:ascii="Times New Roman" w:hAnsi="Times New Roman" w:cs="Times New Roman"/>
+        </w:rPr>
+        <w:t>All errors are caught and shown to the user in a dialog, ensuring the application remains user-friendly and robust against failures.</w:t>
+      </w:r>
+    </w:p>
+    <w:p>
+      <w:pPr>
+        <w:spacing w:after="0"/>
+        <w:ind w:left="-426"/>
+        <w:rPr>
+          <w:rFonts w:ascii="Times New Roman" w:hAnsi="Times New Roman" w:cs="Times New Roman"/>
+        </w:rPr>
+      </w:pPr>
+      <w:r>
+        <w:rPr>
+          <w:rFonts w:ascii="Times New Roman" w:hAnsi="Times New Roman" w:cs="Times New Roman"/>
+        </w:rPr>
+        <mc:AlternateContent>
+          <mc:Choice Requires="wps">
+            <w:drawing>
+              <wp:anchor distT="0" distB="0" distL="114300" distR="114300" simplePos="0" relativeHeight="251661312" behindDoc="0" locked="0" layoutInCell="1" allowOverlap="1" wp14:anchorId="1C19608A" wp14:editId="2385B6D5">
+                <wp:simplePos x="0" y="0"/>
+                <wp:positionH relativeFrom="column">
+                  <wp:posOffset>-257176</wp:posOffset>
+                </wp:positionH>
+                <wp:positionV relativeFrom="paragraph">
+                  <wp:posOffset>98425</wp:posOffset>
+                </wp:positionV>
+                <wp:extent cx="6467475" cy="2409825"/>
+                <wp:effectExtent l="0" t="0" r="9525" b="9525"/>
+                <wp:wrapNone/>
+                <wp:docPr id="5" name="Freeform 5"/>
+                <wp:cNvGraphicFramePr/>
+                <a:graphic xmlns:a="http://schemas.openxmlformats.org/drawingml/2006/main">
+                  <a:graphicData uri="http://schemas.microsoft.com/office/word/2010/wordprocessingShape">
+                    <wps:wsp>
+                      <wps:cNvSpPr/>
+                      <wps:spPr>
+                        <a:xfrm>
+                          <a:off x="0" y="0"/>
+                          <a:ext cx="6467475" cy="2409825"/>
+                        </a:xfrm>
+                        <a:custGeom>
+                          <a:avLst/>
+                          <a:gdLst/>
+                          <a:ahLst/>
+                          <a:cxnLst/>
+                          <a:rect l="l" t="t" r="r" b="b"/>
+                          <a:pathLst>
+                            <a:path w="8396529" h="3127707">
+                              <a:moveTo>
+                                <a:pt x="0" y="0"/>
+                              </a:moveTo>
+                              <a:lnTo>
+                                <a:pt x="8396529" y="0"/>
+                              </a:lnTo>
+                              <a:lnTo>
+                                <a:pt x="8396529" y="3127707"/>
+                              </a:lnTo>
+                              <a:lnTo>
+                                <a:pt x="0" y="3127707"/>
+                              </a:lnTo>
+                              <a:lnTo>
+                                <a:pt x="0" y="0"/>
+                              </a:lnTo>
+                              <a:close/>
+                            </a:path>
+                          </a:pathLst>
+                        </a:custGeom>
+                        <a:blipFill>
+                          <a:blip r:embed="rId27"/>
+                          <a:stretch>
+                            <a:fillRect/>
+                          </a:stretch>
+                        </a:blipFill>
+                      </wps:spPr>
+                      <wps:bodyPr/>
+                    </wps:wsp>
+                  </a:graphicData>
+                </a:graphic>
+                <wp14:sizeRelH relativeFrom="margin">
+                  <wp14:pctWidth>0</wp14:pctWidth>
+                </wp14:sizeRelH>
+                <wp14:sizeRelV relativeFrom="margin">
+                  <wp14:pctHeight>0</wp14:pctHeight>
+                </wp14:sizeRelV>
+              </wp:anchor>
+            </w:drawing>
+          </mc:Choice>
+          <mc:Fallback>
+            <w:pict>
+              <v:shape w14:anchorId="3B91798E" id="Freeform 5" o:spid="_x0000_s1026" style="position:absolute;margin-left:-20.25pt;margin-top:7.75pt;width:509.25pt;height:189.75pt;z-index:251661312;visibility:visible;mso-wrap-style:square;mso-width-percent:0;mso-height-percent:0;mso-wrap-distance-left:9pt;mso-wrap-distance-top:0;mso-wrap-distance-right:9pt;mso-wrap-distance-bottom:0;mso-position-horizontal:absolute;mso-position-horizontal-relative:text;mso-position-vertical:absolute;mso-position-vertical-relative:text;mso-width-percent:0;mso-height-percent:0;mso-width-relative:margin;mso-height-relative:margin;v-text-anchor:top" coordsize="8396529,3127707" o:gfxdata="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" path="m,l8396529,r,3127707l,3127707,,xe" stroked="f">
+                <v:fill r:id="rId28" o:title="" recolor="t" rotate="t" type="frame"/>
+                <v:path arrowok="t"/>
+              </v:shape>
+            </w:pict>
+          </mc:Fallback>
+        </mc:AlternateContent>
+      </w:r>
+    </w:p>
+    <w:p>
+      <w:pPr>
+        <w:spacing w:after="0"/>
+        <w:ind w:left="-426"/>
+        <w:rPr>
+          <w:rFonts w:ascii="Times New Roman" w:hAnsi="Times New Roman" w:cs="Times New Roman"/>
+        </w:rPr>
+      </w:pPr>
+    </w:p>
+    <w:p>
+      <w:pPr>
+        <w:spacing w:after="0"/>
+        <w:ind w:left="-426"/>
+        <w:rPr>
+          <w:rFonts w:ascii="Times New Roman" w:hAnsi="Times New Roman" w:cs="Times New Roman"/>
+        </w:rPr>
+      </w:pPr>
+    </w:p>
+    <w:p>
+      <w:pPr>
+        <w:spacing w:after="0"/>
+        <w:ind w:left="-426"/>
+        <w:rPr>
+          <w:rFonts w:ascii="Times New Roman" w:hAnsi="Times New Roman" w:cs="Times New Roman"/>
+        </w:rPr>
+      </w:pPr>
+    </w:p>
+    <w:p>
+      <w:pPr>
+        <w:spacing w:after="0"/>
+        <w:ind w:left="-426"/>
+        <w:rPr>
+          <w:rFonts w:ascii="Times New Roman" w:hAnsi="Times New Roman" w:cs="Times New Roman"/>
+        </w:rPr>
+      </w:pPr>
+    </w:p>
+    <w:p>
+      <w:pPr>
+        <w:spacing w:after="0"/>
+        <w:ind w:left="-426"/>
+        <w:rPr>
+          <w:rFonts w:ascii="Times New Roman" w:hAnsi="Times New Roman" w:cs="Times New Roman"/>
+        </w:rPr>
+      </w:pPr>
+    </w:p>
+    <w:p>
+      <w:pPr>
+        <w:spacing w:after="0"/>
+        <w:ind w:left="-426"/>
+        <w:rPr>
+          <w:rFonts w:ascii="Times New Roman" w:hAnsi="Times New Roman" w:cs="Times New Roman"/>
+        </w:rPr>
+      </w:pPr>
+    </w:p>
+    <w:p>
+      <w:pPr>
+        <w:spacing w:after="0"/>
+        <w:ind w:left="-426"/>
+        <w:rPr>
+          <w:rFonts w:ascii="Times New Roman" w:hAnsi="Times New Roman" w:cs="Times New Roman"/>
+        </w:rPr>
+      </w:pPr>
+    </w:p>
+    <w:p>
+      <w:pPr>
+        <w:spacing w:after="0"/>
+        <w:ind w:left="-426"/>
+        <w:rPr>
+          <w:rFonts w:ascii="Times New Roman" w:hAnsi="Times New Roman" w:cs="Times New Roman"/>
+        </w:rPr>
+      </w:pPr>
+    </w:p>
+    <w:p>
+      <w:pPr>
+        <w:spacing w:after="0"/>
+        <w:ind w:left="-426"/>
+        <w:rPr>
+          <w:rFonts w:ascii="Times New Roman" w:hAnsi="Times New Roman" w:cs="Times New Roman"/>
+        </w:rPr>
+      </w:pPr>
+    </w:p>
+    <w:p>
+      <w:pPr>
+        <w:spacing w:after="0"/>
+        <w:ind w:left="-426"/>
+        <w:rPr>
+          <w:rFonts w:ascii="Times New Roman" w:hAnsi="Times New Roman" w:cs="Times New Roman"/>
+        </w:rPr>
+      </w:pPr>
+    </w:p>
+    <w:p>
+      <w:pPr>
+        <w:spacing w:after="0"/>
+        <w:ind w:left="-426"/>
+        <w:rPr>
+          <w:rFonts w:ascii="Times New Roman" w:hAnsi="Times New Roman" w:cs="Times New Roman"/>
+        </w:rPr>
+      </w:pPr>
+    </w:p>
+    <w:p>
+      <w:pPr>
+        <w:spacing w:after="0"/>
+        <w:ind w:left="-426"/>
+        <w:rPr>
+          <w:rFonts w:ascii="Times New Roman" w:hAnsi="Times New Roman" w:cs="Times New Roman"/>
+        </w:rPr>
+      </w:pPr>
+    </w:p>
+    <w:p>
+      <w:pPr>
+        <w:spacing w:after="0"/>
+        <w:ind w:left="-426"/>
+        <w:rPr>
+          <w:rFonts w:ascii="Times New Roman" w:hAnsi="Times New Roman" w:cs="Times New Roman"/>
+        </w:rPr>
+      </w:pPr>
+    </w:p>
+    <w:p>
+      <w:pPr>
+        <w:spacing w:after="0"/>
+        <w:ind w:left="-426"/>
+        <w:rPr>
+          <w:rFonts w:ascii="Times New Roman" w:hAnsi="Times New Roman" w:cs="Times New Roman"/>
+        </w:rPr>
+      </w:pPr>
+      <w:r>
         <w:rPr>
           <w:rFonts w:ascii="Times New Roman" w:hAnsi="Times New Roman" w:cs="Times New Roman"/>
           <w:b/>
@@ -7083,847 +6401,6 @@
           <w:sz w:val="40"/>
           <w:szCs w:val="40"/>
         </w:rPr>
-      </w:pPr>
-      <w:r>
-        <w:rPr>
-          <w:rFonts w:ascii="Times New Roman" w:hAnsi="Times New Roman" w:cs="Times New Roman"/>
-          <w:b/>
-          <w:bCs/>
-          <w:sz w:val="40"/>
-          <w:szCs w:val="40"/>
-        </w:rPr>
-        <w:lastRenderedPageBreak/>
-        <w:t>Implementation Highlights</w:t>
-      </w:r>
-    </w:p>
-    <w:p>
-      <w:pPr>
-        <w:spacing w:after="0"/>
-        <w:ind w:left="-426" w:right="-472"/>
-        <w:rPr>
-          <w:rFonts w:ascii="Times New Roman" w:hAnsi="Times New Roman" w:cs="Times New Roman"/>
-        </w:rPr>
-      </w:pPr>
-    </w:p>
-    <w:p>
-      <w:pPr>
-        <w:spacing w:after="0"/>
-        <w:ind w:left="-426"/>
-        <w:rPr>
-          <w:rFonts w:ascii="Times New Roman" w:hAnsi="Times New Roman" w:cs="Times New Roman"/>
-        </w:rPr>
-      </w:pPr>
-      <w:r>
-        <w:rPr>
-          <w:rFonts w:ascii="Times New Roman" w:hAnsi="Times New Roman" w:cs="Times New Roman"/>
-        </w:rPr>
-        <w:t xml:space="preserve">This project demonstrates clean </w:t>
-      </w:r>
-      <w:r>
-        <w:rPr>
-          <w:rFonts w:ascii="Times New Roman" w:hAnsi="Times New Roman" w:cs="Times New Roman"/>
-        </w:rPr>
-        <w:t>class structures in intelij format</w:t>
-      </w:r>
-      <w:r>
-        <w:rPr>
-          <w:rFonts w:ascii="Times New Roman" w:hAnsi="Times New Roman" w:cs="Times New Roman"/>
-        </w:rPr>
-        <w:t xml:space="preserve">, robust error handling, and efficient data management. </w:t>
-      </w:r>
-      <w:r>
-        <w:rPr>
-          <w:rFonts w:ascii="Times New Roman" w:hAnsi="Times New Roman" w:cs="Times New Roman"/>
-        </w:rPr>
-        <w:t>Some</w:t>
-      </w:r>
-      <w:r>
-        <w:rPr>
-          <w:rFonts w:ascii="Times New Roman" w:hAnsi="Times New Roman" w:cs="Times New Roman"/>
-        </w:rPr>
-        <w:t xml:space="preserve"> code snippets illustrating important implementation aspects</w:t>
-      </w:r>
-      <w:r>
-        <w:rPr>
-          <w:rFonts w:ascii="Times New Roman" w:hAnsi="Times New Roman" w:cs="Times New Roman"/>
-        </w:rPr>
-        <w:t xml:space="preserve"> are</w:t>
-      </w:r>
-      <w:r>
-        <w:rPr>
-          <w:rFonts w:ascii="Times New Roman" w:hAnsi="Times New Roman" w:cs="Times New Roman"/>
-        </w:rPr>
-        <w:t>:</w:t>
-      </w:r>
-    </w:p>
-    <w:p>
-      <w:pPr>
-        <w:spacing w:after="0"/>
-        <w:ind w:left="-426"/>
-        <w:rPr>
-          <w:rFonts w:ascii="Times New Roman" w:hAnsi="Times New Roman" w:cs="Times New Roman"/>
-        </w:rPr>
-      </w:pPr>
-    </w:p>
-    <w:p>
-      <w:pPr>
-        <w:spacing w:after="0"/>
-        <w:ind w:left="-426"/>
-        <w:rPr>
-          <w:rFonts w:ascii="Times New Roman" w:hAnsi="Times New Roman" w:cs="Times New Roman"/>
-          <w:b/>
-          <w:bCs/>
-          <w:u w:val="single"/>
-        </w:rPr>
-      </w:pPr>
-      <w:r>
-        <w:rPr>
-          <w:rFonts w:ascii="Times New Roman" w:hAnsi="Times New Roman" w:cs="Times New Roman"/>
-          <w:b/>
-          <w:bCs/>
-          <w:u w:val="single"/>
-        </w:rPr>
-        <w:t>Adding a Transaction via Service Layer</w:t>
-      </w:r>
-    </w:p>
-    <w:p>
-      <w:pPr>
-        <w:spacing w:after="0"/>
-        <w:ind w:left="-426"/>
-        <w:rPr>
-          <w:rFonts w:ascii="Times New Roman" w:hAnsi="Times New Roman" w:cs="Times New Roman"/>
-        </w:rPr>
-      </w:pPr>
-      <w:r>
-        <w:rPr>
-          <w:rFonts w:ascii="Times New Roman" w:hAnsi="Times New Roman" w:cs="Times New Roman"/>
-        </w:rPr>
-        <w:t>This method encapsulates the logic for adding a transaction, ensuring the UI does not interact directly with the database. It promotes maintainability and abstraction.</w:t>
-      </w:r>
-    </w:p>
-    <w:p>
-      <w:pPr>
-        <w:spacing w:after="0"/>
-        <w:ind w:left="-426"/>
-        <w:rPr>
-          <w:rFonts w:ascii="Times New Roman" w:hAnsi="Times New Roman" w:cs="Times New Roman"/>
-        </w:rPr>
-      </w:pPr>
-    </w:p>
-    <w:p>
-      <w:pPr>
-        <w:pBdr>
-          <w:top w:val="single" w:sz="4" w:space="1" w:color="auto"/>
-          <w:left w:val="single" w:sz="4" w:space="4" w:color="auto"/>
-          <w:bottom w:val="single" w:sz="4" w:space="1" w:color="auto"/>
-          <w:right w:val="single" w:sz="4" w:space="4" w:color="auto"/>
-        </w:pBdr>
-        <w:spacing w:after="0"/>
-        <w:ind w:left="-426"/>
-        <w:rPr>
-          <w:rFonts w:ascii="Courier New" w:hAnsi="Courier New" w:cs="Courier New"/>
-          <w:sz w:val="20"/>
-          <w:szCs w:val="20"/>
-        </w:rPr>
-      </w:pPr>
-      <w:r>
-        <w:rPr>
-          <w:rFonts w:ascii="Courier New" w:hAnsi="Courier New" w:cs="Courier New"/>
-          <w:sz w:val="20"/>
-          <w:szCs w:val="20"/>
-        </w:rPr>
-        <w:t>// AppService.java</w:t>
-      </w:r>
-    </w:p>
-    <w:p>
-      <w:pPr>
-        <w:pBdr>
-          <w:top w:val="single" w:sz="4" w:space="1" w:color="auto"/>
-          <w:left w:val="single" w:sz="4" w:space="4" w:color="auto"/>
-          <w:bottom w:val="single" w:sz="4" w:space="1" w:color="auto"/>
-          <w:right w:val="single" w:sz="4" w:space="4" w:color="auto"/>
-        </w:pBdr>
-        <w:spacing w:after="0"/>
-        <w:ind w:left="-426"/>
-        <w:rPr>
-          <w:rFonts w:ascii="Courier New" w:hAnsi="Courier New" w:cs="Courier New"/>
-          <w:sz w:val="20"/>
-          <w:szCs w:val="20"/>
-        </w:rPr>
-      </w:pPr>
-      <w:r>
-        <w:rPr>
-          <w:rFonts w:ascii="Courier New" w:hAnsi="Courier New" w:cs="Courier New"/>
-          <w:sz w:val="20"/>
-          <w:szCs w:val="20"/>
-        </w:rPr>
-        <w:t>public void addTransaction(Transaction t) throws AppException {</w:t>
-      </w:r>
-    </w:p>
-    <w:p>
-      <w:pPr>
-        <w:pBdr>
-          <w:top w:val="single" w:sz="4" w:space="1" w:color="auto"/>
-          <w:left w:val="single" w:sz="4" w:space="4" w:color="auto"/>
-          <w:bottom w:val="single" w:sz="4" w:space="1" w:color="auto"/>
-          <w:right w:val="single" w:sz="4" w:space="4" w:color="auto"/>
-        </w:pBdr>
-        <w:spacing w:after="0"/>
-        <w:ind w:left="-426"/>
-        <w:rPr>
-          <w:rFonts w:ascii="Courier New" w:hAnsi="Courier New" w:cs="Courier New"/>
-          <w:sz w:val="20"/>
-          <w:szCs w:val="20"/>
-        </w:rPr>
-      </w:pPr>
-      <w:r>
-        <w:rPr>
-          <w:rFonts w:ascii="Courier New" w:hAnsi="Courier New" w:cs="Courier New"/>
-          <w:sz w:val="20"/>
-          <w:szCs w:val="20"/>
-        </w:rPr>
-        <w:t xml:space="preserve">    dbManager.insertTransaction(t);</w:t>
-      </w:r>
-    </w:p>
-    <w:p>
-      <w:pPr>
-        <w:pBdr>
-          <w:top w:val="single" w:sz="4" w:space="1" w:color="auto"/>
-          <w:left w:val="single" w:sz="4" w:space="4" w:color="auto"/>
-          <w:bottom w:val="single" w:sz="4" w:space="1" w:color="auto"/>
-          <w:right w:val="single" w:sz="4" w:space="4" w:color="auto"/>
-        </w:pBdr>
-        <w:spacing w:after="0"/>
-        <w:ind w:left="-426"/>
-        <w:rPr>
-          <w:rFonts w:ascii="Courier New" w:hAnsi="Courier New" w:cs="Courier New"/>
-          <w:sz w:val="20"/>
-          <w:szCs w:val="20"/>
-        </w:rPr>
-      </w:pPr>
-      <w:r>
-        <w:rPr>
-          <w:rFonts w:ascii="Courier New" w:hAnsi="Courier New" w:cs="Courier New"/>
-          <w:sz w:val="20"/>
-          <w:szCs w:val="20"/>
-        </w:rPr>
-        <w:t>}</w:t>
-      </w:r>
-    </w:p>
-    <w:p>
-      <w:pPr>
-        <w:spacing w:after="0"/>
-        <w:ind w:left="-426"/>
-        <w:rPr>
-          <w:rFonts w:ascii="Courier New" w:hAnsi="Courier New" w:cs="Courier New"/>
-          <w:sz w:val="20"/>
-          <w:szCs w:val="20"/>
-        </w:rPr>
-      </w:pPr>
-    </w:p>
-    <w:p>
-      <w:pPr>
-        <w:spacing w:after="0"/>
-        <w:ind w:left="-426"/>
-        <w:rPr>
-          <w:rFonts w:ascii="Times New Roman" w:hAnsi="Times New Roman" w:cs="Times New Roman"/>
-          <w:b/>
-          <w:bCs/>
-          <w:u w:val="single"/>
-        </w:rPr>
-      </w:pPr>
-      <w:r>
-        <w:rPr>
-          <w:rFonts w:ascii="Times New Roman" w:hAnsi="Times New Roman" w:cs="Times New Roman"/>
-          <w:b/>
-          <w:bCs/>
-          <w:u w:val="single"/>
-        </w:rPr>
-        <w:t>Fetching and Displaying Transactions</w:t>
-      </w:r>
-    </w:p>
-    <w:p>
-      <w:pPr>
-        <w:spacing w:after="0"/>
-        <w:ind w:left="-426"/>
-        <w:rPr>
-          <w:rFonts w:ascii="Times New Roman" w:hAnsi="Times New Roman" w:cs="Times New Roman"/>
-        </w:rPr>
-      </w:pPr>
-      <w:r>
-        <w:rPr>
-          <w:rFonts w:ascii="Times New Roman" w:hAnsi="Times New Roman" w:cs="Times New Roman"/>
-        </w:rPr>
-        <w:t>Transactions are fetched from the service layer and displayed in a table. This demonstrates the use of collections and separation between data retrieval and UI rendering.</w:t>
-      </w:r>
-    </w:p>
-    <w:p>
-      <w:pPr>
-        <w:spacing w:after="0"/>
-        <w:ind w:left="-426"/>
-        <w:rPr>
-          <w:rFonts w:ascii="Times New Roman" w:hAnsi="Times New Roman" w:cs="Times New Roman"/>
-        </w:rPr>
-      </w:pPr>
-    </w:p>
-    <w:p>
-      <w:pPr>
-        <w:pBdr>
-          <w:top w:val="single" w:sz="4" w:space="1" w:color="auto"/>
-          <w:left w:val="single" w:sz="4" w:space="4" w:color="auto"/>
-          <w:bottom w:val="single" w:sz="4" w:space="1" w:color="auto"/>
-          <w:right w:val="single" w:sz="4" w:space="4" w:color="auto"/>
-        </w:pBdr>
-        <w:spacing w:after="0"/>
-        <w:ind w:left="-426"/>
-        <w:rPr>
-          <w:rFonts w:ascii="Courier New" w:hAnsi="Courier New" w:cs="Courier New"/>
-          <w:sz w:val="20"/>
-          <w:szCs w:val="20"/>
-        </w:rPr>
-      </w:pPr>
-      <w:r>
-        <w:rPr>
-          <w:rFonts w:ascii="Courier New" w:hAnsi="Courier New" w:cs="Courier New"/>
-          <w:sz w:val="20"/>
-          <w:szCs w:val="20"/>
-        </w:rPr>
-        <w:t>// TransactionsPanel.java</w:t>
-      </w:r>
-    </w:p>
-    <w:p>
-      <w:pPr>
-        <w:pBdr>
-          <w:top w:val="single" w:sz="4" w:space="1" w:color="auto"/>
-          <w:left w:val="single" w:sz="4" w:space="4" w:color="auto"/>
-          <w:bottom w:val="single" w:sz="4" w:space="1" w:color="auto"/>
-          <w:right w:val="single" w:sz="4" w:space="4" w:color="auto"/>
-        </w:pBdr>
-        <w:spacing w:after="0"/>
-        <w:ind w:left="-426"/>
-        <w:rPr>
-          <w:rFonts w:ascii="Courier New" w:hAnsi="Courier New" w:cs="Courier New"/>
-          <w:sz w:val="20"/>
-          <w:szCs w:val="20"/>
-        </w:rPr>
-      </w:pPr>
-      <w:r>
-        <w:rPr>
-          <w:rFonts w:ascii="Courier New" w:hAnsi="Courier New" w:cs="Courier New"/>
-          <w:sz w:val="20"/>
-          <w:szCs w:val="20"/>
-        </w:rPr>
-        <w:t>List&lt;Transaction&gt; transactions = appService.getTransactions();</w:t>
-      </w:r>
-    </w:p>
-    <w:p>
-      <w:pPr>
-        <w:pBdr>
-          <w:top w:val="single" w:sz="4" w:space="1" w:color="auto"/>
-          <w:left w:val="single" w:sz="4" w:space="4" w:color="auto"/>
-          <w:bottom w:val="single" w:sz="4" w:space="1" w:color="auto"/>
-          <w:right w:val="single" w:sz="4" w:space="4" w:color="auto"/>
-        </w:pBdr>
-        <w:spacing w:after="0"/>
-        <w:ind w:left="-426"/>
-        <w:rPr>
-          <w:rFonts w:ascii="Courier New" w:hAnsi="Courier New" w:cs="Courier New"/>
-          <w:sz w:val="20"/>
-          <w:szCs w:val="20"/>
-        </w:rPr>
-      </w:pPr>
-      <w:r>
-        <w:rPr>
-          <w:rFonts w:ascii="Courier New" w:hAnsi="Courier New" w:cs="Courier New"/>
-          <w:sz w:val="20"/>
-          <w:szCs w:val="20"/>
-        </w:rPr>
-        <w:t>for (Transaction t : transactions) {</w:t>
-      </w:r>
-    </w:p>
-    <w:p>
-      <w:pPr>
-        <w:pBdr>
-          <w:top w:val="single" w:sz="4" w:space="1" w:color="auto"/>
-          <w:left w:val="single" w:sz="4" w:space="4" w:color="auto"/>
-          <w:bottom w:val="single" w:sz="4" w:space="1" w:color="auto"/>
-          <w:right w:val="single" w:sz="4" w:space="4" w:color="auto"/>
-        </w:pBdr>
-        <w:spacing w:after="0"/>
-        <w:ind w:left="-426"/>
-        <w:rPr>
-          <w:rFonts w:ascii="Courier New" w:hAnsi="Courier New" w:cs="Courier New"/>
-          <w:sz w:val="20"/>
-          <w:szCs w:val="20"/>
-        </w:rPr>
-      </w:pPr>
-      <w:r>
-        <w:rPr>
-          <w:rFonts w:ascii="Courier New" w:hAnsi="Courier New" w:cs="Courier New"/>
-          <w:sz w:val="20"/>
-          <w:szCs w:val="20"/>
-        </w:rPr>
-        <w:t xml:space="preserve">    tableModel.addRow(new Object[]{t.getDate(), t.getCategory(), t.getAmount()});</w:t>
-      </w:r>
-    </w:p>
-    <w:p>
-      <w:pPr>
-        <w:pBdr>
-          <w:top w:val="single" w:sz="4" w:space="1" w:color="auto"/>
-          <w:left w:val="single" w:sz="4" w:space="4" w:color="auto"/>
-          <w:bottom w:val="single" w:sz="4" w:space="1" w:color="auto"/>
-          <w:right w:val="single" w:sz="4" w:space="4" w:color="auto"/>
-        </w:pBdr>
-        <w:spacing w:after="0"/>
-        <w:ind w:left="-426"/>
-        <w:rPr>
-          <w:rFonts w:ascii="Courier New" w:hAnsi="Courier New" w:cs="Courier New"/>
-          <w:sz w:val="20"/>
-          <w:szCs w:val="20"/>
-        </w:rPr>
-      </w:pPr>
-      <w:r>
-        <w:rPr>
-          <w:rFonts w:ascii="Courier New" w:hAnsi="Courier New" w:cs="Courier New"/>
-          <w:sz w:val="20"/>
-          <w:szCs w:val="20"/>
-        </w:rPr>
-        <w:t xml:space="preserve">} </w:t>
-      </w:r>
-    </w:p>
-    <w:p>
-      <w:pPr>
-        <w:spacing w:after="0"/>
-        <w:ind w:left="-426"/>
-        <w:rPr>
-          <w:rFonts w:ascii="Times New Roman" w:hAnsi="Times New Roman" w:cs="Times New Roman"/>
-        </w:rPr>
-      </w:pPr>
-    </w:p>
-    <w:p>
-      <w:pPr>
-        <w:spacing w:after="0"/>
-        <w:ind w:left="-426"/>
-        <w:rPr>
-          <w:rFonts w:ascii="Times New Roman" w:hAnsi="Times New Roman" w:cs="Times New Roman"/>
-          <w:b/>
-          <w:bCs/>
-          <w:u w:val="single"/>
-        </w:rPr>
-      </w:pPr>
-      <w:r>
-        <w:rPr>
-          <w:rFonts w:ascii="Times New Roman" w:hAnsi="Times New Roman" w:cs="Times New Roman"/>
-          <w:b/>
-          <w:bCs/>
-          <w:u w:val="single"/>
-        </w:rPr>
-        <w:t>Exception Handling in the UI</w:t>
-      </w:r>
-    </w:p>
-    <w:p>
-      <w:pPr>
-        <w:spacing w:after="0"/>
-        <w:ind w:left="-426"/>
-        <w:rPr>
-          <w:rFonts w:ascii="Times New Roman" w:hAnsi="Times New Roman" w:cs="Times New Roman"/>
-        </w:rPr>
-      </w:pPr>
-      <w:r>
-        <w:rPr>
-          <w:rFonts w:ascii="Times New Roman" w:hAnsi="Times New Roman" w:cs="Times New Roman"/>
-        </w:rPr>
-        <w:t>All errors are caught and shown to the user in a dialog, ensuring the application remains user-friendly and robust against failures.</w:t>
-      </w:r>
-    </w:p>
-    <w:p>
-      <w:pPr>
-        <w:spacing w:after="0"/>
-        <w:ind w:left="-426"/>
-        <w:rPr>
-          <w:rFonts w:ascii="Times New Roman" w:hAnsi="Times New Roman" w:cs="Times New Roman"/>
-        </w:rPr>
-      </w:pPr>
-    </w:p>
-    <w:p>
-      <w:pPr>
-        <w:pBdr>
-          <w:top w:val="single" w:sz="4" w:space="1" w:color="auto"/>
-          <w:left w:val="single" w:sz="4" w:space="4" w:color="auto"/>
-          <w:bottom w:val="single" w:sz="4" w:space="1" w:color="auto"/>
-          <w:right w:val="single" w:sz="4" w:space="4" w:color="auto"/>
-        </w:pBdr>
-        <w:spacing w:after="0"/>
-        <w:ind w:left="-426"/>
-        <w:rPr>
-          <w:rFonts w:ascii="Courier New" w:hAnsi="Courier New" w:cs="Courier New"/>
-          <w:sz w:val="20"/>
-          <w:szCs w:val="20"/>
-        </w:rPr>
-      </w:pPr>
-      <w:r>
-        <w:rPr>
-          <w:rFonts w:ascii="Courier New" w:hAnsi="Courier New" w:cs="Courier New"/>
-          <w:sz w:val="20"/>
-          <w:szCs w:val="20"/>
-        </w:rPr>
-        <w:t>try {</w:t>
-      </w:r>
-    </w:p>
-    <w:p>
-      <w:pPr>
-        <w:pBdr>
-          <w:top w:val="single" w:sz="4" w:space="1" w:color="auto"/>
-          <w:left w:val="single" w:sz="4" w:space="4" w:color="auto"/>
-          <w:bottom w:val="single" w:sz="4" w:space="1" w:color="auto"/>
-          <w:right w:val="single" w:sz="4" w:space="4" w:color="auto"/>
-        </w:pBdr>
-        <w:spacing w:after="0"/>
-        <w:ind w:left="-426"/>
-        <w:rPr>
-          <w:rFonts w:ascii="Courier New" w:hAnsi="Courier New" w:cs="Courier New"/>
-          <w:sz w:val="20"/>
-          <w:szCs w:val="20"/>
-        </w:rPr>
-      </w:pPr>
-      <w:r>
-        <w:rPr>
-          <w:rFonts w:ascii="Courier New" w:hAnsi="Courier New" w:cs="Courier New"/>
-          <w:sz w:val="20"/>
-          <w:szCs w:val="20"/>
-        </w:rPr>
-        <w:t xml:space="preserve">    appService.addTransaction(newTransaction);</w:t>
-      </w:r>
-    </w:p>
-    <w:p>
-      <w:pPr>
-        <w:pBdr>
-          <w:top w:val="single" w:sz="4" w:space="1" w:color="auto"/>
-          <w:left w:val="single" w:sz="4" w:space="4" w:color="auto"/>
-          <w:bottom w:val="single" w:sz="4" w:space="1" w:color="auto"/>
-          <w:right w:val="single" w:sz="4" w:space="4" w:color="auto"/>
-        </w:pBdr>
-        <w:spacing w:after="0"/>
-        <w:ind w:left="-426"/>
-        <w:rPr>
-          <w:rFonts w:ascii="Courier New" w:hAnsi="Courier New" w:cs="Courier New"/>
-          <w:sz w:val="20"/>
-          <w:szCs w:val="20"/>
-        </w:rPr>
-      </w:pPr>
-      <w:r>
-        <w:rPr>
-          <w:rFonts w:ascii="Courier New" w:hAnsi="Courier New" w:cs="Courier New"/>
-          <w:sz w:val="20"/>
-          <w:szCs w:val="20"/>
-        </w:rPr>
-        <w:t>} catch (AppException e) {</w:t>
-      </w:r>
-    </w:p>
-    <w:p>
-      <w:pPr>
-        <w:pBdr>
-          <w:top w:val="single" w:sz="4" w:space="1" w:color="auto"/>
-          <w:left w:val="single" w:sz="4" w:space="4" w:color="auto"/>
-          <w:bottom w:val="single" w:sz="4" w:space="1" w:color="auto"/>
-          <w:right w:val="single" w:sz="4" w:space="4" w:color="auto"/>
-        </w:pBdr>
-        <w:spacing w:after="0"/>
-        <w:ind w:left="-426"/>
-        <w:rPr>
-          <w:rFonts w:ascii="Courier New" w:hAnsi="Courier New" w:cs="Courier New"/>
-          <w:sz w:val="20"/>
-          <w:szCs w:val="20"/>
-        </w:rPr>
-      </w:pPr>
-      <w:r>
-        <w:rPr>
-          <w:rFonts w:ascii="Courier New" w:hAnsi="Courier New" w:cs="Courier New"/>
-          <w:sz w:val="20"/>
-          <w:szCs w:val="20"/>
-        </w:rPr>
-        <w:t xml:space="preserve">    JOptionPane.showMessageDialog(this, "Error: " + e.getMessage());</w:t>
-      </w:r>
-    </w:p>
-    <w:p>
-      <w:pPr>
-        <w:pBdr>
-          <w:top w:val="single" w:sz="4" w:space="1" w:color="auto"/>
-          <w:left w:val="single" w:sz="4" w:space="4" w:color="auto"/>
-          <w:bottom w:val="single" w:sz="4" w:space="1" w:color="auto"/>
-          <w:right w:val="single" w:sz="4" w:space="4" w:color="auto"/>
-        </w:pBdr>
-        <w:spacing w:after="0"/>
-        <w:ind w:left="-426"/>
-        <w:rPr>
-          <w:rFonts w:ascii="Courier New" w:hAnsi="Courier New" w:cs="Courier New"/>
-          <w:sz w:val="20"/>
-          <w:szCs w:val="20"/>
-        </w:rPr>
-      </w:pPr>
-      <w:r>
-        <w:rPr>
-          <w:rFonts w:ascii="Courier New" w:hAnsi="Courier New" w:cs="Courier New"/>
-          <w:sz w:val="20"/>
-          <w:szCs w:val="20"/>
-        </w:rPr>
-        <w:t xml:space="preserve">} </w:t>
-      </w:r>
-    </w:p>
-    <w:p>
-      <w:pPr>
-        <w:spacing w:after="0"/>
-        <w:ind w:left="-426"/>
-        <w:rPr>
-          <w:rFonts w:ascii="Times New Roman" w:hAnsi="Times New Roman" w:cs="Times New Roman"/>
-        </w:rPr>
-      </w:pPr>
-    </w:p>
-    <w:p>
-      <w:pPr>
-        <w:spacing w:after="0"/>
-        <w:ind w:left="-426"/>
-        <w:rPr>
-          <w:rFonts w:ascii="Times New Roman" w:hAnsi="Times New Roman" w:cs="Times New Roman"/>
-          <w:b/>
-          <w:bCs/>
-          <w:u w:val="single"/>
-        </w:rPr>
-      </w:pPr>
-      <w:r>
-        <w:rPr>
-          <w:rFonts w:ascii="Times New Roman" w:hAnsi="Times New Roman" w:cs="Times New Roman"/>
-          <w:b/>
-          <w:bCs/>
-          <w:u w:val="single"/>
-        </w:rPr>
-        <w:t>Calculating Category Totals for Visualization</w:t>
-      </w:r>
-    </w:p>
-    <w:p>
-      <w:pPr>
-        <w:spacing w:after="0"/>
-        <w:ind w:left="-426"/>
-        <w:rPr>
-          <w:rFonts w:ascii="Times New Roman" w:hAnsi="Times New Roman" w:cs="Times New Roman"/>
-        </w:rPr>
-      </w:pPr>
-      <w:r>
-        <w:rPr>
-          <w:rFonts w:ascii="Times New Roman" w:hAnsi="Times New Roman" w:cs="Times New Roman"/>
-        </w:rPr>
-        <w:t>This snippet aggregates transaction amounts by category, enabling the generation of pie or bar charts for the dashboard.</w:t>
-      </w:r>
-    </w:p>
-    <w:p>
-      <w:pPr>
-        <w:spacing w:after="0"/>
-        <w:ind w:left="-426"/>
-        <w:rPr>
-          <w:rFonts w:ascii="Times New Roman" w:hAnsi="Times New Roman" w:cs="Times New Roman"/>
-        </w:rPr>
-      </w:pPr>
-    </w:p>
-    <w:p>
-      <w:pPr>
-        <w:pBdr>
-          <w:top w:val="single" w:sz="4" w:space="1" w:color="auto"/>
-          <w:left w:val="single" w:sz="4" w:space="4" w:color="auto"/>
-          <w:bottom w:val="single" w:sz="4" w:space="1" w:color="auto"/>
-          <w:right w:val="single" w:sz="4" w:space="4" w:color="auto"/>
-        </w:pBdr>
-        <w:spacing w:after="0"/>
-        <w:ind w:left="-426"/>
-        <w:rPr>
-          <w:rFonts w:ascii="Courier New" w:hAnsi="Courier New" w:cs="Courier New"/>
-          <w:sz w:val="20"/>
-          <w:szCs w:val="20"/>
-        </w:rPr>
-      </w:pPr>
-      <w:r>
-        <w:rPr>
-          <w:rFonts w:ascii="Courier New" w:hAnsi="Courier New" w:cs="Courier New"/>
-          <w:sz w:val="20"/>
-          <w:szCs w:val="20"/>
-        </w:rPr>
-        <w:t>Map&lt;String, Double&gt; categoryTotals = new HashMap&lt;&gt;();</w:t>
-      </w:r>
-    </w:p>
-    <w:p>
-      <w:pPr>
-        <w:pBdr>
-          <w:top w:val="single" w:sz="4" w:space="1" w:color="auto"/>
-          <w:left w:val="single" w:sz="4" w:space="4" w:color="auto"/>
-          <w:bottom w:val="single" w:sz="4" w:space="1" w:color="auto"/>
-          <w:right w:val="single" w:sz="4" w:space="4" w:color="auto"/>
-        </w:pBdr>
-        <w:spacing w:after="0"/>
-        <w:ind w:left="-426"/>
-        <w:rPr>
-          <w:rFonts w:ascii="Courier New" w:hAnsi="Courier New" w:cs="Courier New"/>
-          <w:sz w:val="20"/>
-          <w:szCs w:val="20"/>
-        </w:rPr>
-      </w:pPr>
-      <w:r>
-        <w:rPr>
-          <w:rFonts w:ascii="Courier New" w:hAnsi="Courier New" w:cs="Courier New"/>
-          <w:sz w:val="20"/>
-          <w:szCs w:val="20"/>
-        </w:rPr>
-        <w:t>for (Transaction t : transactions) {</w:t>
-      </w:r>
-    </w:p>
-    <w:p>
-      <w:pPr>
-        <w:pBdr>
-          <w:top w:val="single" w:sz="4" w:space="1" w:color="auto"/>
-          <w:left w:val="single" w:sz="4" w:space="4" w:color="auto"/>
-          <w:bottom w:val="single" w:sz="4" w:space="1" w:color="auto"/>
-          <w:right w:val="single" w:sz="4" w:space="4" w:color="auto"/>
-        </w:pBdr>
-        <w:spacing w:after="0"/>
-        <w:ind w:left="-426"/>
-        <w:rPr>
-          <w:rFonts w:ascii="Courier New" w:hAnsi="Courier New" w:cs="Courier New"/>
-          <w:sz w:val="20"/>
-          <w:szCs w:val="20"/>
-        </w:rPr>
-      </w:pPr>
-      <w:r>
-        <w:rPr>
-          <w:rFonts w:ascii="Courier New" w:hAnsi="Courier New" w:cs="Courier New"/>
-          <w:sz w:val="20"/>
-          <w:szCs w:val="20"/>
-        </w:rPr>
-        <w:t xml:space="preserve">    categoryTotals.put(</w:t>
-      </w:r>
-    </w:p>
-    <w:p>
-      <w:pPr>
-        <w:pBdr>
-          <w:top w:val="single" w:sz="4" w:space="1" w:color="auto"/>
-          <w:left w:val="single" w:sz="4" w:space="4" w:color="auto"/>
-          <w:bottom w:val="single" w:sz="4" w:space="1" w:color="auto"/>
-          <w:right w:val="single" w:sz="4" w:space="4" w:color="auto"/>
-        </w:pBdr>
-        <w:spacing w:after="0"/>
-        <w:ind w:left="-426"/>
-        <w:rPr>
-          <w:rFonts w:ascii="Courier New" w:hAnsi="Courier New" w:cs="Courier New"/>
-          <w:sz w:val="20"/>
-          <w:szCs w:val="20"/>
-        </w:rPr>
-      </w:pPr>
-      <w:r>
-        <w:rPr>
-          <w:rFonts w:ascii="Courier New" w:hAnsi="Courier New" w:cs="Courier New"/>
-          <w:sz w:val="20"/>
-          <w:szCs w:val="20"/>
-        </w:rPr>
-        <w:t xml:space="preserve">        t.getCategory(),</w:t>
-      </w:r>
-    </w:p>
-    <w:p>
-      <w:pPr>
-        <w:pBdr>
-          <w:top w:val="single" w:sz="4" w:space="1" w:color="auto"/>
-          <w:left w:val="single" w:sz="4" w:space="4" w:color="auto"/>
-          <w:bottom w:val="single" w:sz="4" w:space="1" w:color="auto"/>
-          <w:right w:val="single" w:sz="4" w:space="4" w:color="auto"/>
-        </w:pBdr>
-        <w:spacing w:after="0"/>
-        <w:ind w:left="-426"/>
-        <w:rPr>
-          <w:rFonts w:ascii="Courier New" w:hAnsi="Courier New" w:cs="Courier New"/>
-          <w:sz w:val="20"/>
-          <w:szCs w:val="20"/>
-        </w:rPr>
-      </w:pPr>
-      <w:r>
-        <w:rPr>
-          <w:rFonts w:ascii="Courier New" w:hAnsi="Courier New" w:cs="Courier New"/>
-          <w:sz w:val="20"/>
-          <w:szCs w:val="20"/>
-        </w:rPr>
-        <w:t xml:space="preserve">        categoryTotals.getOrDefault(t.getCategory(), 0.0) + t.getAmount()</w:t>
-      </w:r>
-    </w:p>
-    <w:p>
-      <w:pPr>
-        <w:pBdr>
-          <w:top w:val="single" w:sz="4" w:space="1" w:color="auto"/>
-          <w:left w:val="single" w:sz="4" w:space="4" w:color="auto"/>
-          <w:bottom w:val="single" w:sz="4" w:space="1" w:color="auto"/>
-          <w:right w:val="single" w:sz="4" w:space="4" w:color="auto"/>
-        </w:pBdr>
-        <w:spacing w:after="0"/>
-        <w:ind w:left="-426"/>
-        <w:rPr>
-          <w:rFonts w:ascii="Courier New" w:hAnsi="Courier New" w:cs="Courier New"/>
-          <w:sz w:val="20"/>
-          <w:szCs w:val="20"/>
-        </w:rPr>
-      </w:pPr>
-      <w:r>
-        <w:rPr>
-          <w:rFonts w:ascii="Courier New" w:hAnsi="Courier New" w:cs="Courier New"/>
-          <w:sz w:val="20"/>
-          <w:szCs w:val="20"/>
-        </w:rPr>
-        <w:t xml:space="preserve">    );</w:t>
-      </w:r>
-    </w:p>
-    <w:p>
-      <w:pPr>
-        <w:pBdr>
-          <w:top w:val="single" w:sz="4" w:space="1" w:color="auto"/>
-          <w:left w:val="single" w:sz="4" w:space="4" w:color="auto"/>
-          <w:bottom w:val="single" w:sz="4" w:space="1" w:color="auto"/>
-          <w:right w:val="single" w:sz="4" w:space="4" w:color="auto"/>
-        </w:pBdr>
-        <w:spacing w:after="0"/>
-        <w:ind w:left="-426"/>
-        <w:rPr>
-          <w:rFonts w:ascii="Times New Roman" w:hAnsi="Times New Roman" w:cs="Times New Roman"/>
-        </w:rPr>
-      </w:pPr>
-      <w:r>
-        <w:rPr>
-          <w:rFonts w:ascii="Courier New" w:hAnsi="Courier New" w:cs="Courier New"/>
-          <w:sz w:val="20"/>
-          <w:szCs w:val="20"/>
-        </w:rPr>
-        <w:t xml:space="preserve">} </w:t>
-      </w:r>
-      <w:r>
-        <w:rPr>
-          <w:rFonts w:ascii="Times New Roman" w:hAnsi="Times New Roman" w:cs="Times New Roman"/>
-        </w:rPr>
-        <w:br w:type="page"/>
-      </w:r>
-    </w:p>
-    <w:p>
-      <w:pPr>
-        <w:spacing w:after="0"/>
-        <w:ind w:left="-426" w:right="-472"/>
-        <w:rPr>
-          <w:rFonts w:ascii="Times New Roman" w:hAnsi="Times New Roman" w:cs="Times New Roman"/>
-          <w:b/>
-          <w:bCs/>
-          <w:sz w:val="40"/>
-          <w:szCs w:val="40"/>
-        </w:rPr>
-      </w:pPr>
-      <w:r>
-        <w:rPr>
-          <w:rFonts w:ascii="Times New Roman" w:hAnsi="Times New Roman" w:cs="Times New Roman"/>
-          <w:b/>
-          <w:bCs/>
-          <w:sz w:val="40"/>
-          <w:szCs w:val="40"/>
-        </w:rPr>
-        <w:lastRenderedPageBreak/>
         <w:t>Testing &amp; Error Handling</w:t>
       </w:r>
     </w:p>
@@ -8089,7 +6566,21 @@
         <w:rPr>
           <w:rFonts w:ascii="Times New Roman" w:hAnsi="Times New Roman" w:cs="Times New Roman"/>
         </w:rPr>
-        <w:t>Edge cases, such as duplicate category names, empty transaction lists, and invalid date formats, were also considered to ensure robust behavior.</w:t>
+        <w:t xml:space="preserve">Edge cases, such as duplicate category names, empty transaction lists, and invalid date formats, were also considered to ensure robust </w:t>
+      </w:r>
+      <w:proofErr w:type="spellStart"/>
+      <w:r>
+        <w:rPr>
+          <w:rFonts w:ascii="Times New Roman" w:hAnsi="Times New Roman" w:cs="Times New Roman"/>
+        </w:rPr>
+        <w:t>behavior</w:t>
+      </w:r>
+      <w:proofErr w:type="spellEnd"/>
+      <w:r>
+        <w:rPr>
+          <w:rFonts w:ascii="Times New Roman" w:hAnsi="Times New Roman" w:cs="Times New Roman"/>
+        </w:rPr>
+        <w:t>.</w:t>
       </w:r>
     </w:p>
     <w:p>
@@ -8159,7 +6650,21 @@
         <w:rPr>
           <w:rFonts w:ascii="Times New Roman" w:hAnsi="Times New Roman" w:cs="Times New Roman"/>
         </w:rPr>
-        <w:t>All database and business logic errors are wrapped in custom AppException objects.</w:t>
+        <w:t xml:space="preserve">All database and business logic errors are wrapped in custom </w:t>
+      </w:r>
+      <w:proofErr w:type="spellStart"/>
+      <w:r>
+        <w:rPr>
+          <w:rFonts w:ascii="Times New Roman" w:hAnsi="Times New Roman" w:cs="Times New Roman"/>
+        </w:rPr>
+        <w:t>AppException</w:t>
+      </w:r>
+      <w:proofErr w:type="spellEnd"/>
+      <w:r>
+        <w:rPr>
+          <w:rFonts w:ascii="Times New Roman" w:hAnsi="Times New Roman" w:cs="Times New Roman"/>
+        </w:rPr>
+        <w:t xml:space="preserve"> objects.</w:t>
       </w:r>
     </w:p>
     <w:p>
@@ -8364,7 +6869,7 @@
                     <pic:cNvPicPr/>
                   </pic:nvPicPr>
                   <pic:blipFill>
-                    <a:blip r:embed="rId10"/>
+                    <a:blip r:embed="rId29"/>
                     <a:stretch>
                       <a:fillRect/>
                     </a:stretch>
@@ -8513,8 +7018,18 @@
           <w:b/>
           <w:bCs/>
         </w:rPr>
-        <w:t>Implement DatabaseManager</w:t>
-      </w:r>
+        <w:t xml:space="preserve">Implement </w:t>
+      </w:r>
+      <w:proofErr w:type="spellStart"/>
+      <w:r>
+        <w:rPr>
+          <w:rFonts w:ascii="Times New Roman" w:hAnsi="Times New Roman" w:cs="Times New Roman"/>
+          <w:b/>
+          <w:bCs/>
+        </w:rPr>
+        <w:t>DatabaseManager</w:t>
+      </w:r>
+      <w:proofErr w:type="spellEnd"/>
       <w:r>
         <w:rPr>
           <w:rFonts w:ascii="Times New Roman" w:hAnsi="Times New Roman" w:cs="Times New Roman"/>
@@ -8545,7 +7060,25 @@
           <w:b/>
           <w:bCs/>
         </w:rPr>
-        <w:t>Create AppService layer</w:t>
+        <w:t xml:space="preserve">Create </w:t>
+      </w:r>
+      <w:proofErr w:type="spellStart"/>
+      <w:r>
+        <w:rPr>
+          <w:rFonts w:ascii="Times New Roman" w:hAnsi="Times New Roman" w:cs="Times New Roman"/>
+          <w:b/>
+          <w:bCs/>
+        </w:rPr>
+        <w:t>AppService</w:t>
+      </w:r>
+      <w:proofErr w:type="spellEnd"/>
+      <w:r>
+        <w:rPr>
+          <w:rFonts w:ascii="Times New Roman" w:hAnsi="Times New Roman" w:cs="Times New Roman"/>
+          <w:b/>
+          <w:bCs/>
+        </w:rPr>
+        <w:t xml:space="preserve"> layer</w:t>
       </w:r>
       <w:r>
         <w:rPr>
@@ -8584,7 +7117,49 @@
           <w:rFonts w:ascii="Times New Roman" w:hAnsi="Times New Roman" w:cs="Times New Roman"/>
         </w:rPr>
         <w:br/>
-        <w:t>Designed DashboardPanel, TransactionsPanel, and CategoriesPanel for the main interface.</w:t>
+        <w:t xml:space="preserve">Designed </w:t>
+      </w:r>
+      <w:proofErr w:type="spellStart"/>
+      <w:r>
+        <w:rPr>
+          <w:rFonts w:ascii="Times New Roman" w:hAnsi="Times New Roman" w:cs="Times New Roman"/>
+        </w:rPr>
+        <w:t>DashboardPanel</w:t>
+      </w:r>
+      <w:proofErr w:type="spellEnd"/>
+      <w:r>
+        <w:rPr>
+          <w:rFonts w:ascii="Times New Roman" w:hAnsi="Times New Roman" w:cs="Times New Roman"/>
+        </w:rPr>
+        <w:t xml:space="preserve">, </w:t>
+      </w:r>
+      <w:proofErr w:type="spellStart"/>
+      <w:r>
+        <w:rPr>
+          <w:rFonts w:ascii="Times New Roman" w:hAnsi="Times New Roman" w:cs="Times New Roman"/>
+        </w:rPr>
+        <w:t>TransactionsPanel</w:t>
+      </w:r>
+      <w:proofErr w:type="spellEnd"/>
+      <w:r>
+        <w:rPr>
+          <w:rFonts w:ascii="Times New Roman" w:hAnsi="Times New Roman" w:cs="Times New Roman"/>
+        </w:rPr>
+        <w:t xml:space="preserve">, and </w:t>
+      </w:r>
+      <w:proofErr w:type="spellStart"/>
+      <w:r>
+        <w:rPr>
+          <w:rFonts w:ascii="Times New Roman" w:hAnsi="Times New Roman" w:cs="Times New Roman"/>
+        </w:rPr>
+        <w:t>CategoriesPanel</w:t>
+      </w:r>
+      <w:proofErr w:type="spellEnd"/>
+      <w:r>
+        <w:rPr>
+          <w:rFonts w:ascii="Times New Roman" w:hAnsi="Times New Roman" w:cs="Times New Roman"/>
+        </w:rPr>
+        <w:t xml:space="preserve"> for the main interface.</w:t>
       </w:r>
     </w:p>
     <w:p>
@@ -8783,7 +7358,7 @@
       </w:pPr>
     </w:p>
     <w:sectPr>
-      <w:footerReference w:type="default" r:id="rId11"/>
+      <w:footerReference w:type="default" r:id="rId30"/>
       <w:pgSz w:w="11906" w:h="16838"/>
       <w:pgMar w:top="851" w:right="1440" w:bottom="1276" w:left="1440" w:header="708" w:footer="708" w:gutter="0"/>
       <w:pgBorders w:offsetFrom="page">
@@ -11032,7 +9607,6 @@
   <w:style w:type="character" w:default="1" w:styleId="DefaultParagraphFont">
     <w:name w:val="Default Paragraph Font"/>
     <w:uiPriority w:val="1"/>
-    <w:semiHidden/>
     <w:unhideWhenUsed/>
   </w:style>
   <w:style w:type="table" w:default="1" w:styleId="TableNormal">
